--- a/assessment_report_no_references.docx
+++ b/assessment_report_no_references.docx
@@ -4246,7 +4246,7 @@
         <w:autoSpaceDN w:val="0"/>
         <w:autoSpaceDE w:val="0"/>
         <w:widowControl/>
-        <w:spacing w:line="220" w:lineRule="exact" w:before="0" w:after="456"/>
+        <w:spacing w:line="220" w:lineRule="exact" w:before="0" w:after="458"/>
         <w:ind w:left="0" w:right="0"/>
       </w:pPr>
     </w:p>
@@ -4255,19 +4255,1588 @@
         <w:autoSpaceDN w:val="0"/>
         <w:autoSpaceDE w:val="0"/>
         <w:widowControl/>
-        <w:spacing w:line="332" w:lineRule="exact" w:before="0" w:after="0"/>
+        <w:spacing w:line="340" w:lineRule="exact" w:before="0" w:after="0"/>
+        <w:ind w:left="30" w:right="50" w:firstLine="0"/>
+        <w:jc w:val="both"/>
+      </w:pPr>
+      <w:r>
+        <w:rPr>
+          <w:rFonts w:ascii="Helvetica" w:hAnsi="Helvetica" w:eastAsia="Helvetica"/>
+          <w:b w:val="0"/>
+          <w:i w:val="0"/>
+          <w:color w:val="333333"/>
+          <w:sz w:val="22"/>
+        </w:rPr>
+        <w:t xml:space="preserve">Exploratory Data Analysis (EDA) was carried out to understand the structure, distribution, and </w:t>
+      </w:r>
+      <w:r>
+        <w:rPr>
+          <w:rFonts w:ascii="Helvetica" w:hAnsi="Helvetica" w:eastAsia="Helvetica"/>
+          <w:b w:val="0"/>
+          <w:i w:val="0"/>
+          <w:color w:val="333333"/>
+          <w:sz w:val="22"/>
+        </w:rPr>
+        <w:t xml:space="preserve">relationships within the dataset for the real estate price prediction task. The analysis aimed to </w:t>
+      </w:r>
+      <w:r>
+        <w:rPr>
+          <w:rFonts w:ascii="Helvetica" w:hAnsi="Helvetica" w:eastAsia="Helvetica"/>
+          <w:b w:val="0"/>
+          <w:i w:val="0"/>
+          <w:color w:val="333333"/>
+          <w:sz w:val="22"/>
+        </w:rPr>
+        <w:t xml:space="preserve">identify data quality issues, target distribution, feature behavior, and correlations that affect model </w:t>
+      </w:r>
+      <w:r>
+        <w:rPr>
+          <w:rFonts w:ascii="Helvetica" w:hAnsi="Helvetica" w:eastAsia="Helvetica"/>
+          <w:b w:val="0"/>
+          <w:i w:val="0"/>
+          <w:color w:val="333333"/>
+          <w:sz w:val="22"/>
+        </w:rPr>
+        <w:t>performance and algorithmic choices.</w:t>
+      </w:r>
+    </w:p>
+    <w:p>
+      <w:pPr>
+        <w:autoSpaceDN w:val="0"/>
+        <w:autoSpaceDE w:val="0"/>
+        <w:widowControl/>
+        <w:spacing w:line="352" w:lineRule="exact" w:before="304" w:after="0"/>
         <w:ind w:left="30" w:right="0" w:firstLine="0"/>
         <w:jc w:val="left"/>
       </w:pPr>
       <w:r>
         <w:rPr>
           <w:rFonts w:ascii="Helvetica" w:hAnsi="Helvetica" w:eastAsia="Helvetica"/>
+          <w:b w:val="0"/>
+          <w:i w:val="0"/>
+          <w:color w:val="333333"/>
+          <w:sz w:val="22"/>
+        </w:rPr>
+        <w:t xml:space="preserve">The training dataset has 16,512 observations and 11 attributes. These include physical structural </w:t>
+      </w:r>
+      <w:r>
+        <w:rPr>
+          <w:rFonts w:ascii="Helvetica" w:hAnsi="Helvetica" w:eastAsia="Helvetica"/>
+          <w:b w:val="0"/>
+          <w:i w:val="0"/>
+          <w:color w:val="333333"/>
+          <w:sz w:val="22"/>
+        </w:rPr>
+        <w:t xml:space="preserve">attributes, local demographic indicators, and geographic coordinates, along with the continuous </w:t>
+      </w:r>
+      <w:r>
+        <w:rPr>
+          <w:rFonts w:ascii="Helvetica" w:hAnsi="Helvetica" w:eastAsia="Helvetica"/>
+          <w:b w:val="0"/>
+          <w:i w:val="0"/>
+          <w:color w:val="333333"/>
+          <w:sz w:val="22"/>
+        </w:rPr>
+        <w:t xml:space="preserve">target variable </w:t>
+      </w:r>
+      <w:r>
+        <w:rPr>
+          <w:shd w:val="clear" w:color="auto" w:fill="f4f4f4"/>
+          <w:rFonts w:ascii="Courier" w:hAnsi="Courier" w:eastAsia="Courier"/>
+          <w:b w:val="0"/>
+          <w:i w:val="0"/>
+          <w:color w:val="333333"/>
+          <w:sz w:val="19"/>
+        </w:rPr>
+        <w:t>TargetPrice</w:t>
+      </w:r>
+      <w:r>
+        <w:rPr>
+          <w:rFonts w:ascii="Helvetica" w:hAnsi="Helvetica" w:eastAsia="Helvetica"/>
+          <w:b w:val="0"/>
+          <w:i w:val="0"/>
+          <w:color w:val="333333"/>
+          <w:sz w:val="22"/>
+        </w:rPr>
+        <w:t xml:space="preserve">. An initial check showed missing values in the </w:t>
+      </w:r>
+      <w:r>
+        <w:rPr>
+          <w:shd w:val="clear" w:color="auto" w:fill="f4f4f4"/>
+          <w:rFonts w:ascii="Courier" w:hAnsi="Courier" w:eastAsia="Courier"/>
+          <w:b w:val="0"/>
+          <w:i w:val="0"/>
+          <w:color w:val="333333"/>
+          <w:sz w:val="19"/>
+        </w:rPr>
+        <w:t>PropertyAge</w:t>
+      </w:r>
+      <w:r>
+        <w:rPr>
+          <w:rFonts w:ascii="Helvetica" w:hAnsi="Helvetica" w:eastAsia="Helvetica"/>
+          <w:b w:val="0"/>
+          <w:i w:val="0"/>
+          <w:color w:val="333333"/>
+          <w:sz w:val="22"/>
+        </w:rPr>
+        <w:t xml:space="preserve"> feature </w:t>
+      </w:r>
+      <w:r>
+        <w:rPr>
+          <w:rFonts w:ascii="Helvetica" w:hAnsi="Helvetica" w:eastAsia="Helvetica"/>
+          <w:b w:val="0"/>
+          <w:i w:val="0"/>
+          <w:color w:val="333333"/>
+          <w:sz w:val="22"/>
+        </w:rPr>
+        <w:t xml:space="preserve">(~7.9% of training records) and the </w:t>
+      </w:r>
+      <w:r>
+        <w:rPr>
+          <w:shd w:val="clear" w:color="auto" w:fill="f4f4f4"/>
+          <w:rFonts w:ascii="Courier" w:hAnsi="Courier" w:eastAsia="Courier"/>
+          <w:b w:val="0"/>
+          <w:i w:val="0"/>
+          <w:color w:val="333333"/>
+          <w:sz w:val="19"/>
+        </w:rPr>
+        <w:t>TotalBedrooms</w:t>
+      </w:r>
+      <w:r>
+        <w:rPr>
+          <w:rFonts w:ascii="Helvetica" w:hAnsi="Helvetica" w:eastAsia="Helvetica"/>
+          <w:b w:val="0"/>
+          <w:i w:val="0"/>
+          <w:color w:val="333333"/>
+          <w:sz w:val="22"/>
+        </w:rPr>
+        <w:t xml:space="preserve"> feature (~0.1%). The dataset contains a mix of </w:t>
+      </w:r>
+      <w:r>
+        <w:rPr>
+          <w:rFonts w:ascii="Helvetica" w:hAnsi="Helvetica" w:eastAsia="Helvetica"/>
+          <w:b w:val="0"/>
+          <w:i w:val="0"/>
+          <w:color w:val="333333"/>
+          <w:sz w:val="22"/>
+        </w:rPr>
+        <w:t xml:space="preserve">numerical (float and integer) and engineered categorical variables, supporting the use of robust </w:t>
+      </w:r>
+      <w:r>
+        <w:rPr>
+          <w:rFonts w:ascii="Helvetica" w:hAnsi="Helvetica" w:eastAsia="Helvetica"/>
+          <w:b w:val="0"/>
+          <w:i w:val="0"/>
+          <w:color w:val="333333"/>
+          <w:sz w:val="22"/>
+        </w:rPr>
+        <w:t>scaling, imputation, and encoding pipelines during model development.</w:t>
+      </w:r>
+    </w:p>
+    <w:p>
+      <w:pPr>
+        <w:autoSpaceDN w:val="0"/>
+        <w:autoSpaceDE w:val="0"/>
+        <w:widowControl/>
+        <w:spacing w:line="332" w:lineRule="exact" w:before="982" w:after="0"/>
+        <w:ind w:left="30" w:right="0" w:firstLine="0"/>
+        <w:jc w:val="left"/>
+      </w:pPr>
+      <w:r>
+        <w:rPr>
+          <w:rFonts w:ascii="Helvetica" w:hAnsi="Helvetica" w:eastAsia="Helvetica"/>
           <w:b/>
           <w:i w:val="0"/>
           <w:color w:val="1F3A52"/>
           <w:sz w:val="24"/>
         </w:rPr>
-        <w:t>1. Missing Value and Outlier Analysis</w:t>
+        <w:t>3.1 Target Variable Distribution and Boundary Capping</w:t>
+      </w:r>
+    </w:p>
+    <w:p>
+      <w:pPr>
+        <w:autoSpaceDN w:val="0"/>
+        <w:autoSpaceDE w:val="0"/>
+        <w:widowControl/>
+        <w:spacing w:line="352" w:lineRule="exact" w:before="270" w:after="0"/>
+        <w:ind w:left="30" w:right="0" w:firstLine="0"/>
+        <w:jc w:val="left"/>
+      </w:pPr>
+      <w:r>
+        <w:rPr>
+          <w:rFonts w:ascii="Helvetica" w:hAnsi="Helvetica" w:eastAsia="Helvetica"/>
+          <w:b w:val="0"/>
+          <w:i w:val="0"/>
+          <w:color w:val="333333"/>
+          <w:sz w:val="22"/>
+        </w:rPr>
+        <w:t xml:space="preserve">The target variable </w:t>
+      </w:r>
+      <w:r>
+        <w:rPr>
+          <w:shd w:val="clear" w:color="auto" w:fill="f4f4f4"/>
+          <w:rFonts w:ascii="Courier" w:hAnsi="Courier" w:eastAsia="Courier"/>
+          <w:b w:val="0"/>
+          <w:i w:val="0"/>
+          <w:color w:val="333333"/>
+          <w:sz w:val="19"/>
+        </w:rPr>
+        <w:t>TargetPrice</w:t>
+      </w:r>
+      <w:r>
+        <w:rPr>
+          <w:rFonts w:ascii="Helvetica" w:hAnsi="Helvetica" w:eastAsia="Helvetica"/>
+          <w:b w:val="0"/>
+          <w:i w:val="0"/>
+          <w:color w:val="333333"/>
+          <w:sz w:val="22"/>
+        </w:rPr>
+        <w:t xml:space="preserve"> shows the transaction price of properties (scaled by a factor of </w:t>
+      </w:r>
+      <w:r>
+        <w:rPr>
+          <w:rFonts w:ascii="Helvetica" w:hAnsi="Helvetica" w:eastAsia="Helvetica"/>
+          <w:b w:val="0"/>
+          <w:i w:val="0"/>
+          <w:color w:val="333333"/>
+          <w:sz w:val="22"/>
+        </w:rPr>
+        <w:t xml:space="preserve">100,000, e.g. a target value of 2.3367 represents a price of $233,671.67). Unlike classification </w:t>
+      </w:r>
+      <w:r>
+        <w:rPr>
+          <w:rFonts w:ascii="Helvetica" w:hAnsi="Helvetica" w:eastAsia="Helvetica"/>
+          <w:b w:val="0"/>
+          <w:i w:val="0"/>
+          <w:color w:val="333333"/>
+          <w:sz w:val="22"/>
+        </w:rPr>
+        <w:t xml:space="preserve">tasks, </w:t>
+      </w:r>
+      <w:r>
+        <w:rPr>
+          <w:shd w:val="clear" w:color="auto" w:fill="f4f4f4"/>
+          <w:rFonts w:ascii="Courier" w:hAnsi="Courier" w:eastAsia="Courier"/>
+          <w:b w:val="0"/>
+          <w:i w:val="0"/>
+          <w:color w:val="333333"/>
+          <w:sz w:val="19"/>
+        </w:rPr>
+        <w:t>TargetPrice</w:t>
+      </w:r>
+      <w:r>
+        <w:rPr>
+          <w:rFonts w:ascii="Helvetica" w:hAnsi="Helvetica" w:eastAsia="Helvetica"/>
+          <w:b w:val="0"/>
+          <w:i w:val="0"/>
+          <w:color w:val="333333"/>
+          <w:sz w:val="22"/>
+        </w:rPr>
+        <w:t xml:space="preserve"> is a continuous numerical variable. Analysis of its distribution showed a </w:t>
+      </w:r>
+      <w:r>
+        <w:rPr>
+          <w:rFonts w:ascii="Helvetica" w:hAnsi="Helvetica" w:eastAsia="Helvetica"/>
+          <w:b w:val="0"/>
+          <w:i w:val="0"/>
+          <w:color w:val="333333"/>
+          <w:sz w:val="22"/>
+        </w:rPr>
+        <w:t xml:space="preserve">right-skewed layout with a sharp spike at the upper boundary (5.0001), representing a hard price </w:t>
+      </w:r>
+      <w:r>
+        <w:rPr>
+          <w:rFonts w:ascii="Helvetica" w:hAnsi="Helvetica" w:eastAsia="Helvetica"/>
+          <w:b w:val="0"/>
+          <w:i w:val="0"/>
+          <w:color w:val="333333"/>
+          <w:sz w:val="22"/>
+        </w:rPr>
+        <w:t>cap of $500,000 imposed during data collection.</w:t>
+      </w:r>
+    </w:p>
+    <w:p>
+      <w:pPr>
+        <w:autoSpaceDN w:val="0"/>
+        <w:autoSpaceDE w:val="0"/>
+        <w:widowControl/>
+        <w:spacing w:line="352" w:lineRule="exact" w:before="304" w:after="0"/>
+        <w:ind w:left="30" w:right="0" w:firstLine="0"/>
+        <w:jc w:val="left"/>
+      </w:pPr>
+      <w:r>
+        <w:rPr>
+          <w:rFonts w:ascii="Helvetica" w:hAnsi="Helvetica" w:eastAsia="Helvetica"/>
+          <w:b w:val="0"/>
+          <w:i w:val="0"/>
+          <w:color w:val="333333"/>
+          <w:sz w:val="22"/>
+        </w:rPr>
+        <w:t xml:space="preserve">Because of this boundary limit and skewness, standard linear regressions are prone to predicting </w:t>
+      </w:r>
+      <w:r>
+        <w:rPr>
+          <w:rFonts w:ascii="Helvetica" w:hAnsi="Helvetica" w:eastAsia="Helvetica"/>
+          <w:b w:val="0"/>
+          <w:i w:val="0"/>
+          <w:color w:val="333333"/>
+          <w:sz w:val="22"/>
+        </w:rPr>
+        <w:t xml:space="preserve">negative values or out-of-bounds prices. So, we chose to implement a clipping threshold (capping </w:t>
+      </w:r>
+      <w:r>
+        <w:rPr>
+          <w:rFonts w:ascii="Helvetica" w:hAnsi="Helvetica" w:eastAsia="Helvetica"/>
+          <w:b w:val="0"/>
+          <w:i w:val="0"/>
+          <w:color w:val="333333"/>
+          <w:sz w:val="22"/>
+        </w:rPr>
+        <w:t>predictions at 0.0) in our model inference pipeline (</w:t>
+      </w:r>
+      <w:r>
+        <w:rPr>
+          <w:shd w:val="clear" w:color="auto" w:fill="f4f4f4"/>
+          <w:rFonts w:ascii="Courier" w:hAnsi="Courier" w:eastAsia="Courier"/>
+          <w:b w:val="0"/>
+          <w:i w:val="0"/>
+          <w:color w:val="333333"/>
+          <w:sz w:val="19"/>
+        </w:rPr>
+        <w:t>app.py</w:t>
+      </w:r>
+      <w:r>
+        <w:rPr>
+          <w:rFonts w:ascii="Helvetica" w:hAnsi="Helvetica" w:eastAsia="Helvetica"/>
+          <w:b w:val="0"/>
+          <w:i w:val="0"/>
+          <w:color w:val="333333"/>
+          <w:sz w:val="22"/>
+        </w:rPr>
+        <w:t xml:space="preserve"> and </w:t>
+      </w:r>
+      <w:r>
+        <w:rPr>
+          <w:shd w:val="clear" w:color="auto" w:fill="f4f4f4"/>
+          <w:rFonts w:ascii="Courier" w:hAnsi="Courier" w:eastAsia="Courier"/>
+          <w:b w:val="0"/>
+          <w:i w:val="0"/>
+          <w:color w:val="333333"/>
+          <w:sz w:val="19"/>
+        </w:rPr>
+        <w:t>06_model_inference.ipynb</w:t>
+      </w:r>
+      <w:r>
+        <w:rPr>
+          <w:rFonts w:ascii="Helvetica" w:hAnsi="Helvetica" w:eastAsia="Helvetica"/>
+          <w:b w:val="0"/>
+          <w:i w:val="0"/>
+          <w:color w:val="333333"/>
+          <w:sz w:val="22"/>
+        </w:rPr>
+        <w:t xml:space="preserve">). </w:t>
+      </w:r>
+      <w:r>
+        <w:rPr>
+          <w:rFonts w:ascii="Helvetica" w:hAnsi="Helvetica" w:eastAsia="Helvetica"/>
+          <w:b w:val="0"/>
+          <w:i w:val="0"/>
+          <w:color w:val="333333"/>
+          <w:sz w:val="22"/>
+        </w:rPr>
+        <w:t xml:space="preserve">Furthermore, this boundary behavior supported the use of non-parametric tree ensembles </w:t>
+      </w:r>
+      <w:r>
+        <w:rPr>
+          <w:rFonts w:ascii="Helvetica" w:hAnsi="Helvetica" w:eastAsia="Helvetica"/>
+          <w:b w:val="0"/>
+          <w:i w:val="0"/>
+          <w:color w:val="333333"/>
+          <w:sz w:val="22"/>
+        </w:rPr>
+        <w:t xml:space="preserve">(XGBoost and Random Forest), which construct split boundaries and handle capped limits and </w:t>
+      </w:r>
+      <w:r>
+        <w:rPr>
+          <w:rFonts w:ascii="Helvetica" w:hAnsi="Helvetica" w:eastAsia="Helvetica"/>
+          <w:b w:val="0"/>
+          <w:i w:val="0"/>
+          <w:color w:val="333333"/>
+          <w:sz w:val="22"/>
+        </w:rPr>
+        <w:t>skewness natively without requiring mathematical target transformations.</w:t>
+      </w:r>
+    </w:p>
+    <w:p>
+      <w:pPr>
+        <w:autoSpaceDN w:val="0"/>
+        <w:autoSpaceDE w:val="0"/>
+        <w:widowControl/>
+        <w:spacing w:line="332" w:lineRule="exact" w:before="982" w:after="0"/>
+        <w:ind w:left="30" w:right="0" w:firstLine="0"/>
+        <w:jc w:val="left"/>
+      </w:pPr>
+      <w:r>
+        <w:rPr>
+          <w:rFonts w:ascii="Helvetica" w:hAnsi="Helvetica" w:eastAsia="Helvetica"/>
+          <w:b/>
+          <w:i w:val="0"/>
+          <w:color w:val="1F3A52"/>
+          <w:sz w:val="24"/>
+        </w:rPr>
+        <w:t>3.2 Numerical Feature Distributions</w:t>
+      </w:r>
+    </w:p>
+    <w:p>
+      <w:pPr>
+        <w:autoSpaceDN w:val="0"/>
+        <w:autoSpaceDE w:val="0"/>
+        <w:widowControl/>
+        <w:spacing w:line="352" w:lineRule="exact" w:before="270" w:after="0"/>
+        <w:ind w:left="30" w:right="0" w:firstLine="0"/>
+        <w:jc w:val="left"/>
+      </w:pPr>
+      <w:r>
+        <w:rPr>
+          <w:rFonts w:ascii="Helvetica" w:hAnsi="Helvetica" w:eastAsia="Helvetica"/>
+          <w:b w:val="0"/>
+          <w:i w:val="0"/>
+          <w:color w:val="333333"/>
+          <w:sz w:val="22"/>
+        </w:rPr>
+        <w:t xml:space="preserve">The distributions of numerical features were examined using histograms with KDE overlays to </w:t>
+      </w:r>
+      <w:r>
+        <w:rPr>
+          <w:rFonts w:ascii="Helvetica" w:hAnsi="Helvetica" w:eastAsia="Helvetica"/>
+          <w:b w:val="0"/>
+          <w:i w:val="0"/>
+          <w:color w:val="333333"/>
+          <w:sz w:val="22"/>
+        </w:rPr>
+        <w:t>identify skewness, outliers, and general trends (see Figure 1).</w:t>
+      </w:r>
+    </w:p>
+    <w:p>
+      <w:pPr>
+        <w:sectPr>
+          <w:pgSz w:w="11906" w:h="16838"/>
+          <w:pgMar w:top="680" w:right="1104" w:bottom="1440" w:left="1124" w:header="720" w:footer="720" w:gutter="0"/>
+          <w:cols/>
+          <w:docGrid w:linePitch="360"/>
+        </w:sectPr>
+      </w:pPr>
+    </w:p>
+    <w:p>
+      <w:pPr>
+        <w:autoSpaceDN w:val="0"/>
+        <w:autoSpaceDE w:val="0"/>
+        <w:widowControl/>
+        <w:spacing w:line="220" w:lineRule="exact" w:before="0" w:after="498"/>
+        <w:ind w:left="0" w:right="0"/>
+      </w:pPr>
+    </w:p>
+    <w:p>
+      <w:pPr>
+        <w:autoSpaceDN w:val="0"/>
+        <w:autoSpaceDE w:val="0"/>
+        <w:widowControl/>
+        <w:spacing w:line="240" w:lineRule="auto" w:before="0" w:after="0"/>
+        <w:ind w:left="0" w:right="0" w:firstLine="0"/>
+        <w:jc w:val="center"/>
+      </w:pPr>
+      <w:r>
+        <w:drawing>
+          <wp:inline xmlns:a="http://schemas.openxmlformats.org/drawingml/2006/main" xmlns:pic="http://schemas.openxmlformats.org/drawingml/2006/picture">
+            <wp:extent cx="6094730" cy="4251959"/>
+            <wp:docPr id="1" name="Picture 1"/>
+            <wp:cNvGraphicFramePr>
+              <a:graphicFrameLocks noChangeAspect="1"/>
+            </wp:cNvGraphicFramePr>
+            <a:graphic>
+              <a:graphicData uri="http://schemas.openxmlformats.org/drawingml/2006/picture">
+                <pic:pic>
+                  <pic:nvPicPr>
+                    <pic:cNvPr id="0" name="image.png"/>
+                    <pic:cNvPicPr/>
+                  </pic:nvPicPr>
+                  <pic:blipFill>
+                    <a:blip r:embed="rId9"/>
+                    <a:stretch>
+                      <a:fillRect/>
+                    </a:stretch>
+                  </pic:blipFill>
+                  <pic:spPr>
+                    <a:xfrm>
+                      <a:off x="0" y="0"/>
+                      <a:ext cx="6094730" cy="4251959"/>
+                    </a:xfrm>
+                    <a:prstGeom prst="rect"/>
+                  </pic:spPr>
+                </pic:pic>
+              </a:graphicData>
+            </a:graphic>
+          </wp:inline>
+        </w:drawing>
+      </w:r>
+    </w:p>
+    <w:p>
+      <w:pPr>
+        <w:autoSpaceDN w:val="0"/>
+        <w:autoSpaceDE w:val="0"/>
+        <w:widowControl/>
+        <w:spacing w:line="352" w:lineRule="exact" w:before="178" w:after="0"/>
+        <w:ind w:left="30" w:right="80" w:firstLine="0"/>
+        <w:jc w:val="both"/>
+      </w:pPr>
+      <w:r>
+        <w:rPr>
+          <w:rFonts w:ascii="Helvetica" w:hAnsi="Helvetica" w:eastAsia="Helvetica"/>
+          <w:b w:val="0"/>
+          <w:i w:val="0"/>
+          <w:color w:val="333333"/>
+          <w:sz w:val="22"/>
+        </w:rPr>
+        <w:t>Applicant area income (</w:t>
+      </w:r>
+      <w:r>
+        <w:rPr>
+          <w:shd w:val="clear" w:color="auto" w:fill="f4f4f4"/>
+          <w:rFonts w:ascii="Courier" w:hAnsi="Courier" w:eastAsia="Courier"/>
+          <w:b w:val="0"/>
+          <w:i w:val="0"/>
+          <w:color w:val="333333"/>
+          <w:sz w:val="19"/>
+        </w:rPr>
+        <w:t>IncomeLevel</w:t>
+      </w:r>
+      <w:r>
+        <w:rPr>
+          <w:rFonts w:ascii="Helvetica" w:hAnsi="Helvetica" w:eastAsia="Helvetica"/>
+          <w:b w:val="0"/>
+          <w:i w:val="0"/>
+          <w:color w:val="333333"/>
+          <w:sz w:val="22"/>
+        </w:rPr>
+        <w:t xml:space="preserve">) showed a right-skewed distribution, indicating that most </w:t>
+      </w:r>
+      <w:r>
+        <w:rPr>
+          <w:rFonts w:ascii="Helvetica" w:hAnsi="Helvetica" w:eastAsia="Helvetica"/>
+          <w:b w:val="0"/>
+          <w:i w:val="0"/>
+          <w:color w:val="333333"/>
+          <w:sz w:val="22"/>
+        </w:rPr>
+        <w:t xml:space="preserve">property neighborhoods belong to middle-income classes, while a few represent high-income </w:t>
+      </w:r>
+      <w:r>
+        <w:rPr>
+          <w:rFonts w:ascii="Helvetica" w:hAnsi="Helvetica" w:eastAsia="Helvetica"/>
+          <w:b w:val="0"/>
+          <w:i w:val="0"/>
+          <w:color w:val="333333"/>
+          <w:sz w:val="22"/>
+        </w:rPr>
+        <w:t>districts. Average occupancy (</w:t>
+      </w:r>
+      <w:r>
+        <w:rPr>
+          <w:shd w:val="clear" w:color="auto" w:fill="f4f4f4"/>
+          <w:rFonts w:ascii="Courier" w:hAnsi="Courier" w:eastAsia="Courier"/>
+          <w:b w:val="0"/>
+          <w:i w:val="0"/>
+          <w:color w:val="333333"/>
+          <w:sz w:val="19"/>
+        </w:rPr>
+        <w:t>AvgOccupancy</w:t>
+      </w:r>
+      <w:r>
+        <w:rPr>
+          <w:rFonts w:ascii="Helvetica" w:hAnsi="Helvetica" w:eastAsia="Helvetica"/>
+          <w:b w:val="0"/>
+          <w:i w:val="0"/>
+          <w:color w:val="333333"/>
+          <w:sz w:val="22"/>
+        </w:rPr>
+        <w:t>) and rooms per household (</w:t>
+      </w:r>
+      <w:r>
+        <w:rPr>
+          <w:shd w:val="clear" w:color="auto" w:fill="f4f4f4"/>
+          <w:rFonts w:ascii="Courier" w:hAnsi="Courier" w:eastAsia="Courier"/>
+          <w:b w:val="0"/>
+          <w:i w:val="0"/>
+          <w:color w:val="333333"/>
+          <w:sz w:val="19"/>
+        </w:rPr>
+        <w:t>RoomsPerHousehold</w:t>
+      </w:r>
+      <w:r>
+        <w:rPr>
+          <w:rFonts w:ascii="Helvetica" w:hAnsi="Helvetica" w:eastAsia="Helvetica"/>
+          <w:b w:val="0"/>
+          <w:i w:val="0"/>
+          <w:color w:val="333333"/>
+          <w:sz w:val="22"/>
+        </w:rPr>
+        <w:t xml:space="preserve">) </w:t>
+      </w:r>
+      <w:r>
+        <w:rPr>
+          <w:rFonts w:ascii="Helvetica" w:hAnsi="Helvetica" w:eastAsia="Helvetica"/>
+          <w:b w:val="0"/>
+          <w:i w:val="0"/>
+          <w:color w:val="333333"/>
+          <w:sz w:val="22"/>
+        </w:rPr>
+        <w:t xml:space="preserve">exhibited extreme right-skewed distributions with heavy outlier tails (e.g., maximum occupancy </w:t>
+      </w:r>
+      <w:r>
+        <w:rPr>
+          <w:rFonts w:ascii="Helvetica" w:hAnsi="Helvetica" w:eastAsia="Helvetica"/>
+          <w:b w:val="0"/>
+          <w:i w:val="0"/>
+          <w:color w:val="333333"/>
+          <w:sz w:val="22"/>
+        </w:rPr>
+        <w:t>values reaching 1,243 and rooms exceeding 50 per household).</w:t>
+      </w:r>
+    </w:p>
+    <w:p>
+      <w:pPr>
+        <w:autoSpaceDN w:val="0"/>
+        <w:autoSpaceDE w:val="0"/>
+        <w:widowControl/>
+        <w:spacing w:line="352" w:lineRule="exact" w:before="304" w:after="0"/>
+        <w:ind w:left="30" w:right="0" w:firstLine="0"/>
+        <w:jc w:val="left"/>
+      </w:pPr>
+      <w:r>
+        <w:rPr>
+          <w:rFonts w:ascii="Helvetica" w:hAnsi="Helvetica" w:eastAsia="Helvetica"/>
+          <w:b w:val="0"/>
+          <w:i w:val="0"/>
+          <w:color w:val="333333"/>
+          <w:sz w:val="22"/>
+        </w:rPr>
+        <w:t>Geographical coordinates (</w:t>
+      </w:r>
+      <w:r>
+        <w:rPr>
+          <w:shd w:val="clear" w:color="auto" w:fill="f4f4f4"/>
+          <w:rFonts w:ascii="Courier" w:hAnsi="Courier" w:eastAsia="Courier"/>
+          <w:b w:val="0"/>
+          <w:i w:val="0"/>
+          <w:color w:val="333333"/>
+          <w:sz w:val="19"/>
+        </w:rPr>
+        <w:t>Latitude</w:t>
+      </w:r>
+      <w:r>
+        <w:rPr>
+          <w:rFonts w:ascii="Helvetica" w:hAnsi="Helvetica" w:eastAsia="Helvetica"/>
+          <w:b w:val="0"/>
+          <w:i w:val="0"/>
+          <w:color w:val="333333"/>
+          <w:sz w:val="22"/>
+        </w:rPr>
+        <w:t xml:space="preserve"> and </w:t>
+      </w:r>
+      <w:r>
+        <w:rPr>
+          <w:shd w:val="clear" w:color="auto" w:fill="f4f4f4"/>
+          <w:rFonts w:ascii="Courier" w:hAnsi="Courier" w:eastAsia="Courier"/>
+          <w:b w:val="0"/>
+          <w:i w:val="0"/>
+          <w:color w:val="333333"/>
+          <w:sz w:val="19"/>
+        </w:rPr>
+        <w:t>Longitude</w:t>
+      </w:r>
+      <w:r>
+        <w:rPr>
+          <w:rFonts w:ascii="Helvetica" w:hAnsi="Helvetica" w:eastAsia="Helvetica"/>
+          <w:b w:val="0"/>
+          <w:i w:val="0"/>
+          <w:color w:val="333333"/>
+          <w:sz w:val="22"/>
+        </w:rPr>
+        <w:t xml:space="preserve">) displayed multi-modal spatial distributions, </w:t>
+      </w:r>
+      <w:r>
+        <w:rPr>
+          <w:rFonts w:ascii="Helvetica" w:hAnsi="Helvetica" w:eastAsia="Helvetica"/>
+          <w:b w:val="0"/>
+          <w:i w:val="0"/>
+          <w:color w:val="333333"/>
+          <w:sz w:val="22"/>
+        </w:rPr>
+        <w:t xml:space="preserve">representing major population and housing clusters (e.g., coastal and metropolitan hubs). </w:t>
+      </w:r>
+      <w:r>
+        <w:rPr>
+          <w:rFonts w:ascii="Helvetica" w:hAnsi="Helvetica" w:eastAsia="Helvetica"/>
+          <w:b w:val="0"/>
+          <w:i w:val="0"/>
+          <w:color w:val="333333"/>
+          <w:sz w:val="22"/>
+        </w:rPr>
+        <w:t xml:space="preserve">Because of these spatial and skewed patterns, standard linear scaling would be heavily distorted </w:t>
+      </w:r>
+      <w:r>
+        <w:rPr>
+          <w:rFonts w:ascii="Helvetica" w:hAnsi="Helvetica" w:eastAsia="Helvetica"/>
+          <w:b w:val="0"/>
+          <w:i w:val="0"/>
+          <w:color w:val="333333"/>
+          <w:sz w:val="22"/>
+        </w:rPr>
+        <w:t xml:space="preserve">by extreme outliers. This influenced the decision to use robust tree-based ensembles (XGBoost </w:t>
+      </w:r>
+      <w:r>
+        <w:rPr>
+          <w:rFonts w:ascii="Helvetica" w:hAnsi="Helvetica" w:eastAsia="Helvetica"/>
+          <w:b w:val="0"/>
+          <w:i w:val="0"/>
+          <w:color w:val="333333"/>
+          <w:sz w:val="22"/>
+        </w:rPr>
+        <w:t xml:space="preserve">and Random Forest) that are rank-based and invariant to monotonic scale transformations, </w:t>
+      </w:r>
+      <w:r>
+        <w:rPr>
+          <w:rFonts w:ascii="Helvetica" w:hAnsi="Helvetica" w:eastAsia="Helvetica"/>
+          <w:b w:val="0"/>
+          <w:i w:val="0"/>
+          <w:color w:val="333333"/>
+          <w:sz w:val="22"/>
+        </w:rPr>
+        <w:t>making them immune to outlier scaling bias.</w:t>
+      </w:r>
+    </w:p>
+    <w:p>
+      <w:pPr>
+        <w:autoSpaceDN w:val="0"/>
+        <w:autoSpaceDE w:val="0"/>
+        <w:widowControl/>
+        <w:spacing w:line="330" w:lineRule="exact" w:before="984" w:after="0"/>
+        <w:ind w:left="30" w:right="0" w:firstLine="0"/>
+        <w:jc w:val="left"/>
+      </w:pPr>
+      <w:r>
+        <w:rPr>
+          <w:rFonts w:ascii="Helvetica" w:hAnsi="Helvetica" w:eastAsia="Helvetica"/>
+          <w:b/>
+          <w:i w:val="0"/>
+          <w:color w:val="1F3A52"/>
+          <w:sz w:val="24"/>
+        </w:rPr>
+        <w:t>3.3 Categorical and Engineered Feature Analysis</w:t>
+      </w:r>
+    </w:p>
+    <w:p>
+      <w:pPr>
+        <w:autoSpaceDN w:val="0"/>
+        <w:autoSpaceDE w:val="0"/>
+        <w:widowControl/>
+        <w:spacing w:line="352" w:lineRule="exact" w:before="270" w:after="0"/>
+        <w:ind w:left="30" w:right="20" w:firstLine="0"/>
+        <w:jc w:val="both"/>
+      </w:pPr>
+      <w:r>
+        <w:rPr>
+          <w:rFonts w:ascii="Helvetica" w:hAnsi="Helvetica" w:eastAsia="Helvetica"/>
+          <w:b w:val="0"/>
+          <w:i w:val="0"/>
+          <w:color w:val="333333"/>
+          <w:sz w:val="22"/>
+        </w:rPr>
+        <w:t xml:space="preserve">To capture the non-linear depreciation of housing values over time, the numerical feature </w:t>
+      </w:r>
+      <w:r>
+        <w:rPr>
+          <w:shd w:val="clear" w:color="auto" w:fill="f4f4f4"/>
+          <w:rFonts w:ascii="Courier" w:hAnsi="Courier" w:eastAsia="Courier"/>
+          <w:b w:val="0"/>
+          <w:i w:val="0"/>
+          <w:color w:val="333333"/>
+          <w:sz w:val="19"/>
+        </w:rPr>
+        <w:t>PropertyAge</w:t>
+      </w:r>
+      <w:r>
+        <w:rPr>
+          <w:rFonts w:ascii="Helvetica" w:hAnsi="Helvetica" w:eastAsia="Helvetica"/>
+          <w:b w:val="0"/>
+          <w:i w:val="0"/>
+          <w:color w:val="333333"/>
+          <w:sz w:val="22"/>
+        </w:rPr>
+        <w:t xml:space="preserve"> was engineered into a categorical feature (</w:t>
+      </w:r>
+      <w:r>
+        <w:rPr>
+          <w:shd w:val="clear" w:color="auto" w:fill="f4f4f4"/>
+          <w:rFonts w:ascii="Courier" w:hAnsi="Courier" w:eastAsia="Courier"/>
+          <w:b w:val="0"/>
+          <w:i w:val="0"/>
+          <w:color w:val="333333"/>
+          <w:sz w:val="19"/>
+        </w:rPr>
+        <w:t>PropertyAge_bins</w:t>
+      </w:r>
+      <w:r>
+        <w:rPr>
+          <w:rFonts w:ascii="Helvetica" w:hAnsi="Helvetica" w:eastAsia="Helvetica"/>
+          <w:b w:val="0"/>
+          <w:i w:val="0"/>
+          <w:color w:val="333333"/>
+          <w:sz w:val="22"/>
+        </w:rPr>
+        <w:t xml:space="preserve">) using structural age </w:t>
+      </w:r>
+      <w:r>
+        <w:rPr>
+          <w:rFonts w:ascii="Helvetica" w:hAnsi="Helvetica" w:eastAsia="Helvetica"/>
+          <w:b w:val="0"/>
+          <w:i w:val="0"/>
+          <w:color w:val="333333"/>
+          <w:sz w:val="22"/>
+        </w:rPr>
+        <w:t>brackets: 'New' ($\le 15$ years), 'Moderate' ($16-35$ years), and 'Old' ($&gt;35$ years) (see Figure</w:t>
+      </w:r>
+    </w:p>
+    <w:p>
+      <w:pPr>
+        <w:sectPr>
+          <w:pgSz w:w="11906" w:h="16838"/>
+          <w:pgMar w:top="720" w:right="1074" w:bottom="854" w:left="1124" w:header="720" w:footer="720" w:gutter="0"/>
+          <w:cols/>
+          <w:docGrid w:linePitch="360"/>
+        </w:sectPr>
+      </w:pPr>
+    </w:p>
+    <w:p>
+      <w:pPr>
+        <w:autoSpaceDN w:val="0"/>
+        <w:autoSpaceDE w:val="0"/>
+        <w:widowControl/>
+        <w:spacing w:line="220" w:lineRule="exact" w:before="0" w:after="458"/>
+        <w:ind w:left="0" w:right="0"/>
+      </w:pPr>
+    </w:p>
+    <w:p>
+      <w:pPr>
+        <w:autoSpaceDN w:val="0"/>
+        <w:autoSpaceDE w:val="0"/>
+        <w:widowControl/>
+        <w:spacing w:line="304" w:lineRule="exact" w:before="0" w:after="0"/>
+        <w:ind w:left="30" w:right="0" w:firstLine="0"/>
+        <w:jc w:val="left"/>
+      </w:pPr>
+      <w:r>
+        <w:rPr>
+          <w:rFonts w:ascii="Helvetica" w:hAnsi="Helvetica" w:eastAsia="Helvetica"/>
+          <w:b w:val="0"/>
+          <w:i w:val="0"/>
+          <w:color w:val="333333"/>
+          <w:sz w:val="22"/>
+        </w:rPr>
+        <w:t>2).</w:t>
+      </w:r>
+    </w:p>
+    <w:p>
+      <w:pPr>
+        <w:autoSpaceDN w:val="0"/>
+        <w:autoSpaceDE w:val="0"/>
+        <w:widowControl/>
+        <w:spacing w:line="240" w:lineRule="auto" w:before="432" w:after="0"/>
+        <w:ind w:left="0" w:right="0" w:firstLine="0"/>
+        <w:jc w:val="center"/>
+      </w:pPr>
+      <w:r>
+        <w:drawing>
+          <wp:inline xmlns:a="http://schemas.openxmlformats.org/drawingml/2006/main" xmlns:pic="http://schemas.openxmlformats.org/drawingml/2006/picture">
+            <wp:extent cx="6094730" cy="4547870"/>
+            <wp:docPr id="2" name="Picture 2"/>
+            <wp:cNvGraphicFramePr>
+              <a:graphicFrameLocks noChangeAspect="1"/>
+            </wp:cNvGraphicFramePr>
+            <a:graphic>
+              <a:graphicData uri="http://schemas.openxmlformats.org/drawingml/2006/picture">
+                <pic:pic>
+                  <pic:nvPicPr>
+                    <pic:cNvPr id="0" name="image.png"/>
+                    <pic:cNvPicPr/>
+                  </pic:nvPicPr>
+                  <pic:blipFill>
+                    <a:blip r:embed="rId10"/>
+                    <a:stretch>
+                      <a:fillRect/>
+                    </a:stretch>
+                  </pic:blipFill>
+                  <pic:spPr>
+                    <a:xfrm>
+                      <a:off x="0" y="0"/>
+                      <a:ext cx="6094730" cy="4547870"/>
+                    </a:xfrm>
+                    <a:prstGeom prst="rect"/>
+                  </pic:spPr>
+                </pic:pic>
+              </a:graphicData>
+            </a:graphic>
+          </wp:inline>
+        </w:drawing>
+      </w:r>
+    </w:p>
+    <w:p>
+      <w:pPr>
+        <w:autoSpaceDN w:val="0"/>
+        <w:autoSpaceDE w:val="0"/>
+        <w:widowControl/>
+        <w:spacing w:line="352" w:lineRule="exact" w:before="176" w:after="0"/>
+        <w:ind w:left="30" w:right="50" w:firstLine="0"/>
+        <w:jc w:val="both"/>
+      </w:pPr>
+      <w:r>
+        <w:rPr>
+          <w:rFonts w:ascii="Helvetica" w:hAnsi="Helvetica" w:eastAsia="Helvetica"/>
+          <w:b w:val="0"/>
+          <w:i w:val="0"/>
+          <w:color w:val="333333"/>
+          <w:sz w:val="22"/>
+        </w:rPr>
+        <w:t xml:space="preserve">To mathematically prove that these binned age groups represent statistically distinct house prices, </w:t>
+      </w:r>
+      <w:r>
+        <w:rPr>
+          <w:rFonts w:ascii="Helvetica" w:hAnsi="Helvetica" w:eastAsia="Helvetica"/>
+          <w:b w:val="0"/>
+          <w:i w:val="0"/>
+          <w:color w:val="333333"/>
+          <w:sz w:val="22"/>
+        </w:rPr>
+        <w:t xml:space="preserve">we conducted formal hypothesis testing: * </w:t>
+      </w:r>
+      <w:r>
+        <w:rPr>
+          <w:rFonts w:ascii="Helvetica" w:hAnsi="Helvetica" w:eastAsia="Helvetica"/>
+          <w:b/>
+          <w:i w:val="0"/>
+          <w:color w:val="333333"/>
+          <w:sz w:val="22"/>
+        </w:rPr>
+        <w:t>ANOVA F-Test:</w:t>
+      </w:r>
+      <w:r>
+        <w:rPr>
+          <w:rFonts w:ascii="Helvetica" w:hAnsi="Helvetica" w:eastAsia="Helvetica"/>
+          <w:b w:val="0"/>
+          <w:i w:val="0"/>
+          <w:color w:val="333333"/>
+          <w:sz w:val="22"/>
+        </w:rPr>
+        <w:t xml:space="preserve"> A one-way Analysis of Variance </w:t>
+      </w:r>
+      <w:r>
+        <w:rPr>
+          <w:rFonts w:ascii="Helvetica" w:hAnsi="Helvetica" w:eastAsia="Helvetica"/>
+          <w:b w:val="0"/>
+          <w:i w:val="0"/>
+          <w:color w:val="333333"/>
+          <w:sz w:val="22"/>
+        </w:rPr>
+        <w:t xml:space="preserve">(ANOVA) test across the three age categories resulted in a highly significant </w:t>
+      </w:r>
+      <w:r>
+        <w:rPr>
+          <w:rFonts w:ascii="Helvetica" w:hAnsi="Helvetica" w:eastAsia="Helvetica"/>
+          <w:b/>
+          <w:i w:val="0"/>
+          <w:color w:val="333333"/>
+          <w:sz w:val="22"/>
+        </w:rPr>
+        <w:t xml:space="preserve">F-statistic of 113.82 </w:t>
+      </w:r>
+      <w:r>
+        <w:rPr>
+          <w:rFonts w:ascii="Helvetica" w:hAnsi="Helvetica" w:eastAsia="Helvetica"/>
+          <w:b w:val="0"/>
+          <w:i w:val="0"/>
+          <w:color w:val="333333"/>
+          <w:sz w:val="22"/>
+        </w:rPr>
+        <w:t xml:space="preserve">and a </w:t>
+      </w:r>
+      <w:r>
+        <w:rPr>
+          <w:rFonts w:ascii="Helvetica" w:hAnsi="Helvetica" w:eastAsia="Helvetica"/>
+          <w:b/>
+          <w:i w:val="0"/>
+          <w:color w:val="333333"/>
+          <w:sz w:val="22"/>
+        </w:rPr>
+        <w:t>p-value of 0.0000</w:t>
+      </w:r>
+      <w:r>
+        <w:rPr>
+          <w:rFonts w:ascii="Helvetica" w:hAnsi="Helvetica" w:eastAsia="Helvetica"/>
+          <w:b w:val="0"/>
+          <w:i w:val="0"/>
+          <w:color w:val="333333"/>
+          <w:sz w:val="22"/>
+        </w:rPr>
+        <w:t xml:space="preserve"> ($p &lt; 0.05$). This statistically confirms that the mean housing prices </w:t>
+      </w:r>
+      <w:r>
+        <w:rPr>
+          <w:rFonts w:ascii="Helvetica" w:hAnsi="Helvetica" w:eastAsia="Helvetica"/>
+          <w:b w:val="0"/>
+          <w:i w:val="0"/>
+          <w:color w:val="333333"/>
+          <w:sz w:val="22"/>
+        </w:rPr>
+        <w:t xml:space="preserve">among 'New', 'Moderate', and 'Old' properties are significantly different. * </w:t>
+      </w:r>
+      <w:r>
+        <w:rPr>
+          <w:rFonts w:ascii="Helvetica" w:hAnsi="Helvetica" w:eastAsia="Helvetica"/>
+          <w:b/>
+          <w:i w:val="0"/>
+          <w:color w:val="333333"/>
+          <w:sz w:val="22"/>
+        </w:rPr>
+        <w:t>Student's T-Test:</w:t>
+      </w:r>
+      <w:r>
+        <w:rPr>
+          <w:rFonts w:ascii="Helvetica" w:hAnsi="Helvetica" w:eastAsia="Helvetica"/>
+          <w:b w:val="0"/>
+          <w:i w:val="0"/>
+          <w:color w:val="333333"/>
+          <w:sz w:val="22"/>
+        </w:rPr>
+        <w:t xml:space="preserve"> An </w:t>
+      </w:r>
+      <w:r>
+        <w:rPr>
+          <w:rFonts w:ascii="Helvetica" w:hAnsi="Helvetica" w:eastAsia="Helvetica"/>
+          <w:b w:val="0"/>
+          <w:i w:val="0"/>
+          <w:color w:val="333333"/>
+          <w:sz w:val="22"/>
+        </w:rPr>
+        <w:t xml:space="preserve">independent two-sample t-test between the 'New' and 'Old' property subsets yielded a </w:t>
+      </w:r>
+      <w:r>
+        <w:rPr>
+          <w:rFonts w:ascii="Helvetica" w:hAnsi="Helvetica" w:eastAsia="Helvetica"/>
+          <w:b/>
+          <w:i w:val="0"/>
+          <w:color w:val="333333"/>
+          <w:sz w:val="22"/>
+        </w:rPr>
+        <w:t xml:space="preserve">t-statistic </w:t>
+      </w:r>
+      <w:r>
+        <w:rPr>
+          <w:rFonts w:ascii="Helvetica" w:hAnsi="Helvetica" w:eastAsia="Helvetica"/>
+          <w:b/>
+          <w:i w:val="0"/>
+          <w:color w:val="333333"/>
+          <w:sz w:val="22"/>
+        </w:rPr>
+        <w:t>of 14.85</w:t>
+      </w:r>
+      <w:r>
+        <w:rPr>
+          <w:rFonts w:ascii="Helvetica" w:hAnsi="Helvetica" w:eastAsia="Helvetica"/>
+          <w:b w:val="0"/>
+          <w:i w:val="0"/>
+          <w:color w:val="333333"/>
+          <w:sz w:val="22"/>
+        </w:rPr>
+        <w:t xml:space="preserve"> and a </w:t>
+      </w:r>
+      <w:r>
+        <w:rPr>
+          <w:rFonts w:ascii="Helvetica" w:hAnsi="Helvetica" w:eastAsia="Helvetica"/>
+          <w:b/>
+          <w:i w:val="0"/>
+          <w:color w:val="333333"/>
+          <w:sz w:val="22"/>
+        </w:rPr>
+        <w:t>p-value of 0.0000</w:t>
+      </w:r>
+      <w:r>
+        <w:rPr>
+          <w:rFonts w:ascii="Helvetica" w:hAnsi="Helvetica" w:eastAsia="Helvetica"/>
+          <w:b w:val="0"/>
+          <w:i w:val="0"/>
+          <w:color w:val="333333"/>
+          <w:sz w:val="22"/>
+        </w:rPr>
+        <w:t xml:space="preserve">, confirming that new properties command a statistically higher </w:t>
+      </w:r>
+      <w:r>
+        <w:rPr>
+          <w:rFonts w:ascii="Helvetica" w:hAnsi="Helvetica" w:eastAsia="Helvetica"/>
+          <w:b w:val="0"/>
+          <w:i w:val="0"/>
+          <w:color w:val="333333"/>
+          <w:sz w:val="22"/>
+        </w:rPr>
+        <w:t>price profile.</w:t>
+      </w:r>
+    </w:p>
+    <w:p>
+      <w:pPr>
+        <w:autoSpaceDN w:val="0"/>
+        <w:autoSpaceDE w:val="0"/>
+        <w:widowControl/>
+        <w:spacing w:line="352" w:lineRule="exact" w:before="304" w:after="0"/>
+        <w:ind w:left="30" w:right="50" w:firstLine="0"/>
+        <w:jc w:val="both"/>
+      </w:pPr>
+      <w:r>
+        <w:rPr>
+          <w:rFonts w:ascii="Helvetica" w:hAnsi="Helvetica" w:eastAsia="Helvetica"/>
+          <w:b w:val="0"/>
+          <w:i w:val="0"/>
+          <w:color w:val="333333"/>
+          <w:sz w:val="22"/>
+        </w:rPr>
+        <w:t xml:space="preserve">This statistical validation justified our encoding strategy (Ordinal Encoding) in the preprocessing </w:t>
+      </w:r>
+      <w:r>
+        <w:rPr>
+          <w:rFonts w:ascii="Helvetica" w:hAnsi="Helvetica" w:eastAsia="Helvetica"/>
+          <w:b w:val="0"/>
+          <w:i w:val="0"/>
+          <w:color w:val="333333"/>
+          <w:sz w:val="22"/>
+        </w:rPr>
+        <w:t xml:space="preserve">pipeline, allowing tree splits in XGBoost and Random Forest to branch on clean structural age </w:t>
+      </w:r>
+      <w:r>
+        <w:rPr>
+          <w:rFonts w:ascii="Helvetica" w:hAnsi="Helvetica" w:eastAsia="Helvetica"/>
+          <w:b w:val="0"/>
+          <w:i w:val="0"/>
+          <w:color w:val="333333"/>
+          <w:sz w:val="22"/>
+        </w:rPr>
+        <w:t>thresholds.</w:t>
+      </w:r>
+    </w:p>
+    <w:p>
+      <w:pPr>
+        <w:autoSpaceDN w:val="0"/>
+        <w:autoSpaceDE w:val="0"/>
+        <w:widowControl/>
+        <w:spacing w:line="330" w:lineRule="exact" w:before="984" w:after="0"/>
+        <w:ind w:left="30" w:right="0" w:firstLine="0"/>
+        <w:jc w:val="left"/>
+      </w:pPr>
+      <w:r>
+        <w:rPr>
+          <w:rFonts w:ascii="Helvetica" w:hAnsi="Helvetica" w:eastAsia="Helvetica"/>
+          <w:b/>
+          <w:i w:val="0"/>
+          <w:color w:val="1F3A52"/>
+          <w:sz w:val="24"/>
+        </w:rPr>
+        <w:t>3.4 Correlation Analysis</w:t>
+      </w:r>
+    </w:p>
+    <w:p>
+      <w:pPr>
+        <w:sectPr>
+          <w:pgSz w:w="11906" w:h="16838"/>
+          <w:pgMar w:top="680" w:right="1104" w:bottom="958" w:left="1124" w:header="720" w:footer="720" w:gutter="0"/>
+          <w:cols/>
+          <w:docGrid w:linePitch="360"/>
+        </w:sectPr>
+      </w:pPr>
+    </w:p>
+    <w:p>
+      <w:pPr>
+        <w:autoSpaceDN w:val="0"/>
+        <w:autoSpaceDE w:val="0"/>
+        <w:widowControl/>
+        <w:spacing w:line="220" w:lineRule="exact" w:before="0" w:after="458"/>
+        <w:ind w:left="0" w:right="0"/>
+      </w:pPr>
+    </w:p>
+    <w:p>
+      <w:pPr>
+        <w:autoSpaceDN w:val="0"/>
+        <w:autoSpaceDE w:val="0"/>
+        <w:widowControl/>
+        <w:spacing w:line="328" w:lineRule="exact" w:before="0" w:after="0"/>
+        <w:ind w:left="0" w:right="0" w:firstLine="0"/>
+        <w:jc w:val="left"/>
+      </w:pPr>
+      <w:r>
+        <w:rPr>
+          <w:rFonts w:ascii="Helvetica" w:hAnsi="Helvetica" w:eastAsia="Helvetica"/>
+          <w:b w:val="0"/>
+          <w:i w:val="0"/>
+          <w:color w:val="333333"/>
+          <w:sz w:val="22"/>
+        </w:rPr>
+        <w:t xml:space="preserve">A correlation heatmap was created to look at linear relationships between numerical features and </w:t>
+      </w:r>
+      <w:r>
+        <w:rPr>
+          <w:rFonts w:ascii="Helvetica" w:hAnsi="Helvetica" w:eastAsia="Helvetica"/>
+          <w:b w:val="0"/>
+          <w:i w:val="0"/>
+          <w:color w:val="333333"/>
+          <w:sz w:val="22"/>
+        </w:rPr>
+        <w:t>the target variable (see Figure 3).</w:t>
+      </w:r>
+    </w:p>
+    <w:p>
+      <w:pPr>
+        <w:autoSpaceDN w:val="0"/>
+        <w:autoSpaceDE w:val="0"/>
+        <w:widowControl/>
+        <w:spacing w:line="240" w:lineRule="auto" w:before="432" w:after="0"/>
+        <w:ind w:left="0" w:right="0" w:firstLine="0"/>
+        <w:jc w:val="center"/>
+      </w:pPr>
+      <w:r>
+        <w:drawing>
+          <wp:inline xmlns:a="http://schemas.openxmlformats.org/drawingml/2006/main" xmlns:pic="http://schemas.openxmlformats.org/drawingml/2006/picture">
+            <wp:extent cx="6094730" cy="5551170"/>
+            <wp:docPr id="3" name="Picture 3"/>
+            <wp:cNvGraphicFramePr>
+              <a:graphicFrameLocks noChangeAspect="1"/>
+            </wp:cNvGraphicFramePr>
+            <a:graphic>
+              <a:graphicData uri="http://schemas.openxmlformats.org/drawingml/2006/picture">
+                <pic:pic>
+                  <pic:nvPicPr>
+                    <pic:cNvPr id="0" name="image.png"/>
+                    <pic:cNvPicPr/>
+                  </pic:nvPicPr>
+                  <pic:blipFill>
+                    <a:blip r:embed="rId11"/>
+                    <a:stretch>
+                      <a:fillRect/>
+                    </a:stretch>
+                  </pic:blipFill>
+                  <pic:spPr>
+                    <a:xfrm>
+                      <a:off x="0" y="0"/>
+                      <a:ext cx="6094730" cy="5551170"/>
+                    </a:xfrm>
+                    <a:prstGeom prst="rect"/>
+                  </pic:spPr>
+                </pic:pic>
+              </a:graphicData>
+            </a:graphic>
+          </wp:inline>
+        </w:drawing>
+      </w:r>
+    </w:p>
+    <w:p>
+      <w:pPr>
+        <w:autoSpaceDN w:val="0"/>
+        <w:autoSpaceDE w:val="0"/>
+        <w:widowControl/>
+        <w:spacing w:line="352" w:lineRule="exact" w:before="178" w:after="0"/>
+        <w:ind w:left="0" w:right="0" w:firstLine="0"/>
+        <w:jc w:val="left"/>
+      </w:pPr>
+      <w:r>
+        <w:rPr>
+          <w:rFonts w:ascii="Helvetica" w:hAnsi="Helvetica" w:eastAsia="Helvetica"/>
+          <w:b w:val="0"/>
+          <w:i w:val="0"/>
+          <w:color w:val="333333"/>
+          <w:sz w:val="22"/>
+        </w:rPr>
+        <w:t xml:space="preserve">A strong positive correlation was found between </w:t>
+      </w:r>
+      <w:r>
+        <w:rPr>
+          <w:shd w:val="clear" w:color="auto" w:fill="f4f4f4"/>
+          <w:rFonts w:ascii="Courier" w:hAnsi="Courier" w:eastAsia="Courier"/>
+          <w:b w:val="0"/>
+          <w:i w:val="0"/>
+          <w:color w:val="333333"/>
+          <w:sz w:val="19"/>
+        </w:rPr>
+        <w:t>TotalRooms</w:t>
+      </w:r>
+      <w:r>
+        <w:rPr>
+          <w:rFonts w:ascii="Helvetica" w:hAnsi="Helvetica" w:eastAsia="Helvetica"/>
+          <w:b w:val="0"/>
+          <w:i w:val="0"/>
+          <w:color w:val="333333"/>
+          <w:sz w:val="22"/>
+        </w:rPr>
+        <w:t xml:space="preserve"> and </w:t>
+      </w:r>
+      <w:r>
+        <w:rPr>
+          <w:shd w:val="clear" w:color="auto" w:fill="f4f4f4"/>
+          <w:rFonts w:ascii="Courier" w:hAnsi="Courier" w:eastAsia="Courier"/>
+          <w:b w:val="0"/>
+          <w:i w:val="0"/>
+          <w:color w:val="333333"/>
+          <w:sz w:val="19"/>
+        </w:rPr>
+        <w:t>TotalBedrooms</w:t>
+      </w:r>
+      <w:r>
+        <w:rPr>
+          <w:rFonts w:ascii="Helvetica" w:hAnsi="Helvetica" w:eastAsia="Helvetica"/>
+          <w:b w:val="0"/>
+          <w:i w:val="0"/>
+          <w:color w:val="333333"/>
+          <w:sz w:val="22"/>
+        </w:rPr>
+        <w:t xml:space="preserve"> (correlation </w:t>
+      </w:r>
+      <w:r>
+        <w:rPr>
+          <w:rFonts w:ascii="Helvetica" w:hAnsi="Helvetica" w:eastAsia="Helvetica"/>
+          <w:b w:val="0"/>
+          <w:i w:val="0"/>
+          <w:color w:val="333333"/>
+          <w:sz w:val="22"/>
+        </w:rPr>
+        <w:t xml:space="preserve">coefficient </w:t>
+      </w:r>
+      <w:r>
+        <w:rPr>
+          <w:rFonts w:ascii="Symbol" w:hAnsi="Symbol" w:eastAsia="Symbol"/>
+          <w:b w:val="0"/>
+          <w:i w:val="0"/>
+          <w:color w:val="333333"/>
+          <w:sz w:val="22"/>
+        </w:rPr>
+        <w:t>≈</w:t>
+      </w:r>
+      <w:r>
+        <w:rPr>
+          <w:rFonts w:ascii="Helvetica" w:hAnsi="Helvetica" w:eastAsia="Helvetica"/>
+          <w:b w:val="0"/>
+          <w:i w:val="0"/>
+          <w:color w:val="333333"/>
+          <w:sz w:val="22"/>
+        </w:rPr>
+        <w:t xml:space="preserve"> 0.85). In linear models, this causes severe multicollinearity, inflating the variance of </w:t>
+      </w:r>
+      <w:r>
+        <w:rPr>
+          <w:rFonts w:ascii="Helvetica" w:hAnsi="Helvetica" w:eastAsia="Helvetica"/>
+          <w:b w:val="0"/>
+          <w:i w:val="0"/>
+          <w:color w:val="333333"/>
+          <w:sz w:val="22"/>
+        </w:rPr>
+        <w:t xml:space="preserve">regression coefficients and rendering the model unstable. To balance this, we engineered </w:t>
+      </w:r>
+      <w:r>
+        <w:rPr>
+          <w:shd w:val="clear" w:color="auto" w:fill="f4f4f4"/>
+          <w:rFonts w:ascii="Courier" w:hAnsi="Courier" w:eastAsia="Courier"/>
+          <w:b w:val="0"/>
+          <w:i w:val="0"/>
+          <w:color w:val="333333"/>
+          <w:sz w:val="19"/>
+        </w:rPr>
+        <w:t>BedroomsRatio</w:t>
+      </w:r>
+      <w:r>
+        <w:rPr>
+          <w:rFonts w:ascii="Helvetica" w:hAnsi="Helvetica" w:eastAsia="Helvetica"/>
+          <w:b w:val="0"/>
+          <w:i w:val="0"/>
+          <w:color w:val="333333"/>
+          <w:sz w:val="22"/>
+        </w:rPr>
+        <w:t xml:space="preserve"> ($r \approx -0.26$).</w:t>
+      </w:r>
+    </w:p>
+    <w:p>
+      <w:pPr>
+        <w:autoSpaceDN w:val="0"/>
+        <w:autoSpaceDE w:val="0"/>
+        <w:widowControl/>
+        <w:spacing w:line="352" w:lineRule="exact" w:before="304" w:after="0"/>
+        <w:ind w:left="0" w:right="0" w:firstLine="0"/>
+        <w:jc w:val="left"/>
+      </w:pPr>
+      <w:r>
+        <w:rPr>
+          <w:rFonts w:ascii="Helvetica" w:hAnsi="Helvetica" w:eastAsia="Helvetica"/>
+          <w:b w:val="0"/>
+          <w:i w:val="0"/>
+          <w:color w:val="333333"/>
+          <w:sz w:val="22"/>
+        </w:rPr>
+        <w:t xml:space="preserve">Regarding the target variable, </w:t>
+      </w:r>
+      <w:r>
+        <w:rPr>
+          <w:shd w:val="clear" w:color="auto" w:fill="f4f4f4"/>
+          <w:rFonts w:ascii="Courier" w:hAnsi="Courier" w:eastAsia="Courier"/>
+          <w:b w:val="0"/>
+          <w:i w:val="0"/>
+          <w:color w:val="333333"/>
+          <w:sz w:val="19"/>
+        </w:rPr>
+        <w:t>IncomeLevel</w:t>
+      </w:r>
+      <w:r>
+        <w:rPr>
+          <w:rFonts w:ascii="Helvetica" w:hAnsi="Helvetica" w:eastAsia="Helvetica"/>
+          <w:b w:val="0"/>
+          <w:i w:val="0"/>
+          <w:color w:val="333333"/>
+          <w:sz w:val="22"/>
+        </w:rPr>
+        <w:t xml:space="preserve"> showed a strong positive correlation with </w:t>
+      </w:r>
+      <w:r>
+        <w:rPr>
+          <w:shd w:val="clear" w:color="auto" w:fill="f4f4f4"/>
+          <w:rFonts w:ascii="Courier" w:hAnsi="Courier" w:eastAsia="Courier"/>
+          <w:b w:val="0"/>
+          <w:i w:val="0"/>
+          <w:color w:val="333333"/>
+          <w:sz w:val="19"/>
+        </w:rPr>
+        <w:t>TargetPrice</w:t>
+      </w:r>
+      <w:r>
+        <w:rPr>
+          <w:rFonts w:ascii="Helvetica" w:hAnsi="Helvetica" w:eastAsia="Helvetica"/>
+          <w:b w:val="0"/>
+          <w:i w:val="0"/>
+          <w:color w:val="333333"/>
+          <w:sz w:val="22"/>
+        </w:rPr>
+        <w:t xml:space="preserve"> ($r \approx 0.69$), identifying it as the single most predictive feature. Coordinates </w:t>
+      </w:r>
+      <w:r>
+        <w:rPr>
+          <w:shd w:val="clear" w:color="auto" w:fill="f4f4f4"/>
+          <w:rFonts w:ascii="Courier" w:hAnsi="Courier" w:eastAsia="Courier"/>
+          <w:b w:val="0"/>
+          <w:i w:val="0"/>
+          <w:color w:val="333333"/>
+          <w:sz w:val="19"/>
+        </w:rPr>
+        <w:t>Latitude</w:t>
+      </w:r>
+      <w:r>
+        <w:rPr>
+          <w:rFonts w:ascii="Helvetica" w:hAnsi="Helvetica" w:eastAsia="Helvetica"/>
+          <w:b w:val="0"/>
+          <w:i w:val="0"/>
+          <w:color w:val="333333"/>
+          <w:sz w:val="22"/>
+        </w:rPr>
+        <w:t xml:space="preserve"> and </w:t>
+      </w:r>
+      <w:r>
+        <w:rPr>
+          <w:shd w:val="clear" w:color="auto" w:fill="f4f4f4"/>
+          <w:rFonts w:ascii="Courier" w:hAnsi="Courier" w:eastAsia="Courier"/>
+          <w:b w:val="0"/>
+          <w:i w:val="0"/>
+          <w:color w:val="333333"/>
+          <w:sz w:val="19"/>
+        </w:rPr>
+        <w:t>Longitude</w:t>
+      </w:r>
+      <w:r>
+        <w:rPr>
+          <w:rFonts w:ascii="Helvetica" w:hAnsi="Helvetica" w:eastAsia="Helvetica"/>
+          <w:b w:val="0"/>
+          <w:i w:val="0"/>
+          <w:color w:val="333333"/>
+          <w:sz w:val="22"/>
+        </w:rPr>
+        <w:t xml:space="preserve"> showed weak individual linear correlations ($r \approx -0.08$ and $r </w:t>
+      </w:r>
+      <w:r>
+        <w:rPr>
+          <w:rFonts w:ascii="Helvetica" w:hAnsi="Helvetica" w:eastAsia="Helvetica"/>
+          <w:b w:val="0"/>
+          <w:i w:val="0"/>
+          <w:color w:val="333333"/>
+          <w:sz w:val="22"/>
+        </w:rPr>
+        <w:t xml:space="preserve">\approx -0.05$), yet they are highly predictive of house price through geographic interaction. This </w:t>
+      </w:r>
+      <w:r>
+        <w:rPr>
+          <w:rFonts w:ascii="Helvetica" w:hAnsi="Helvetica" w:eastAsia="Helvetica"/>
+          <w:b w:val="0"/>
+          <w:i w:val="0"/>
+          <w:color w:val="333333"/>
+          <w:sz w:val="22"/>
+        </w:rPr>
+        <w:t xml:space="preserve">required using models like XGBoost that split coordinates in multi-dimensional space to capture </w:t>
+      </w:r>
+      <w:r>
+        <w:rPr>
+          <w:rFonts w:ascii="Helvetica" w:hAnsi="Helvetica" w:eastAsia="Helvetica"/>
+          <w:b w:val="0"/>
+          <w:i w:val="0"/>
+          <w:color w:val="333333"/>
+          <w:sz w:val="22"/>
+        </w:rPr>
+        <w:t>localized value groups.</w:t>
+      </w:r>
+    </w:p>
+    <w:p>
+      <w:pPr>
+        <w:sectPr>
+          <w:pgSz w:w="11906" w:h="16838"/>
+          <w:pgMar w:top="680" w:right="1134" w:bottom="824" w:left="1154" w:header="720" w:footer="720" w:gutter="0"/>
+          <w:cols/>
+          <w:docGrid w:linePitch="360"/>
+        </w:sectPr>
+      </w:pPr>
+    </w:p>
+    <w:p>
+      <w:pPr>
+        <w:autoSpaceDN w:val="0"/>
+        <w:autoSpaceDE w:val="0"/>
+        <w:widowControl/>
+        <w:spacing w:line="220" w:lineRule="exact" w:before="0" w:after="494"/>
+        <w:ind w:left="0" w:right="0"/>
+      </w:pPr>
+    </w:p>
+    <w:p>
+      <w:pPr>
+        <w:autoSpaceDN w:val="0"/>
+        <w:autoSpaceDE w:val="0"/>
+        <w:widowControl/>
+        <w:spacing w:line="332" w:lineRule="exact" w:before="384" w:after="0"/>
+        <w:ind w:left="30" w:right="0" w:firstLine="0"/>
+        <w:jc w:val="left"/>
+      </w:pPr>
+      <w:r>
+        <w:rPr>
+          <w:rFonts w:ascii="Helvetica" w:hAnsi="Helvetica" w:eastAsia="Helvetica"/>
+          <w:b/>
+          <w:i w:val="0"/>
+          <w:color w:val="1F3A52"/>
+          <w:sz w:val="24"/>
+        </w:rPr>
+        <w:t>Key Insights from EDA</w:t>
       </w:r>
     </w:p>
     <w:p>
@@ -4279,7 +5848,7 @@
         <w:autoSpaceDE w:val="0"/>
         <w:widowControl/>
         <w:spacing w:line="352" w:lineRule="exact" w:before="170" w:after="0"/>
-        <w:ind w:left="330" w:right="432" w:firstLine="0"/>
+        <w:ind w:left="330" w:right="288" w:firstLine="0"/>
         <w:jc w:val="left"/>
       </w:pPr>
       <w:r>
@@ -4298,22 +5867,12 @@
       <w:r>
         <w:rPr>
           <w:rFonts w:ascii="Helvetica" w:hAnsi="Helvetica" w:eastAsia="Helvetica"/>
-          <w:b/>
-          <w:i w:val="0"/>
-          <w:color w:val="333333"/>
-          <w:sz w:val="22"/>
-        </w:rPr>
-        <w:t>Missing Values:</w:t>
-      </w:r>
-      <w:r>
-        <w:rPr>
-          <w:rFonts w:ascii="Helvetica" w:hAnsi="Helvetica" w:eastAsia="Helvetica"/>
-          <w:b w:val="0"/>
-          <w:i w:val="0"/>
-          <w:color w:val="333333"/>
-          <w:sz w:val="22"/>
-        </w:rPr>
-        <w:t xml:space="preserve"> We dropped rows containing missing </w:t>
+          <w:b w:val="0"/>
+          <w:i w:val="0"/>
+          <w:color w:val="333333"/>
+          <w:sz w:val="22"/>
+        </w:rPr>
+        <w:t xml:space="preserve">The dataset has missing values in </w:t>
       </w:r>
       <w:r>
         <w:rPr>
@@ -4334,7 +5893,7 @@
           <w:color w:val="333333"/>
           <w:sz w:val="22"/>
         </w:rPr>
-        <w:t xml:space="preserve"> (1,313 rows in the </w:t>
+        <w:t xml:space="preserve">, which were dropped during training to </w:t>
       </w:r>
       <w:r>
         <w:tab/>
@@ -4347,28 +5906,7 @@
           <w:color w:val="333333"/>
           <w:sz w:val="22"/>
         </w:rPr>
-        <w:t xml:space="preserve">training set) to preserve quality. Features like </w:t>
-      </w:r>
-      <w:r>
-        <w:rPr>
-          <w:shd w:val="clear" w:color="auto" w:fill="f4f4f4"/>
-          <w:rFonts w:ascii="Courier" w:hAnsi="Courier" w:eastAsia="Courier"/>
-          <w:b w:val="0"/>
-          <w:i w:val="0"/>
-          <w:color w:val="333333"/>
-          <w:sz w:val="19"/>
-        </w:rPr>
-        <w:t>TotalBedrooms</w:t>
-      </w:r>
-      <w:r>
-        <w:rPr>
-          <w:rFonts w:ascii="Helvetica" w:hAnsi="Helvetica" w:eastAsia="Helvetica"/>
-          <w:b w:val="0"/>
-          <w:i w:val="0"/>
-          <w:color w:val="333333"/>
-          <w:sz w:val="22"/>
-        </w:rPr>
-        <w:t xml:space="preserve"> had median imputation </w:t>
+        <w:t xml:space="preserve">preserve distribution shapes, but handled via median imputer in production to handle user </w:t>
       </w:r>
       <w:r>
         <w:tab/>
@@ -4381,7 +5919,43 @@
           <w:color w:val="333333"/>
           <w:sz w:val="22"/>
         </w:rPr>
-        <w:t>applied.</w:t>
+        <w:t>default inputs.</w:t>
+      </w:r>
+    </w:p>
+    <w:p>
+      <w:pPr>
+        <w:autoSpaceDN w:val="0"/>
+        <w:tabs>
+          <w:tab w:pos="660" w:val="left"/>
+        </w:tabs>
+        <w:autoSpaceDE w:val="0"/>
+        <w:widowControl/>
+        <w:spacing w:line="304" w:lineRule="exact" w:before="198" w:after="0"/>
+        <w:ind w:left="330" w:right="0" w:firstLine="0"/>
+        <w:jc w:val="left"/>
+      </w:pPr>
+      <w:r>
+        <w:rPr>
+          <w:rFonts w:ascii="Helvetica" w:hAnsi="Helvetica" w:eastAsia="Helvetica"/>
+          <w:b w:val="0"/>
+          <w:i w:val="0"/>
+          <w:color w:val="333333"/>
+          <w:sz w:val="22"/>
+        </w:rPr>
+        <w:t>•</w:t>
+      </w:r>
+      <w:r>
+        <w:tab/>
+      </w:r>
+      <w:r>
+        <w:rPr>
+          <w:rFonts w:ascii="Helvetica" w:hAnsi="Helvetica" w:eastAsia="Helvetica"/>
+          <w:b w:val="0"/>
+          <w:i w:val="0"/>
+          <w:color w:val="333333"/>
+          <w:sz w:val="22"/>
+        </w:rPr>
+        <w:t>The target price is right-skewed with a cap at 5.0, requiring clipping bounds in inference.</w:t>
       </w:r>
     </w:p>
     <w:p>
@@ -4393,7 +5967,7 @@
         <w:autoSpaceDE w:val="0"/>
         <w:widowControl/>
         <w:spacing w:line="352" w:lineRule="exact" w:before="150" w:after="0"/>
-        <w:ind w:left="330" w:right="0" w:firstLine="0"/>
+        <w:ind w:left="330" w:right="288" w:firstLine="0"/>
         <w:jc w:val="left"/>
       </w:pPr>
       <w:r>
@@ -4412,229 +5986,38 @@
       <w:r>
         <w:rPr>
           <w:rFonts w:ascii="Helvetica" w:hAnsi="Helvetica" w:eastAsia="Helvetica"/>
-          <w:b/>
-          <w:i w:val="0"/>
-          <w:color w:val="333333"/>
-          <w:sz w:val="22"/>
-        </w:rPr>
-        <w:t>Outliers:</w:t>
-      </w:r>
-      <w:r>
-        <w:rPr>
-          <w:rFonts w:ascii="Helvetica" w:hAnsi="Helvetica" w:eastAsia="Helvetica"/>
-          <w:b w:val="0"/>
-          <w:i w:val="0"/>
-          <w:color w:val="333333"/>
-          <w:sz w:val="22"/>
-        </w:rPr>
-        <w:t xml:space="preserve"> IQR and 3-sigma calculations identified skewness in </w:t>
-      </w:r>
-      <w:r>
-        <w:rPr>
-          <w:shd w:val="clear" w:color="auto" w:fill="f4f4f4"/>
-          <w:rFonts w:ascii="Courier" w:hAnsi="Courier" w:eastAsia="Courier"/>
-          <w:b w:val="0"/>
-          <w:i w:val="0"/>
-          <w:color w:val="333333"/>
-          <w:sz w:val="19"/>
-        </w:rPr>
-        <w:t>AvgOccupancy</w:t>
-      </w:r>
-      <w:r>
-        <w:rPr>
-          <w:rFonts w:ascii="Helvetica" w:hAnsi="Helvetica" w:eastAsia="Helvetica"/>
-          <w:b w:val="0"/>
-          <w:i w:val="0"/>
-          <w:color w:val="333333"/>
-          <w:sz w:val="22"/>
-        </w:rPr>
-        <w:t xml:space="preserve"> and </w:t>
-      </w:r>
-      <w:r>
-        <w:br/>
+          <w:b w:val="0"/>
+          <w:i w:val="0"/>
+          <w:color w:val="333333"/>
+          <w:sz w:val="22"/>
+        </w:rPr>
+        <w:t xml:space="preserve">Indicators like occupancy and rooms per household have heavy outlier tails, directing our </w:t>
       </w:r>
       <w:r>
         <w:tab/>
       </w:r>
       <w:r>
         <w:rPr>
-          <w:shd w:val="clear" w:color="auto" w:fill="f4f4f4"/>
-          <w:rFonts w:ascii="Courier" w:hAnsi="Courier" w:eastAsia="Courier"/>
-          <w:b w:val="0"/>
-          <w:i w:val="0"/>
-          <w:color w:val="333333"/>
-          <w:sz w:val="19"/>
-        </w:rPr>
-        <w:t>RoomsPerHousehold</w:t>
-      </w:r>
-      <w:r>
-        <w:rPr>
-          <w:rFonts w:ascii="Helvetica" w:hAnsi="Helvetica" w:eastAsia="Helvetica"/>
-          <w:b w:val="0"/>
-          <w:i w:val="0"/>
-          <w:color w:val="333333"/>
-          <w:sz w:val="22"/>
-        </w:rPr>
-        <w:t xml:space="preserve">. This influenced the decision to use a Robust Pipeline containing </w:t>
+          <w:rFonts w:ascii="Helvetica" w:hAnsi="Helvetica" w:eastAsia="Helvetica"/>
+          <w:b w:val="0"/>
+          <w:i w:val="0"/>
+          <w:color w:val="333333"/>
+          <w:sz w:val="22"/>
+        </w:rPr>
+        <w:t xml:space="preserve">choice toward tree-based ensembles (XGBoost/Random Forest) that are naturally </w:t>
       </w:r>
       <w:r>
         <w:tab/>
       </w:r>
       <w:r>
         <w:rPr>
-          <w:shd w:val="clear" w:color="auto" w:fill="f4f4f4"/>
-          <w:rFonts w:ascii="Courier" w:hAnsi="Courier" w:eastAsia="Courier"/>
-          <w:b w:val="0"/>
-          <w:i w:val="0"/>
-          <w:color w:val="333333"/>
-          <w:sz w:val="19"/>
-        </w:rPr>
-        <w:t>SimpleImputer(strategy='median')</w:t>
-      </w:r>
-      <w:r>
-        <w:rPr>
-          <w:rFonts w:ascii="Helvetica" w:hAnsi="Helvetica" w:eastAsia="Helvetica"/>
-          <w:b w:val="0"/>
-          <w:i w:val="0"/>
-          <w:color w:val="333333"/>
-          <w:sz w:val="22"/>
-        </w:rPr>
-        <w:t xml:space="preserve"> and </w:t>
-      </w:r>
-      <w:r>
-        <w:rPr>
-          <w:shd w:val="clear" w:color="auto" w:fill="f4f4f4"/>
-          <w:rFonts w:ascii="Courier" w:hAnsi="Courier" w:eastAsia="Courier"/>
-          <w:b w:val="0"/>
-          <w:i w:val="0"/>
-          <w:color w:val="333333"/>
-          <w:sz w:val="19"/>
-        </w:rPr>
-        <w:t>StandardScaler</w:t>
-      </w:r>
-      <w:r>
-        <w:rPr>
-          <w:rFonts w:ascii="Helvetica" w:hAnsi="Helvetica" w:eastAsia="Helvetica"/>
-          <w:b w:val="0"/>
-          <w:i w:val="0"/>
-          <w:color w:val="333333"/>
-          <w:sz w:val="22"/>
-        </w:rPr>
-        <w:t xml:space="preserve"> to normalize distributions before </w:t>
-      </w:r>
-      <w:r>
-        <w:tab/>
-      </w:r>
-      <w:r>
-        <w:rPr>
-          <w:rFonts w:ascii="Helvetica" w:hAnsi="Helvetica" w:eastAsia="Helvetica"/>
-          <w:b w:val="0"/>
-          <w:i w:val="0"/>
-          <w:color w:val="333333"/>
-          <w:sz w:val="22"/>
-        </w:rPr>
-        <w:t>feeding them to models.</w:t>
-      </w:r>
-    </w:p>
-    <w:p>
-      <w:pPr>
-        <w:autoSpaceDN w:val="0"/>
-        <w:autoSpaceDE w:val="0"/>
-        <w:widowControl/>
-        <w:spacing w:line="332" w:lineRule="exact" w:before="816" w:after="0"/>
-        <w:ind w:left="30" w:right="0" w:firstLine="0"/>
-        <w:jc w:val="left"/>
-      </w:pPr>
-      <w:r>
-        <w:rPr>
-          <w:rFonts w:ascii="Helvetica" w:hAnsi="Helvetica" w:eastAsia="Helvetica"/>
-          <w:b/>
-          <w:i w:val="0"/>
-          <w:color w:val="1F3A52"/>
-          <w:sz w:val="24"/>
-        </w:rPr>
-        <w:t>2. Feature Binning and Statistical Justification</w:t>
-      </w:r>
-    </w:p>
-    <w:p>
-      <w:pPr>
-        <w:autoSpaceDN w:val="0"/>
-        <w:tabs>
-          <w:tab w:pos="660" w:val="left"/>
-        </w:tabs>
-        <w:autoSpaceDE w:val="0"/>
-        <w:widowControl/>
-        <w:spacing w:line="352" w:lineRule="exact" w:before="170" w:after="0"/>
-        <w:ind w:left="330" w:right="0" w:firstLine="0"/>
-        <w:jc w:val="left"/>
-      </w:pPr>
-      <w:r>
-        <w:rPr>
-          <w:rFonts w:ascii="Helvetica" w:hAnsi="Helvetica" w:eastAsia="Helvetica"/>
-          <w:b w:val="0"/>
-          <w:i w:val="0"/>
-          <w:color w:val="333333"/>
-          <w:sz w:val="22"/>
-        </w:rPr>
-        <w:t>•</w:t>
-      </w:r>
-      <w:r>
-        <w:tab/>
-      </w:r>
-      <w:r>
-        <w:rPr>
-          <w:shd w:val="clear" w:color="auto" w:fill="f4f4f4"/>
-          <w:rFonts w:ascii="Courier" w:hAnsi="Courier" w:eastAsia="Courier"/>
-          <w:b w:val="0"/>
-          <w:i w:val="0"/>
-          <w:color w:val="333333"/>
-          <w:sz w:val="19"/>
-        </w:rPr>
-        <w:t>PropertyAge</w:t>
-      </w:r>
-      <w:r>
-        <w:rPr>
-          <w:rFonts w:ascii="Helvetica" w:hAnsi="Helvetica" w:eastAsia="Helvetica"/>
-          <w:b w:val="0"/>
-          <w:i w:val="0"/>
-          <w:color w:val="333333"/>
-          <w:sz w:val="22"/>
-        </w:rPr>
-        <w:t xml:space="preserve"> was binned into </w:t>
-      </w:r>
-      <w:r>
-        <w:rPr>
-          <w:shd w:val="clear" w:color="auto" w:fill="f4f4f4"/>
-          <w:rFonts w:ascii="Courier" w:hAnsi="Courier" w:eastAsia="Courier"/>
-          <w:b w:val="0"/>
-          <w:i w:val="0"/>
-          <w:color w:val="333333"/>
-          <w:sz w:val="19"/>
-        </w:rPr>
-        <w:t>PropertyAge_bins</w:t>
-      </w:r>
-      <w:r>
-        <w:rPr>
-          <w:rFonts w:ascii="Helvetica" w:hAnsi="Helvetica" w:eastAsia="Helvetica"/>
-          <w:b w:val="0"/>
-          <w:i w:val="0"/>
-          <w:color w:val="333333"/>
-          <w:sz w:val="22"/>
-        </w:rPr>
-        <w:t xml:space="preserve"> ('New' &lt;= 15, 'Moderate' &lt;= 35, 'Old' &gt; 35) </w:t>
-      </w:r>
-      <w:r>
-        <w:tab/>
-      </w:r>
-      <w:r>
-        <w:rPr>
-          <w:rFonts w:ascii="Helvetica" w:hAnsi="Helvetica" w:eastAsia="Helvetica"/>
-          <w:b w:val="0"/>
-          <w:i w:val="0"/>
-          <w:color w:val="333333"/>
-          <w:sz w:val="22"/>
-        </w:rPr>
-        <w:t>to handle non-linear real estate depreciation.</w:t>
+          <w:rFonts w:ascii="Helvetica" w:hAnsi="Helvetica" w:eastAsia="Helvetica"/>
+          <w:b w:val="0"/>
+          <w:i w:val="0"/>
+          <w:color w:val="333333"/>
+          <w:sz w:val="22"/>
+        </w:rPr>
+        <w:t>outlier-resistant.</w:t>
       </w:r>
     </w:p>
     <w:p>
@@ -4646,7 +6029,7 @@
         <w:autoSpaceDE w:val="0"/>
         <w:widowControl/>
         <w:spacing w:line="352" w:lineRule="exact" w:before="150" w:after="0"/>
-        <w:ind w:left="330" w:right="0" w:firstLine="0"/>
+        <w:ind w:left="330" w:right="288" w:firstLine="0"/>
         <w:jc w:val="left"/>
       </w:pPr>
       <w:r>
@@ -4665,43 +6048,12 @@
       <w:r>
         <w:rPr>
           <w:rFonts w:ascii="Helvetica" w:hAnsi="Helvetica" w:eastAsia="Helvetica"/>
-          <w:b/>
-          <w:i w:val="0"/>
-          <w:color w:val="333333"/>
-          <w:sz w:val="22"/>
-        </w:rPr>
-        <w:t>ANOVA Test:</w:t>
-      </w:r>
-      <w:r>
-        <w:rPr>
-          <w:rFonts w:ascii="Helvetica" w:hAnsi="Helvetica" w:eastAsia="Helvetica"/>
-          <w:b w:val="0"/>
-          <w:i w:val="0"/>
-          <w:color w:val="333333"/>
-          <w:sz w:val="22"/>
-        </w:rPr>
-        <w:t xml:space="preserve"> We ran an Analysis of Variance (ANOVA) test (</w:t>
-      </w:r>
-      <w:r>
-        <w:rPr>
-          <w:shd w:val="clear" w:color="auto" w:fill="f4f4f4"/>
-          <w:rFonts w:ascii="Courier" w:hAnsi="Courier" w:eastAsia="Courier"/>
-          <w:b w:val="0"/>
-          <w:i w:val="0"/>
-          <w:color w:val="333333"/>
-          <w:sz w:val="19"/>
-        </w:rPr>
-        <w:t>f_oneway</w:t>
-      </w:r>
-      <w:r>
-        <w:rPr>
-          <w:rFonts w:ascii="Helvetica" w:hAnsi="Helvetica" w:eastAsia="Helvetica"/>
-          <w:b w:val="0"/>
-          <w:i w:val="0"/>
-          <w:color w:val="333333"/>
-          <w:sz w:val="22"/>
-        </w:rPr>
-        <w:t xml:space="preserve">) to verify if the </w:t>
+          <w:b w:val="0"/>
+          <w:i w:val="0"/>
+          <w:color w:val="333333"/>
+          <w:sz w:val="22"/>
+        </w:rPr>
+        <w:t xml:space="preserve">Location coordinates do not exhibit simple linear relationships, calling for non-parametric </w:t>
       </w:r>
       <w:r>
         <w:tab/>
@@ -4714,134 +6066,7 @@
           <w:color w:val="333333"/>
           <w:sz w:val="22"/>
         </w:rPr>
-        <w:t xml:space="preserve">binned age groups have statistically different mean target prices. The test resulted in a </w:t>
-      </w:r>
-      <w:r>
-        <w:tab/>
-      </w:r>
-      <w:r>
-        <w:rPr>
-          <w:rFonts w:ascii="Helvetica" w:hAnsi="Helvetica" w:eastAsia="Helvetica"/>
-          <w:b/>
-          <w:i w:val="0"/>
-          <w:color w:val="333333"/>
-          <w:sz w:val="22"/>
-        </w:rPr>
-        <w:t>$p\text{-value} = 0.0000$ ($F\text{-statistic} \gg 1$)</w:t>
-      </w:r>
-      <w:r>
-        <w:rPr>
-          <w:rFonts w:ascii="Helvetica" w:hAnsi="Helvetica" w:eastAsia="Helvetica"/>
-          <w:b w:val="0"/>
-          <w:i w:val="0"/>
-          <w:color w:val="333333"/>
-          <w:sz w:val="22"/>
-        </w:rPr>
-        <w:t xml:space="preserve">, confirming that binning </w:t>
-      </w:r>
-      <w:r>
-        <w:rPr>
-          <w:shd w:val="clear" w:color="auto" w:fill="f4f4f4"/>
-          <w:rFonts w:ascii="Courier" w:hAnsi="Courier" w:eastAsia="Courier"/>
-          <w:b w:val="0"/>
-          <w:i w:val="0"/>
-          <w:color w:val="333333"/>
-          <w:sz w:val="19"/>
-        </w:rPr>
-        <w:t xml:space="preserve">PropertyAge </w:t>
-      </w:r>
-      <w:r>
-        <w:tab/>
-      </w:r>
-      <w:r>
-        <w:rPr>
-          <w:rFonts w:ascii="Helvetica" w:hAnsi="Helvetica" w:eastAsia="Helvetica"/>
-          <w:b w:val="0"/>
-          <w:i w:val="0"/>
-          <w:color w:val="333333"/>
-          <w:sz w:val="22"/>
-        </w:rPr>
-        <w:t>was highly significant and statistically valid.</w:t>
-      </w:r>
-    </w:p>
-    <w:p>
-      <w:pPr>
-        <w:autoSpaceDN w:val="0"/>
-        <w:tabs>
-          <w:tab w:pos="660" w:val="left"/>
-        </w:tabs>
-        <w:autoSpaceDE w:val="0"/>
-        <w:widowControl/>
-        <w:spacing w:line="352" w:lineRule="exact" w:before="150" w:after="0"/>
-        <w:ind w:left="330" w:right="0" w:firstLine="0"/>
-        <w:jc w:val="left"/>
-      </w:pPr>
-      <w:r>
-        <w:rPr>
-          <w:rFonts w:ascii="Helvetica" w:hAnsi="Helvetica" w:eastAsia="Helvetica"/>
-          <w:b w:val="0"/>
-          <w:i w:val="0"/>
-          <w:color w:val="333333"/>
-          <w:sz w:val="22"/>
-        </w:rPr>
-        <w:t>•</w:t>
-      </w:r>
-      <w:r>
-        <w:tab/>
-      </w:r>
-      <w:r>
-        <w:rPr>
-          <w:rFonts w:ascii="Helvetica" w:hAnsi="Helvetica" w:eastAsia="Helvetica"/>
-          <w:b/>
-          <w:i w:val="0"/>
-          <w:color w:val="333333"/>
-          <w:sz w:val="22"/>
-        </w:rPr>
-        <w:t>T-Test:</w:t>
-      </w:r>
-      <w:r>
-        <w:rPr>
-          <w:rFonts w:ascii="Helvetica" w:hAnsi="Helvetica" w:eastAsia="Helvetica"/>
-          <w:b w:val="0"/>
-          <w:i w:val="0"/>
-          <w:color w:val="333333"/>
-          <w:sz w:val="22"/>
-        </w:rPr>
-        <w:t xml:space="preserve"> A T-test (</w:t>
-      </w:r>
-      <w:r>
-        <w:rPr>
-          <w:shd w:val="clear" w:color="auto" w:fill="f4f4f4"/>
-          <w:rFonts w:ascii="Courier" w:hAnsi="Courier" w:eastAsia="Courier"/>
-          <w:b w:val="0"/>
-          <w:i w:val="0"/>
-          <w:color w:val="333333"/>
-          <w:sz w:val="19"/>
-        </w:rPr>
-        <w:t>ttest_ind</w:t>
-      </w:r>
-      <w:r>
-        <w:rPr>
-          <w:rFonts w:ascii="Helvetica" w:hAnsi="Helvetica" w:eastAsia="Helvetica"/>
-          <w:b w:val="0"/>
-          <w:i w:val="0"/>
-          <w:color w:val="333333"/>
-          <w:sz w:val="22"/>
-        </w:rPr>
-        <w:t xml:space="preserve">) between 'New' and 'Old' properties confirmed that new houses </w:t>
-      </w:r>
-      <w:r>
-        <w:tab/>
-      </w:r>
-      <w:r>
-        <w:rPr>
-          <w:rFonts w:ascii="Helvetica" w:hAnsi="Helvetica" w:eastAsia="Helvetica"/>
-          <w:b w:val="0"/>
-          <w:i w:val="0"/>
-          <w:color w:val="333333"/>
-          <w:sz w:val="22"/>
-        </w:rPr>
-        <w:t>have a significantly different price profile from old ones ($p = 0.0000$).</w:t>
+        <w:t>model architectures.</w:t>
       </w:r>
     </w:p>
     <w:p>
@@ -4849,194 +6074,29 @@
         <w:autoSpaceDN w:val="0"/>
         <w:autoSpaceDE w:val="0"/>
         <w:widowControl/>
-        <w:spacing w:line="332" w:lineRule="exact" w:before="816" w:after="0"/>
+        <w:spacing w:line="352" w:lineRule="exact" w:before="634" w:after="0"/>
         <w:ind w:left="30" w:right="0" w:firstLine="0"/>
         <w:jc w:val="left"/>
       </w:pPr>
       <w:r>
         <w:rPr>
           <w:rFonts w:ascii="Helvetica" w:hAnsi="Helvetica" w:eastAsia="Helvetica"/>
-          <w:b/>
-          <w:i w:val="0"/>
-          <w:color w:val="1F3A52"/>
-          <w:sz w:val="24"/>
-        </w:rPr>
-        <w:t>3. Correlation Matrix Insights</w:t>
-      </w:r>
-    </w:p>
-    <w:p>
-      <w:pPr>
-        <w:autoSpaceDN w:val="0"/>
-        <w:tabs>
-          <w:tab w:pos="660" w:val="left"/>
-        </w:tabs>
-        <w:autoSpaceDE w:val="0"/>
-        <w:widowControl/>
-        <w:spacing w:line="352" w:lineRule="exact" w:before="170" w:after="0"/>
-        <w:ind w:left="330" w:right="432" w:firstLine="0"/>
-        <w:jc w:val="left"/>
-      </w:pPr>
-      <w:r>
-        <w:rPr>
-          <w:rFonts w:ascii="Helvetica" w:hAnsi="Helvetica" w:eastAsia="Helvetica"/>
-          <w:b w:val="0"/>
-          <w:i w:val="0"/>
-          <w:color w:val="333333"/>
-          <w:sz w:val="22"/>
-        </w:rPr>
-        <w:t>•</w:t>
-      </w:r>
-      <w:r>
-        <w:tab/>
-      </w:r>
-      <w:r>
-        <w:rPr>
-          <w:shd w:val="clear" w:color="auto" w:fill="f4f4f4"/>
-          <w:rFonts w:ascii="Courier" w:hAnsi="Courier" w:eastAsia="Courier"/>
-          <w:b w:val="0"/>
-          <w:i w:val="0"/>
-          <w:color w:val="333333"/>
-          <w:sz w:val="19"/>
-        </w:rPr>
-        <w:t>IncomeLevel</w:t>
-      </w:r>
-      <w:r>
-        <w:rPr>
-          <w:rFonts w:ascii="Helvetica" w:hAnsi="Helvetica" w:eastAsia="Helvetica"/>
-          <w:b w:val="0"/>
-          <w:i w:val="0"/>
-          <w:color w:val="333333"/>
-          <w:sz w:val="22"/>
-        </w:rPr>
-        <w:t xml:space="preserve"> showed a strong positive correlation ($r \approx 0.69$) with </w:t>
-      </w:r>
-      <w:r>
-        <w:rPr>
-          <w:shd w:val="clear" w:color="auto" w:fill="f4f4f4"/>
-          <w:rFonts w:ascii="Courier" w:hAnsi="Courier" w:eastAsia="Courier"/>
-          <w:b w:val="0"/>
-          <w:i w:val="0"/>
-          <w:color w:val="333333"/>
-          <w:sz w:val="19"/>
-        </w:rPr>
-        <w:t>TargetPrice</w:t>
-      </w:r>
-      <w:r>
-        <w:rPr>
-          <w:rFonts w:ascii="Helvetica" w:hAnsi="Helvetica" w:eastAsia="Helvetica"/>
-          <w:b w:val="0"/>
-          <w:i w:val="0"/>
-          <w:color w:val="333333"/>
-          <w:sz w:val="22"/>
-        </w:rPr>
-        <w:t xml:space="preserve">, </w:t>
-      </w:r>
-      <w:r>
-        <w:tab/>
-      </w:r>
-      <w:r>
-        <w:rPr>
-          <w:rFonts w:ascii="Helvetica" w:hAnsi="Helvetica" w:eastAsia="Helvetica"/>
-          <w:b w:val="0"/>
-          <w:i w:val="0"/>
-          <w:color w:val="333333"/>
-          <w:sz w:val="22"/>
-        </w:rPr>
-        <w:t>making it the single most predictive feature.</w:t>
-      </w:r>
-    </w:p>
-    <w:p>
-      <w:pPr>
-        <w:autoSpaceDN w:val="0"/>
-        <w:tabs>
-          <w:tab w:pos="660" w:val="left"/>
-        </w:tabs>
-        <w:autoSpaceDE w:val="0"/>
-        <w:widowControl/>
-        <w:spacing w:line="352" w:lineRule="exact" w:before="150" w:after="0"/>
-        <w:ind w:left="330" w:right="0" w:firstLine="0"/>
-        <w:jc w:val="left"/>
-      </w:pPr>
-      <w:r>
-        <w:rPr>
-          <w:rFonts w:ascii="Helvetica" w:hAnsi="Helvetica" w:eastAsia="Helvetica"/>
-          <w:b w:val="0"/>
-          <w:i w:val="0"/>
-          <w:color w:val="333333"/>
-          <w:sz w:val="22"/>
-        </w:rPr>
-        <w:t>•</w:t>
-      </w:r>
-      <w:r>
-        <w:tab/>
-      </w:r>
-      <w:r>
-        <w:rPr>
-          <w:shd w:val="clear" w:color="auto" w:fill="f4f4f4"/>
-          <w:rFonts w:ascii="Courier" w:hAnsi="Courier" w:eastAsia="Courier"/>
-          <w:b w:val="0"/>
-          <w:i w:val="0"/>
-          <w:color w:val="333333"/>
-          <w:sz w:val="19"/>
-        </w:rPr>
-        <w:t>Latitude</w:t>
-      </w:r>
-      <w:r>
-        <w:rPr>
-          <w:rFonts w:ascii="Helvetica" w:hAnsi="Helvetica" w:eastAsia="Helvetica"/>
-          <w:b w:val="0"/>
-          <w:i w:val="0"/>
-          <w:color w:val="333333"/>
-          <w:sz w:val="22"/>
-        </w:rPr>
-        <w:t xml:space="preserve"> and </w:t>
-      </w:r>
-      <w:r>
-        <w:rPr>
-          <w:shd w:val="clear" w:color="auto" w:fill="f4f4f4"/>
-          <w:rFonts w:ascii="Courier" w:hAnsi="Courier" w:eastAsia="Courier"/>
-          <w:b w:val="0"/>
-          <w:i w:val="0"/>
-          <w:color w:val="333333"/>
-          <w:sz w:val="19"/>
-        </w:rPr>
-        <w:t>Longitude</w:t>
-      </w:r>
-      <w:r>
-        <w:rPr>
-          <w:rFonts w:ascii="Helvetica" w:hAnsi="Helvetica" w:eastAsia="Helvetica"/>
-          <w:b w:val="0"/>
-          <w:i w:val="0"/>
-          <w:color w:val="333333"/>
-          <w:sz w:val="22"/>
-        </w:rPr>
-        <w:t xml:space="preserve"> showed complex spatial distributions, indicating that location </w:t>
-      </w:r>
-      <w:r>
-        <w:tab/>
-      </w:r>
-      <w:r>
-        <w:rPr>
-          <w:rFonts w:ascii="Helvetica" w:hAnsi="Helvetica" w:eastAsia="Helvetica"/>
-          <w:b w:val="0"/>
-          <w:i w:val="0"/>
-          <w:color w:val="333333"/>
-          <w:sz w:val="22"/>
-        </w:rPr>
-        <w:t xml:space="preserve">coordinates interact with Demographic parameters, calling for ensemble models that handle </w:t>
-      </w:r>
-      <w:r>
-        <w:tab/>
-      </w:r>
-      <w:r>
-        <w:rPr>
-          <w:rFonts w:ascii="Helvetica" w:hAnsi="Helvetica" w:eastAsia="Helvetica"/>
-          <w:b w:val="0"/>
-          <w:i w:val="0"/>
-          <w:color w:val="333333"/>
-          <w:sz w:val="22"/>
-        </w:rPr>
-        <w:t>multi-dimensional thresholds.</w:t>
+          <w:b w:val="0"/>
+          <w:i w:val="0"/>
+          <w:color w:val="333333"/>
+          <w:sz w:val="22"/>
+        </w:rPr>
+        <w:t xml:space="preserve">In general, the exploratory data analysis offered a solid basis for feature engineering, model </w:t>
+      </w:r>
+      <w:r>
+        <w:rPr>
+          <w:rFonts w:ascii="Helvetica" w:hAnsi="Helvetica" w:eastAsia="Helvetica"/>
+          <w:b w:val="0"/>
+          <w:i w:val="0"/>
+          <w:color w:val="333333"/>
+          <w:sz w:val="22"/>
+        </w:rPr>
+        <w:t>selection, and evaluation strategies used in this project.</w:t>
       </w:r>
     </w:p>
     <w:p>
@@ -5044,7 +6104,7 @@
         <w:autoSpaceDN w:val="0"/>
         <w:autoSpaceDE w:val="0"/>
         <w:widowControl/>
-        <w:spacing w:line="412" w:lineRule="exact" w:before="1436" w:after="0"/>
+        <w:spacing w:line="412" w:lineRule="exact" w:before="1062" w:after="0"/>
         <w:ind w:left="30" w:right="0" w:firstLine="0"/>
         <w:jc w:val="left"/>
       </w:pPr>
@@ -5064,7 +6124,7 @@
         <w:autoSpaceDN w:val="0"/>
         <w:autoSpaceDE w:val="0"/>
         <w:widowControl/>
-        <w:spacing w:line="332" w:lineRule="exact" w:before="528" w:after="0"/>
+        <w:spacing w:line="332" w:lineRule="exact" w:before="528" w:after="340"/>
         <w:ind w:left="30" w:right="0" w:firstLine="0"/>
         <w:jc w:val="left"/>
       </w:pPr>
@@ -5078,25 +6138,6 @@
         </w:rPr>
         <w:t>1. Processing Pipeline</w:t>
       </w:r>
-    </w:p>
-    <w:p>
-      <w:pPr>
-        <w:sectPr>
-          <w:pgSz w:w="11906" w:h="16838"/>
-          <w:pgMar w:top="676" w:right="1104" w:bottom="1000" w:left="1124" w:header="720" w:footer="720" w:gutter="0"/>
-          <w:cols/>
-          <w:docGrid w:linePitch="360"/>
-        </w:sectPr>
-      </w:pPr>
-    </w:p>
-    <w:p>
-      <w:pPr>
-        <w:autoSpaceDN w:val="0"/>
-        <w:autoSpaceDE w:val="0"/>
-        <w:widowControl/>
-        <w:spacing w:line="220" w:lineRule="exact" w:before="0" w:after="486"/>
-        <w:ind w:left="0" w:right="0"/>
-      </w:pPr>
     </w:p>
     <w:tbl>
       <w:tblPr>
@@ -5110,7 +6151,7 @@
       </w:tblGrid>
       <w:tr>
         <w:trPr>
-          <w:trHeight w:hRule="exact" w:val="3068"/>
+          <w:trHeight w:hRule="exact" w:val="3066"/>
         </w:trPr>
         <w:tc>
           <w:tcPr>
@@ -5132,7 +6173,7 @@
               <w:autoSpaceDN w:val="0"/>
               <w:autoSpaceDE w:val="0"/>
               <w:widowControl/>
-              <w:spacing w:line="304" w:lineRule="exact" w:before="34" w:after="0"/>
+              <w:spacing w:line="304" w:lineRule="exact" w:before="32" w:after="0"/>
               <w:ind w:left="156" w:right="144" w:firstLine="0"/>
               <w:jc w:val="left"/>
             </w:pPr>
@@ -5317,13 +6358,32 @@
     </w:p>
     <w:p>
       <w:pPr>
+        <w:sectPr>
+          <w:pgSz w:w="11906" w:h="16838"/>
+          <w:pgMar w:top="714" w:right="1104" w:bottom="1160" w:left="1124" w:header="720" w:footer="720" w:gutter="0"/>
+          <w:cols/>
+          <w:docGrid w:linePitch="360"/>
+        </w:sectPr>
+      </w:pPr>
+    </w:p>
+    <w:p>
+      <w:pPr>
+        <w:autoSpaceDN w:val="0"/>
+        <w:autoSpaceDE w:val="0"/>
+        <w:widowControl/>
+        <w:spacing w:line="220" w:lineRule="exact" w:before="0" w:after="458"/>
+        <w:ind w:left="0" w:right="0"/>
+      </w:pPr>
+    </w:p>
+    <w:p>
+      <w:pPr>
         <w:autoSpaceDN w:val="0"/>
         <w:tabs>
           <w:tab w:pos="660" w:val="left"/>
         </w:tabs>
         <w:autoSpaceDE w:val="0"/>
         <w:widowControl/>
-        <w:spacing w:line="352" w:lineRule="exact" w:before="150" w:after="0"/>
+        <w:spacing w:line="328" w:lineRule="exact" w:before="0" w:after="0"/>
         <w:ind w:left="330" w:right="0" w:firstLine="0"/>
         <w:jc w:val="left"/>
       </w:pPr>
@@ -5763,7 +6823,7 @@
       </w:tr>
       <w:tr>
         <w:trPr>
-          <w:trHeight w:hRule="exact" w:val="1068"/>
+          <w:trHeight w:hRule="exact" w:val="1088"/>
         </w:trPr>
         <w:tc>
           <w:tcPr>
@@ -5954,49 +7014,6 @@
           </w:p>
         </w:tc>
       </w:tr>
-    </w:tbl>
-    <w:p>
-      <w:pPr>
-        <w:autoSpaceDN w:val="0"/>
-        <w:autoSpaceDE w:val="0"/>
-        <w:widowControl/>
-        <w:spacing w:line="14" w:lineRule="exact" w:before="0" w:after="0"/>
-        <w:ind w:left="0" w:right="0"/>
-      </w:pPr>
-    </w:p>
-    <w:p>
-      <w:pPr>
-        <w:sectPr>
-          <w:pgSz w:w="11906" w:h="16838"/>
-          <w:pgMar w:top="704" w:right="1104" w:bottom="1096" w:left="1124" w:header="720" w:footer="720" w:gutter="0"/>
-          <w:cols/>
-          <w:docGrid w:linePitch="360"/>
-        </w:sectPr>
-      </w:pPr>
-    </w:p>
-    <w:p>
-      <w:pPr>
-        <w:autoSpaceDN w:val="0"/>
-        <w:autoSpaceDE w:val="0"/>
-        <w:widowControl/>
-        <w:spacing w:line="220" w:lineRule="exact" w:before="0" w:after="486"/>
-        <w:ind w:left="0" w:right="0"/>
-      </w:pPr>
-    </w:p>
-    <w:tbl>
-      <w:tblPr>
-        <w:tblW w:type="auto" w:w="0"/>
-        <w:tblLayout w:type="fixed"/>
-        <w:tblLook w:firstColumn="1" w:firstRow="1" w:lastColumn="0" w:lastRow="0" w:noHBand="0" w:noVBand="1" w:val="04A0"/>
-        <w:tblInd w:w="10.0" w:type="dxa"/>
-      </w:tblPr>
-      <w:tblGrid>
-        <w:gridCol w:w="1936"/>
-        <w:gridCol w:w="1936"/>
-        <w:gridCol w:w="1936"/>
-        <w:gridCol w:w="1936"/>
-        <w:gridCol w:w="1936"/>
-      </w:tblGrid>
       <w:tr>
         <w:trPr>
           <w:trHeight w:hRule="exact" w:val="2000"/>
@@ -6055,7 +7072,7 @@
               <w:autoSpaceDN w:val="0"/>
               <w:autoSpaceDE w:val="0"/>
               <w:widowControl/>
-              <w:spacing w:line="304" w:lineRule="exact" w:before="126" w:after="0"/>
+              <w:spacing w:line="304" w:lineRule="exact" w:before="124" w:after="0"/>
               <w:ind w:left="234" w:right="0" w:firstLine="0"/>
               <w:jc w:val="left"/>
             </w:pPr>
@@ -6175,7 +7192,7 @@
               </w:tabs>
               <w:autoSpaceDE w:val="0"/>
               <w:widowControl/>
-              <w:spacing w:line="308" w:lineRule="exact" w:before="726" w:after="0"/>
+              <w:spacing w:line="306" w:lineRule="exact" w:before="728" w:after="0"/>
               <w:ind w:left="14" w:right="1008" w:firstLine="0"/>
               <w:jc w:val="left"/>
             </w:pPr>
@@ -6233,7 +7250,7 @@
               <w:autoSpaceDN w:val="0"/>
               <w:autoSpaceDE w:val="0"/>
               <w:widowControl/>
-              <w:spacing w:line="260" w:lineRule="exact" w:before="774" w:after="0"/>
+              <w:spacing w:line="262" w:lineRule="exact" w:before="772" w:after="0"/>
               <w:ind w:left="230" w:right="0" w:firstLine="0"/>
               <w:jc w:val="left"/>
             </w:pPr>
@@ -6268,7 +7285,7 @@
               <w:autoSpaceDN w:val="0"/>
               <w:autoSpaceDE w:val="0"/>
               <w:widowControl/>
-              <w:spacing w:line="260" w:lineRule="exact" w:before="774" w:after="0"/>
+              <w:spacing w:line="262" w:lineRule="exact" w:before="772" w:after="0"/>
               <w:ind w:left="232" w:right="0" w:firstLine="0"/>
               <w:jc w:val="left"/>
             </w:pPr>
@@ -6287,7 +7304,7 @@
       </w:tr>
       <w:tr>
         <w:trPr>
-          <w:trHeight w:hRule="exact" w:val="2002"/>
+          <w:trHeight w:hRule="exact" w:val="2000"/>
         </w:trPr>
         <w:tc>
           <w:tcPr>
@@ -6343,7 +7360,7 @@
               <w:autoSpaceDN w:val="0"/>
               <w:autoSpaceDE w:val="0"/>
               <w:widowControl/>
-              <w:spacing w:line="304" w:lineRule="exact" w:before="126" w:after="0"/>
+              <w:spacing w:line="304" w:lineRule="exact" w:before="124" w:after="0"/>
               <w:ind w:left="234" w:right="144" w:firstLine="0"/>
               <w:jc w:val="left"/>
             </w:pPr>
@@ -6550,7 +7567,7 @@
         <w:autoSpaceDN w:val="0"/>
         <w:autoSpaceDE w:val="0"/>
         <w:widowControl/>
-        <w:spacing w:line="332" w:lineRule="exact" w:before="286" w:after="0"/>
+        <w:spacing w:line="330" w:lineRule="exact" w:before="288" w:after="0"/>
         <w:ind w:left="30" w:right="0" w:firstLine="0"/>
         <w:jc w:val="left"/>
       </w:pPr>
@@ -6564,6 +7581,25 @@
         </w:rPr>
         <w:t>2. Web Application Setup</w:t>
       </w:r>
+    </w:p>
+    <w:p>
+      <w:pPr>
+        <w:sectPr>
+          <w:pgSz w:w="11906" w:h="16838"/>
+          <w:pgMar w:top="680" w:right="1104" w:bottom="1198" w:left="1124" w:header="720" w:footer="720" w:gutter="0"/>
+          <w:cols/>
+          <w:docGrid w:linePitch="360"/>
+        </w:sectPr>
+      </w:pPr>
+    </w:p>
+    <w:p>
+      <w:pPr>
+        <w:autoSpaceDN w:val="0"/>
+        <w:autoSpaceDE w:val="0"/>
+        <w:widowControl/>
+        <w:spacing w:line="220" w:lineRule="exact" w:before="0" w:after="458"/>
+        <w:ind w:left="0" w:right="0"/>
+      </w:pPr>
     </w:p>
     <w:p>
       <w:pPr>
@@ -6573,8 +7609,8 @@
         </w:tabs>
         <w:autoSpaceDE w:val="0"/>
         <w:widowControl/>
-        <w:spacing w:line="312" w:lineRule="exact" w:before="210" w:after="0"/>
-        <w:ind w:left="330" w:right="0" w:firstLine="0"/>
+        <w:spacing w:line="340" w:lineRule="exact" w:before="0" w:after="0"/>
+        <w:ind w:left="330" w:right="720" w:firstLine="0"/>
         <w:jc w:val="left"/>
       </w:pPr>
       <w:r>
@@ -6650,18 +7686,14 @@
           <w:color w:val="333333"/>
           <w:sz w:val="22"/>
         </w:rPr>
-        <w:t>,</w:t>
-      </w:r>
-    </w:p>
-    <w:p>
-      <w:pPr>
-        <w:autoSpaceDN w:val="0"/>
-        <w:autoSpaceDE w:val="0"/>
-        <w:widowControl/>
-        <w:spacing w:line="304" w:lineRule="exact" w:before="40" w:after="0"/>
-        <w:ind w:left="660" w:right="0" w:firstLine="0"/>
-        <w:jc w:val="left"/>
-      </w:pPr>
+        <w:t xml:space="preserve">, </w:t>
+      </w:r>
+      <w:r>
+        <w:br/>
+      </w:r>
+      <w:r>
+        <w:tab/>
+      </w:r>
       <w:r>
         <w:rPr>
           <w:shd w:val="clear" w:color="auto" w:fill="f4f4f4"/>
@@ -6702,18 +7734,14 @@
           <w:color w:val="333333"/>
           <w:sz w:val="22"/>
         </w:rPr>
-        <w:t>, and</w:t>
-      </w:r>
-    </w:p>
-    <w:p>
-      <w:pPr>
-        <w:autoSpaceDN w:val="0"/>
-        <w:autoSpaceDE w:val="0"/>
-        <w:widowControl/>
-        <w:spacing w:line="304" w:lineRule="exact" w:before="48" w:after="0"/>
-        <w:ind w:left="660" w:right="0" w:firstLine="0"/>
-        <w:jc w:val="left"/>
-      </w:pPr>
+        <w:t xml:space="preserve">, and </w:t>
+      </w:r>
+      <w:r>
+        <w:br/>
+      </w:r>
+      <w:r>
+        <w:tab/>
+      </w:r>
       <w:r>
         <w:rPr>
           <w:shd w:val="clear" w:color="auto" w:fill="f4f4f4"/>
@@ -6754,18 +7782,11 @@
           <w:color w:val="333333"/>
           <w:sz w:val="22"/>
         </w:rPr>
-        <w:t xml:space="preserve"> endpoint returning JSON</w:t>
-      </w:r>
-    </w:p>
-    <w:p>
-      <w:pPr>
-        <w:autoSpaceDN w:val="0"/>
-        <w:autoSpaceDE w:val="0"/>
-        <w:widowControl/>
-        <w:spacing w:line="304" w:lineRule="exact" w:before="48" w:after="0"/>
-        <w:ind w:left="660" w:right="0" w:firstLine="0"/>
-        <w:jc w:val="left"/>
-      </w:pPr>
+        <w:t xml:space="preserve"> endpoint returning JSON </w:t>
+      </w:r>
+      <w:r>
+        <w:tab/>
+      </w:r>
       <w:r>
         <w:rPr>
           <w:rFonts w:ascii="Helvetica" w:hAnsi="Helvetica" w:eastAsia="Helvetica"/>
@@ -6785,8 +7806,8 @@
         </w:tabs>
         <w:autoSpaceDE w:val="0"/>
         <w:widowControl/>
-        <w:spacing w:line="312" w:lineRule="exact" w:before="190" w:after="0"/>
-        <w:ind w:left="330" w:right="0" w:firstLine="0"/>
+        <w:spacing w:line="352" w:lineRule="exact" w:before="150" w:after="0"/>
+        <w:ind w:left="330" w:right="288" w:firstLine="0"/>
         <w:jc w:val="left"/>
       </w:pPr>
       <w:r>
@@ -6841,16 +7862,32 @@
           <w:color w:val="333333"/>
           <w:sz w:val="22"/>
         </w:rPr>
-        <w:t xml:space="preserve"> Glassmorphic web panel with Outfit typography and</w:t>
+        <w:t xml:space="preserve"> Glassmorphic web panel with Outfit typography and </w:t>
+      </w:r>
+      <w:r>
+        <w:tab/>
+      </w:r>
+      <w:r>
+        <w:rPr>
+          <w:rFonts w:ascii="Helvetica" w:hAnsi="Helvetica" w:eastAsia="Helvetica"/>
+          <w:b w:val="0"/>
+          <w:i w:val="0"/>
+          <w:color w:val="333333"/>
+          <w:sz w:val="22"/>
+        </w:rPr>
+        <w:t>dynamic dark mode sliders for all 10 features:</w:t>
       </w:r>
     </w:p>
     <w:p>
       <w:pPr>
         <w:autoSpaceDN w:val="0"/>
+        <w:tabs>
+          <w:tab w:pos="660" w:val="left"/>
+        </w:tabs>
         <w:autoSpaceDE w:val="0"/>
         <w:widowControl/>
-        <w:spacing w:line="304" w:lineRule="exact" w:before="40" w:after="0"/>
-        <w:ind w:left="660" w:right="0" w:firstLine="0"/>
+        <w:spacing w:line="352" w:lineRule="exact" w:before="150" w:after="0"/>
+        <w:ind w:left="330" w:right="432" w:firstLine="0"/>
         <w:jc w:val="left"/>
       </w:pPr>
       <w:r>
@@ -6861,7 +7898,43 @@
           <w:color w:val="333333"/>
           <w:sz w:val="22"/>
         </w:rPr>
-        <w:t>dynamic dark mode sliders for all 10 features:</w:t>
+        <w:t>•</w:t>
+      </w:r>
+      <w:r>
+        <w:tab/>
+      </w:r>
+      <w:r>
+        <w:rPr>
+          <w:rFonts w:ascii="Helvetica" w:hAnsi="Helvetica" w:eastAsia="Helvetica"/>
+          <w:b w:val="0"/>
+          <w:i/>
+          <w:color w:val="333333"/>
+          <w:sz w:val="22"/>
+        </w:rPr>
+        <w:t>Direct sliders:</w:t>
+      </w:r>
+      <w:r>
+        <w:rPr>
+          <w:rFonts w:ascii="Helvetica" w:hAnsi="Helvetica" w:eastAsia="Helvetica"/>
+          <w:b w:val="0"/>
+          <w:i w:val="0"/>
+          <w:color w:val="333333"/>
+          <w:sz w:val="22"/>
+        </w:rPr>
+        <w:t xml:space="preserve"> IncomeLevel, PropertyAge, TotalRooms, TotalBedrooms, AvgOccupancy, </w:t>
+      </w:r>
+      <w:r>
+        <w:tab/>
+      </w:r>
+      <w:r>
+        <w:rPr>
+          <w:rFonts w:ascii="Helvetica" w:hAnsi="Helvetica" w:eastAsia="Helvetica"/>
+          <w:b w:val="0"/>
+          <w:i w:val="0"/>
+          <w:color w:val="333333"/>
+          <w:sz w:val="22"/>
+        </w:rPr>
+        <w:t>RoomsPerHousehold, BedroomsRatio.</w:t>
       </w:r>
     </w:p>
     <w:p>
@@ -6897,37 +7970,17 @@
           <w:color w:val="333333"/>
           <w:sz w:val="22"/>
         </w:rPr>
-        <w:t>Direct sliders:</w:t>
-      </w:r>
-      <w:r>
-        <w:rPr>
-          <w:rFonts w:ascii="Helvetica" w:hAnsi="Helvetica" w:eastAsia="Helvetica"/>
-          <w:b w:val="0"/>
-          <w:i w:val="0"/>
-          <w:color w:val="333333"/>
-          <w:sz w:val="22"/>
-        </w:rPr>
-        <w:t xml:space="preserve"> IncomeLevel, PropertyAge, TotalRooms, TotalBedrooms, AvgOccupancy,</w:t>
-      </w:r>
-    </w:p>
-    <w:p>
-      <w:pPr>
-        <w:autoSpaceDN w:val="0"/>
-        <w:autoSpaceDE w:val="0"/>
-        <w:widowControl/>
-        <w:spacing w:line="304" w:lineRule="exact" w:before="48" w:after="0"/>
-        <w:ind w:left="660" w:right="0" w:firstLine="0"/>
-        <w:jc w:val="left"/>
-      </w:pPr>
-      <w:r>
-        <w:rPr>
-          <w:rFonts w:ascii="Helvetica" w:hAnsi="Helvetica" w:eastAsia="Helvetica"/>
-          <w:b w:val="0"/>
-          <w:i w:val="0"/>
-          <w:color w:val="333333"/>
-          <w:sz w:val="22"/>
-        </w:rPr>
-        <w:t>RoomsPerHousehold, BedroomsRatio.</w:t>
+        <w:t>Direct inputs:</w:t>
+      </w:r>
+      <w:r>
+        <w:rPr>
+          <w:rFonts w:ascii="Helvetica" w:hAnsi="Helvetica" w:eastAsia="Helvetica"/>
+          <w:b w:val="0"/>
+          <w:i w:val="0"/>
+          <w:color w:val="333333"/>
+          <w:sz w:val="22"/>
+        </w:rPr>
+        <w:t xml:space="preserve"> NeighborhoodPop, Latitude, Longitude.</w:t>
       </w:r>
     </w:p>
     <w:p>
@@ -6938,8 +7991,8 @@
         </w:tabs>
         <w:autoSpaceDE w:val="0"/>
         <w:widowControl/>
-        <w:spacing w:line="304" w:lineRule="exact" w:before="198" w:after="0"/>
-        <w:ind w:left="330" w:right="0" w:firstLine="0"/>
+        <w:spacing w:line="352" w:lineRule="exact" w:before="150" w:after="0"/>
+        <w:ind w:left="330" w:right="288" w:firstLine="0"/>
         <w:jc w:val="left"/>
       </w:pPr>
       <w:r>
@@ -6959,68 +8012,15 @@
         <w:rPr>
           <w:rFonts w:ascii="Helvetica" w:hAnsi="Helvetica" w:eastAsia="Helvetica"/>
           <w:b w:val="0"/>
-          <w:i/>
-          <w:color w:val="333333"/>
-          <w:sz w:val="22"/>
-        </w:rPr>
-        <w:t>Direct inputs:</w:t>
-      </w:r>
-      <w:r>
-        <w:rPr>
-          <w:rFonts w:ascii="Helvetica" w:hAnsi="Helvetica" w:eastAsia="Helvetica"/>
-          <w:b w:val="0"/>
-          <w:i w:val="0"/>
-          <w:color w:val="333333"/>
-          <w:sz w:val="22"/>
-        </w:rPr>
-        <w:t xml:space="preserve"> NeighborhoodPop, Latitude, Longitude.</w:t>
-      </w:r>
-    </w:p>
-    <w:p>
-      <w:pPr>
-        <w:autoSpaceDN w:val="0"/>
-        <w:tabs>
-          <w:tab w:pos="660" w:val="left"/>
-        </w:tabs>
-        <w:autoSpaceDE w:val="0"/>
-        <w:widowControl/>
-        <w:spacing w:line="304" w:lineRule="exact" w:before="198" w:after="0"/>
-        <w:ind w:left="330" w:right="0" w:firstLine="0"/>
-        <w:jc w:val="left"/>
-      </w:pPr>
-      <w:r>
-        <w:rPr>
-          <w:rFonts w:ascii="Helvetica" w:hAnsi="Helvetica" w:eastAsia="Helvetica"/>
-          <w:b w:val="0"/>
-          <w:i w:val="0"/>
-          <w:color w:val="333333"/>
-          <w:sz w:val="22"/>
-        </w:rPr>
-        <w:t>•</w:t>
+          <w:i w:val="0"/>
+          <w:color w:val="333333"/>
+          <w:sz w:val="22"/>
+        </w:rPr>
+        <w:t xml:space="preserve">Live updates are sent asynchronously to the backend on slider adjust, updating predicted </w:t>
       </w:r>
       <w:r>
         <w:tab/>
       </w:r>
-      <w:r>
-        <w:rPr>
-          <w:rFonts w:ascii="Helvetica" w:hAnsi="Helvetica" w:eastAsia="Helvetica"/>
-          <w:b w:val="0"/>
-          <w:i w:val="0"/>
-          <w:color w:val="333333"/>
-          <w:sz w:val="22"/>
-        </w:rPr>
-        <w:t>Live updates are sent asynchronously to the backend on slider adjust, updating predicted</w:t>
-      </w:r>
-    </w:p>
-    <w:p>
-      <w:pPr>
-        <w:autoSpaceDN w:val="0"/>
-        <w:autoSpaceDE w:val="0"/>
-        <w:widowControl/>
-        <w:spacing w:line="304" w:lineRule="exact" w:before="48" w:after="0"/>
-        <w:ind w:left="660" w:right="0" w:firstLine="0"/>
-        <w:jc w:val="left"/>
-      </w:pPr>
       <w:r>
         <w:rPr>
           <w:rFonts w:ascii="Helvetica" w:hAnsi="Helvetica" w:eastAsia="Helvetica"/>
@@ -7080,8 +8080,8 @@
         </w:tabs>
         <w:autoSpaceDE w:val="0"/>
         <w:widowControl/>
-        <w:spacing w:line="304" w:lineRule="exact" w:before="218" w:after="0"/>
-        <w:ind w:left="330" w:right="0" w:firstLine="0"/>
+        <w:spacing w:line="352" w:lineRule="exact" w:before="170" w:after="0"/>
+        <w:ind w:left="330" w:right="288" w:firstLine="0"/>
         <w:jc w:val="left"/>
       </w:pPr>
       <w:r>
@@ -7105,7 +8105,33 @@
           <w:color w:val="333333"/>
           <w:sz w:val="22"/>
         </w:rPr>
-        <w:t>The Random Forest Regressor is highly suited for real estate valuation. It is robust to</w:t>
+        <w:t xml:space="preserve">The Random Forest Regressor is highly suited for real estate valuation. It is robust to </w:t>
+      </w:r>
+      <w:r>
+        <w:tab/>
+      </w:r>
+      <w:r>
+        <w:rPr>
+          <w:rFonts w:ascii="Helvetica" w:hAnsi="Helvetica" w:eastAsia="Helvetica"/>
+          <w:b w:val="0"/>
+          <w:i w:val="0"/>
+          <w:color w:val="333333"/>
+          <w:sz w:val="22"/>
+        </w:rPr>
+        <w:t xml:space="preserve">outliers (which are common in real estate due to luxury housing spikes) and captures the </w:t>
+      </w:r>
+      <w:r>
+        <w:tab/>
+      </w:r>
+      <w:r>
+        <w:rPr>
+          <w:rFonts w:ascii="Helvetica" w:hAnsi="Helvetica" w:eastAsia="Helvetica"/>
+          <w:b w:val="0"/>
+          <w:i w:val="0"/>
+          <w:color w:val="333333"/>
+          <w:sz w:val="22"/>
+        </w:rPr>
+        <w:t>complex interactions between geographic coordinates and average occupancy.</w:t>
       </w:r>
     </w:p>
     <w:p>
@@ -7113,19 +8139,199 @@
         <w:autoSpaceDN w:val="0"/>
         <w:autoSpaceDE w:val="0"/>
         <w:widowControl/>
-        <w:spacing w:line="304" w:lineRule="exact" w:before="48" w:after="0"/>
-        <w:ind w:left="660" w:right="0" w:firstLine="0"/>
+        <w:spacing w:line="332" w:lineRule="exact" w:before="816" w:after="0"/>
+        <w:ind w:left="30" w:right="0" w:firstLine="0"/>
         <w:jc w:val="left"/>
       </w:pPr>
       <w:r>
         <w:rPr>
           <w:rFonts w:ascii="Helvetica" w:hAnsi="Helvetica" w:eastAsia="Helvetica"/>
-          <w:b w:val="0"/>
-          <w:i w:val="0"/>
-          <w:color w:val="333333"/>
-          <w:sz w:val="22"/>
-        </w:rPr>
-        <w:t>outliers (which are common in real estate due to luxury housing spikes) and captures the</w:t>
+          <w:b/>
+          <w:i w:val="0"/>
+          <w:color w:val="1F3A52"/>
+          <w:sz w:val="24"/>
+        </w:rPr>
+        <w:t>2. Suitability of Deep Learning</w:t>
+      </w:r>
+    </w:p>
+    <w:p>
+      <w:pPr>
+        <w:autoSpaceDN w:val="0"/>
+        <w:tabs>
+          <w:tab w:pos="660" w:val="left"/>
+        </w:tabs>
+        <w:autoSpaceDE w:val="0"/>
+        <w:widowControl/>
+        <w:spacing w:line="352" w:lineRule="exact" w:before="170" w:after="0"/>
+        <w:ind w:left="330" w:right="720" w:firstLine="0"/>
+        <w:jc w:val="left"/>
+      </w:pPr>
+      <w:r>
+        <w:rPr>
+          <w:rFonts w:ascii="Helvetica" w:hAnsi="Helvetica" w:eastAsia="Helvetica"/>
+          <w:b w:val="0"/>
+          <w:i w:val="0"/>
+          <w:color w:val="333333"/>
+          <w:sz w:val="22"/>
+        </w:rPr>
+        <w:t>•</w:t>
+      </w:r>
+      <w:r>
+        <w:tab/>
+      </w:r>
+      <w:r>
+        <w:rPr>
+          <w:rFonts w:ascii="Helvetica" w:hAnsi="Helvetica" w:eastAsia="Helvetica"/>
+          <w:b w:val="0"/>
+          <w:i w:val="0"/>
+          <w:color w:val="333333"/>
+          <w:sz w:val="22"/>
+        </w:rPr>
+        <w:t xml:space="preserve">While Deep Learning (e.g. MLPs) can approximate the spatial price function, it is less </w:t>
+      </w:r>
+      <w:r>
+        <w:tab/>
+      </w:r>
+      <w:r>
+        <w:rPr>
+          <w:rFonts w:ascii="Helvetica" w:hAnsi="Helvetica" w:eastAsia="Helvetica"/>
+          <w:b w:val="0"/>
+          <w:i w:val="0"/>
+          <w:color w:val="333333"/>
+          <w:sz w:val="22"/>
+        </w:rPr>
+        <w:t>suitable here due to:</w:t>
+      </w:r>
+    </w:p>
+    <w:p>
+      <w:pPr>
+        <w:autoSpaceDN w:val="0"/>
+        <w:tabs>
+          <w:tab w:pos="660" w:val="left"/>
+        </w:tabs>
+        <w:autoSpaceDE w:val="0"/>
+        <w:widowControl/>
+        <w:spacing w:line="352" w:lineRule="exact" w:before="150" w:after="0"/>
+        <w:ind w:left="330" w:right="288" w:firstLine="0"/>
+        <w:jc w:val="left"/>
+      </w:pPr>
+      <w:r>
+        <w:rPr>
+          <w:rFonts w:ascii="Helvetica" w:hAnsi="Helvetica" w:eastAsia="Helvetica"/>
+          <w:b w:val="0"/>
+          <w:i w:val="0"/>
+          <w:color w:val="333333"/>
+          <w:sz w:val="22"/>
+        </w:rPr>
+        <w:t>•</w:t>
+      </w:r>
+      <w:r>
+        <w:tab/>
+      </w:r>
+      <w:r>
+        <w:rPr>
+          <w:rFonts w:ascii="Helvetica" w:hAnsi="Helvetica" w:eastAsia="Helvetica"/>
+          <w:b w:val="0"/>
+          <w:i/>
+          <w:color w:val="333333"/>
+          <w:sz w:val="22"/>
+        </w:rPr>
+        <w:t>Data scale:</w:t>
+      </w:r>
+      <w:r>
+        <w:rPr>
+          <w:rFonts w:ascii="Helvetica" w:hAnsi="Helvetica" w:eastAsia="Helvetica"/>
+          <w:b w:val="0"/>
+          <w:i w:val="0"/>
+          <w:color w:val="333333"/>
+          <w:sz w:val="22"/>
+        </w:rPr>
+        <w:t xml:space="preserve"> Tabular dataset size (15k rows) is too small to train large network parameters </w:t>
+      </w:r>
+      <w:r>
+        <w:tab/>
+      </w:r>
+      <w:r>
+        <w:rPr>
+          <w:rFonts w:ascii="Helvetica" w:hAnsi="Helvetica" w:eastAsia="Helvetica"/>
+          <w:b w:val="0"/>
+          <w:i w:val="0"/>
+          <w:color w:val="333333"/>
+          <w:sz w:val="22"/>
+        </w:rPr>
+        <w:t>without massive overfitting.</w:t>
+      </w:r>
+    </w:p>
+    <w:p>
+      <w:pPr>
+        <w:autoSpaceDN w:val="0"/>
+        <w:tabs>
+          <w:tab w:pos="660" w:val="left"/>
+        </w:tabs>
+        <w:autoSpaceDE w:val="0"/>
+        <w:widowControl/>
+        <w:spacing w:line="352" w:lineRule="exact" w:before="150" w:after="0"/>
+        <w:ind w:left="330" w:right="0" w:firstLine="0"/>
+        <w:jc w:val="left"/>
+      </w:pPr>
+      <w:r>
+        <w:rPr>
+          <w:rFonts w:ascii="Helvetica" w:hAnsi="Helvetica" w:eastAsia="Helvetica"/>
+          <w:b w:val="0"/>
+          <w:i w:val="0"/>
+          <w:color w:val="333333"/>
+          <w:sz w:val="22"/>
+        </w:rPr>
+        <w:t>•</w:t>
+      </w:r>
+      <w:r>
+        <w:tab/>
+      </w:r>
+      <w:r>
+        <w:rPr>
+          <w:rFonts w:ascii="Helvetica" w:hAnsi="Helvetica" w:eastAsia="Helvetica"/>
+          <w:b w:val="0"/>
+          <w:i/>
+          <w:color w:val="333333"/>
+          <w:sz w:val="22"/>
+        </w:rPr>
+        <w:t>Interpretability:</w:t>
+      </w:r>
+      <w:r>
+        <w:rPr>
+          <w:rFonts w:ascii="Helvetica" w:hAnsi="Helvetica" w:eastAsia="Helvetica"/>
+          <w:b w:val="0"/>
+          <w:i w:val="0"/>
+          <w:color w:val="333333"/>
+          <w:sz w:val="22"/>
+        </w:rPr>
+        <w:t xml:space="preserve"> Real estate appraisers require structural rules (e.g., how the bedrooms ratio </w:t>
+      </w:r>
+      <w:r>
+        <w:tab/>
+      </w:r>
+      <w:r>
+        <w:rPr>
+          <w:rFonts w:ascii="Helvetica" w:hAnsi="Helvetica" w:eastAsia="Helvetica"/>
+          <w:b w:val="0"/>
+          <w:i w:val="0"/>
+          <w:color w:val="333333"/>
+          <w:sz w:val="22"/>
+        </w:rPr>
+        <w:t xml:space="preserve">impacts price) which are inspectable in tree splits but completely hidden in deep neural </w:t>
+      </w:r>
+      <w:r>
+        <w:tab/>
+      </w:r>
+      <w:r>
+        <w:rPr>
+          <w:rFonts w:ascii="Helvetica" w:hAnsi="Helvetica" w:eastAsia="Helvetica"/>
+          <w:b w:val="0"/>
+          <w:i w:val="0"/>
+          <w:color w:val="333333"/>
+          <w:sz w:val="22"/>
+        </w:rPr>
+        <w:t>weights.</w:t>
       </w:r>
     </w:p>
     <w:p>
@@ -7133,26 +8339,26 @@
         <w:autoSpaceDN w:val="0"/>
         <w:autoSpaceDE w:val="0"/>
         <w:widowControl/>
-        <w:spacing w:line="304" w:lineRule="exact" w:before="48" w:after="0"/>
-        <w:ind w:left="660" w:right="0" w:firstLine="0"/>
+        <w:spacing w:line="332" w:lineRule="exact" w:before="816" w:after="0"/>
+        <w:ind w:left="30" w:right="0" w:firstLine="0"/>
         <w:jc w:val="left"/>
       </w:pPr>
       <w:r>
         <w:rPr>
           <w:rFonts w:ascii="Helvetica" w:hAnsi="Helvetica" w:eastAsia="Helvetica"/>
-          <w:b w:val="0"/>
-          <w:i w:val="0"/>
-          <w:color w:val="333333"/>
-          <w:sz w:val="22"/>
-        </w:rPr>
-        <w:t>complex interactions between geographic coordinates and average occupancy.</w:t>
+          <w:b/>
+          <w:i w:val="0"/>
+          <w:color w:val="1F3A52"/>
+          <w:sz w:val="24"/>
+        </w:rPr>
+        <w:t>3. Limitations of the Current Approach</w:t>
       </w:r>
     </w:p>
     <w:p>
       <w:pPr>
         <w:sectPr>
           <w:pgSz w:w="11906" w:h="16838"/>
-          <w:pgMar w:top="704" w:right="1104" w:bottom="1108" w:left="1124" w:header="720" w:footer="720" w:gutter="0"/>
+          <w:pgMar w:top="680" w:right="1104" w:bottom="946" w:left="1124" w:header="720" w:footer="720" w:gutter="0"/>
           <w:cols/>
           <w:docGrid w:linePitch="360"/>
         </w:sectPr>
@@ -7163,16 +8369,147 @@
         <w:autoSpaceDN w:val="0"/>
         <w:autoSpaceDE w:val="0"/>
         <w:widowControl/>
-        <w:spacing w:line="220" w:lineRule="exact" w:before="0" w:after="456"/>
+        <w:spacing w:line="220" w:lineRule="exact" w:before="0" w:after="458"/>
         <w:ind w:left="0" w:right="0"/>
       </w:pPr>
     </w:p>
     <w:p>
       <w:pPr>
         <w:autoSpaceDN w:val="0"/>
+        <w:tabs>
+          <w:tab w:pos="630" w:val="left"/>
+        </w:tabs>
         <w:autoSpaceDE w:val="0"/>
         <w:widowControl/>
-        <w:spacing w:line="332" w:lineRule="exact" w:before="0" w:after="0"/>
+        <w:spacing w:line="328" w:lineRule="exact" w:before="0" w:after="0"/>
+        <w:ind w:left="300" w:right="144" w:firstLine="0"/>
+        <w:jc w:val="left"/>
+      </w:pPr>
+      <w:r>
+        <w:rPr>
+          <w:rFonts w:ascii="Helvetica" w:hAnsi="Helvetica" w:eastAsia="Helvetica"/>
+          <w:b w:val="0"/>
+          <w:i w:val="0"/>
+          <w:color w:val="333333"/>
+          <w:sz w:val="22"/>
+        </w:rPr>
+        <w:t>•</w:t>
+      </w:r>
+      <w:r>
+        <w:tab/>
+      </w:r>
+      <w:r>
+        <w:rPr>
+          <w:rFonts w:ascii="Helvetica" w:hAnsi="Helvetica" w:eastAsia="Helvetica"/>
+          <w:b/>
+          <w:i w:val="0"/>
+          <w:color w:val="333333"/>
+          <w:sz w:val="22"/>
+        </w:rPr>
+        <w:t>Temporal Shift:</w:t>
+      </w:r>
+      <w:r>
+        <w:rPr>
+          <w:rFonts w:ascii="Helvetica" w:hAnsi="Helvetica" w:eastAsia="Helvetica"/>
+          <w:b w:val="0"/>
+          <w:i w:val="0"/>
+          <w:color w:val="333333"/>
+          <w:sz w:val="22"/>
+        </w:rPr>
+        <w:t xml:space="preserve"> The model does not include time metrics. Inflation, interest rates, and </w:t>
+      </w:r>
+      <w:r>
+        <w:tab/>
+      </w:r>
+      <w:r>
+        <w:rPr>
+          <w:rFonts w:ascii="Helvetica" w:hAnsi="Helvetica" w:eastAsia="Helvetica"/>
+          <w:b w:val="0"/>
+          <w:i w:val="0"/>
+          <w:color w:val="333333"/>
+          <w:sz w:val="22"/>
+        </w:rPr>
+        <w:t>seasonal spikes are completely ignored.</w:t>
+      </w:r>
+    </w:p>
+    <w:p>
+      <w:pPr>
+        <w:autoSpaceDN w:val="0"/>
+        <w:tabs>
+          <w:tab w:pos="630" w:val="left"/>
+        </w:tabs>
+        <w:autoSpaceDE w:val="0"/>
+        <w:widowControl/>
+        <w:spacing w:line="352" w:lineRule="exact" w:before="150" w:after="0"/>
+        <w:ind w:left="300" w:right="432" w:firstLine="0"/>
+        <w:jc w:val="left"/>
+      </w:pPr>
+      <w:r>
+        <w:rPr>
+          <w:rFonts w:ascii="Helvetica" w:hAnsi="Helvetica" w:eastAsia="Helvetica"/>
+          <w:b w:val="0"/>
+          <w:i w:val="0"/>
+          <w:color w:val="333333"/>
+          <w:sz w:val="22"/>
+        </w:rPr>
+        <w:t>•</w:t>
+      </w:r>
+      <w:r>
+        <w:tab/>
+      </w:r>
+      <w:r>
+        <w:rPr>
+          <w:rFonts w:ascii="Helvetica" w:hAnsi="Helvetica" w:eastAsia="Helvetica"/>
+          <w:b/>
+          <w:i w:val="0"/>
+          <w:color w:val="333333"/>
+          <w:sz w:val="22"/>
+        </w:rPr>
+        <w:t>Geographical Constraints:</w:t>
+      </w:r>
+      <w:r>
+        <w:rPr>
+          <w:rFonts w:ascii="Helvetica" w:hAnsi="Helvetica" w:eastAsia="Helvetica"/>
+          <w:b w:val="0"/>
+          <w:i w:val="0"/>
+          <w:color w:val="333333"/>
+          <w:sz w:val="22"/>
+        </w:rPr>
+        <w:t xml:space="preserve"> The model is bound to the coordinate boundaries of the </w:t>
+      </w:r>
+      <w:r>
+        <w:tab/>
+      </w:r>
+      <w:r>
+        <w:rPr>
+          <w:rFonts w:ascii="Helvetica" w:hAnsi="Helvetica" w:eastAsia="Helvetica"/>
+          <w:b w:val="0"/>
+          <w:i w:val="0"/>
+          <w:color w:val="333333"/>
+          <w:sz w:val="22"/>
+        </w:rPr>
+        <w:t xml:space="preserve">training dataset. It cannot predict prices for properties outside these geographical </w:t>
+      </w:r>
+      <w:r>
+        <w:tab/>
+      </w:r>
+      <w:r>
+        <w:rPr>
+          <w:rFonts w:ascii="Helvetica" w:hAnsi="Helvetica" w:eastAsia="Helvetica"/>
+          <w:b w:val="0"/>
+          <w:i w:val="0"/>
+          <w:color w:val="333333"/>
+          <w:sz w:val="22"/>
+        </w:rPr>
+        <w:t>boundaries.</w:t>
+      </w:r>
+    </w:p>
+    <w:p>
+      <w:pPr>
+        <w:autoSpaceDN w:val="0"/>
+        <w:autoSpaceDE w:val="0"/>
+        <w:widowControl/>
+        <w:spacing w:line="332" w:lineRule="exact" w:before="816" w:after="0"/>
         <w:ind w:left="0" w:right="0" w:firstLine="0"/>
         <w:jc w:val="left"/>
       </w:pPr>
@@ -7184,7 +8521,7 @@
           <w:color w:val="1F3A52"/>
           <w:sz w:val="24"/>
         </w:rPr>
-        <w:t>2. Suitability of Deep Learning</w:t>
+        <w:t>4. Future Suggestions</w:t>
       </w:r>
     </w:p>
     <w:p>
@@ -7196,7 +8533,7 @@
         <w:autoSpaceDE w:val="0"/>
         <w:widowControl/>
         <w:spacing w:line="352" w:lineRule="exact" w:before="170" w:after="0"/>
-        <w:ind w:left="300" w:right="576" w:firstLine="0"/>
+        <w:ind w:left="300" w:right="0" w:firstLine="0"/>
         <w:jc w:val="left"/>
       </w:pPr>
       <w:r>
@@ -7220,7 +8557,27 @@
           <w:color w:val="333333"/>
           <w:sz w:val="22"/>
         </w:rPr>
-        <w:t xml:space="preserve">While Deep Learning (e.g. MLPs) can approximate the spatial price function, it is less </w:t>
+        <w:t xml:space="preserve">We successfully implemented XGBoost and improved the $R^2$ score to </w:t>
+      </w:r>
+      <w:r>
+        <w:rPr>
+          <w:rFonts w:ascii="Helvetica" w:hAnsi="Helvetica" w:eastAsia="Helvetica"/>
+          <w:b/>
+          <w:i w:val="0"/>
+          <w:color w:val="333333"/>
+          <w:sz w:val="22"/>
+        </w:rPr>
+        <w:t>0.8256</w:t>
+      </w:r>
+      <w:r>
+        <w:rPr>
+          <w:rFonts w:ascii="Helvetica" w:hAnsi="Helvetica" w:eastAsia="Helvetica"/>
+          <w:b w:val="0"/>
+          <w:i w:val="0"/>
+          <w:color w:val="333333"/>
+          <w:sz w:val="22"/>
+        </w:rPr>
+        <w:t xml:space="preserve">. Future </w:t>
       </w:r>
       <w:r>
         <w:tab/>
@@ -7233,7 +8590,7 @@
           <w:color w:val="333333"/>
           <w:sz w:val="22"/>
         </w:rPr>
-        <w:t>suitable here due to:</w:t>
+        <w:t>work could incorporate LightGBM to speed up training.</w:t>
       </w:r>
     </w:p>
     <w:p>
@@ -7245,378 +8602,7 @@
         <w:autoSpaceDE w:val="0"/>
         <w:widowControl/>
         <w:spacing w:line="352" w:lineRule="exact" w:before="150" w:after="0"/>
-        <w:ind w:left="300" w:right="144" w:firstLine="0"/>
-        <w:jc w:val="left"/>
-      </w:pPr>
-      <w:r>
-        <w:rPr>
-          <w:rFonts w:ascii="Helvetica" w:hAnsi="Helvetica" w:eastAsia="Helvetica"/>
-          <w:b w:val="0"/>
-          <w:i w:val="0"/>
-          <w:color w:val="333333"/>
-          <w:sz w:val="22"/>
-        </w:rPr>
-        <w:t>•</w:t>
-      </w:r>
-      <w:r>
-        <w:tab/>
-      </w:r>
-      <w:r>
-        <w:rPr>
-          <w:rFonts w:ascii="Helvetica" w:hAnsi="Helvetica" w:eastAsia="Helvetica"/>
-          <w:b w:val="0"/>
-          <w:i/>
-          <w:color w:val="333333"/>
-          <w:sz w:val="22"/>
-        </w:rPr>
-        <w:t>Data scale:</w:t>
-      </w:r>
-      <w:r>
-        <w:rPr>
-          <w:rFonts w:ascii="Helvetica" w:hAnsi="Helvetica" w:eastAsia="Helvetica"/>
-          <w:b w:val="0"/>
-          <w:i w:val="0"/>
-          <w:color w:val="333333"/>
-          <w:sz w:val="22"/>
-        </w:rPr>
-        <w:t xml:space="preserve"> Tabular dataset size (15k rows) is too small to train large network parameters </w:t>
-      </w:r>
-      <w:r>
-        <w:tab/>
-      </w:r>
-      <w:r>
-        <w:rPr>
-          <w:rFonts w:ascii="Helvetica" w:hAnsi="Helvetica" w:eastAsia="Helvetica"/>
-          <w:b w:val="0"/>
-          <w:i w:val="0"/>
-          <w:color w:val="333333"/>
-          <w:sz w:val="22"/>
-        </w:rPr>
-        <w:t>without massive overfitting.</w:t>
-      </w:r>
-    </w:p>
-    <w:p>
-      <w:pPr>
-        <w:autoSpaceDN w:val="0"/>
-        <w:tabs>
-          <w:tab w:pos="630" w:val="left"/>
-        </w:tabs>
-        <w:autoSpaceDE w:val="0"/>
-        <w:widowControl/>
-        <w:spacing w:line="352" w:lineRule="exact" w:before="150" w:after="0"/>
-        <w:ind w:left="300" w:right="0" w:firstLine="0"/>
-        <w:jc w:val="left"/>
-      </w:pPr>
-      <w:r>
-        <w:rPr>
-          <w:rFonts w:ascii="Helvetica" w:hAnsi="Helvetica" w:eastAsia="Helvetica"/>
-          <w:b w:val="0"/>
-          <w:i w:val="0"/>
-          <w:color w:val="333333"/>
-          <w:sz w:val="22"/>
-        </w:rPr>
-        <w:t>•</w:t>
-      </w:r>
-      <w:r>
-        <w:tab/>
-      </w:r>
-      <w:r>
-        <w:rPr>
-          <w:rFonts w:ascii="Helvetica" w:hAnsi="Helvetica" w:eastAsia="Helvetica"/>
-          <w:b w:val="0"/>
-          <w:i/>
-          <w:color w:val="333333"/>
-          <w:sz w:val="22"/>
-        </w:rPr>
-        <w:t>Interpretability:</w:t>
-      </w:r>
-      <w:r>
-        <w:rPr>
-          <w:rFonts w:ascii="Helvetica" w:hAnsi="Helvetica" w:eastAsia="Helvetica"/>
-          <w:b w:val="0"/>
-          <w:i w:val="0"/>
-          <w:color w:val="333333"/>
-          <w:sz w:val="22"/>
-        </w:rPr>
-        <w:t xml:space="preserve"> Real estate appraisers require structural rules (e.g., how the bedrooms ratio </w:t>
-      </w:r>
-      <w:r>
-        <w:tab/>
-      </w:r>
-      <w:r>
-        <w:rPr>
-          <w:rFonts w:ascii="Helvetica" w:hAnsi="Helvetica" w:eastAsia="Helvetica"/>
-          <w:b w:val="0"/>
-          <w:i w:val="0"/>
-          <w:color w:val="333333"/>
-          <w:sz w:val="22"/>
-        </w:rPr>
-        <w:t xml:space="preserve">impacts price) which are inspectable in tree splits but completely hidden in deep neural </w:t>
-      </w:r>
-      <w:r>
-        <w:tab/>
-      </w:r>
-      <w:r>
-        <w:rPr>
-          <w:rFonts w:ascii="Helvetica" w:hAnsi="Helvetica" w:eastAsia="Helvetica"/>
-          <w:b w:val="0"/>
-          <w:i w:val="0"/>
-          <w:color w:val="333333"/>
-          <w:sz w:val="22"/>
-        </w:rPr>
-        <w:t>weights.</w:t>
-      </w:r>
-    </w:p>
-    <w:p>
-      <w:pPr>
-        <w:autoSpaceDN w:val="0"/>
-        <w:autoSpaceDE w:val="0"/>
-        <w:widowControl/>
-        <w:spacing w:line="332" w:lineRule="exact" w:before="816" w:after="0"/>
-        <w:ind w:left="0" w:right="0" w:firstLine="0"/>
-        <w:jc w:val="left"/>
-      </w:pPr>
-      <w:r>
-        <w:rPr>
-          <w:rFonts w:ascii="Helvetica" w:hAnsi="Helvetica" w:eastAsia="Helvetica"/>
-          <w:b/>
-          <w:i w:val="0"/>
-          <w:color w:val="1F3A52"/>
-          <w:sz w:val="24"/>
-        </w:rPr>
-        <w:t>3. Limitations of the Current Approach</w:t>
-      </w:r>
-    </w:p>
-    <w:p>
-      <w:pPr>
-        <w:autoSpaceDN w:val="0"/>
-        <w:tabs>
-          <w:tab w:pos="630" w:val="left"/>
-        </w:tabs>
-        <w:autoSpaceDE w:val="0"/>
-        <w:widowControl/>
-        <w:spacing w:line="352" w:lineRule="exact" w:before="170" w:after="0"/>
-        <w:ind w:left="300" w:right="432" w:firstLine="0"/>
-        <w:jc w:val="left"/>
-      </w:pPr>
-      <w:r>
-        <w:rPr>
-          <w:rFonts w:ascii="Helvetica" w:hAnsi="Helvetica" w:eastAsia="Helvetica"/>
-          <w:b w:val="0"/>
-          <w:i w:val="0"/>
-          <w:color w:val="333333"/>
-          <w:sz w:val="22"/>
-        </w:rPr>
-        <w:t>•</w:t>
-      </w:r>
-      <w:r>
-        <w:tab/>
-      </w:r>
-      <w:r>
-        <w:rPr>
-          <w:rFonts w:ascii="Helvetica" w:hAnsi="Helvetica" w:eastAsia="Helvetica"/>
-          <w:b/>
-          <w:i w:val="0"/>
-          <w:color w:val="333333"/>
-          <w:sz w:val="22"/>
-        </w:rPr>
-        <w:t>Temporal Shift:</w:t>
-      </w:r>
-      <w:r>
-        <w:rPr>
-          <w:rFonts w:ascii="Helvetica" w:hAnsi="Helvetica" w:eastAsia="Helvetica"/>
-          <w:b w:val="0"/>
-          <w:i w:val="0"/>
-          <w:color w:val="333333"/>
-          <w:sz w:val="22"/>
-        </w:rPr>
-        <w:t xml:space="preserve"> The model does not include time metrics. Inflation, interest rates, and </w:t>
-      </w:r>
-      <w:r>
-        <w:tab/>
-      </w:r>
-      <w:r>
-        <w:rPr>
-          <w:rFonts w:ascii="Helvetica" w:hAnsi="Helvetica" w:eastAsia="Helvetica"/>
-          <w:b w:val="0"/>
-          <w:i w:val="0"/>
-          <w:color w:val="333333"/>
-          <w:sz w:val="22"/>
-        </w:rPr>
-        <w:t>seasonal spikes are completely ignored.</w:t>
-      </w:r>
-    </w:p>
-    <w:p>
-      <w:pPr>
-        <w:autoSpaceDN w:val="0"/>
-        <w:tabs>
-          <w:tab w:pos="630" w:val="left"/>
-        </w:tabs>
-        <w:autoSpaceDE w:val="0"/>
-        <w:widowControl/>
-        <w:spacing w:line="352" w:lineRule="exact" w:before="150" w:after="0"/>
-        <w:ind w:left="300" w:right="576" w:firstLine="0"/>
-        <w:jc w:val="left"/>
-      </w:pPr>
-      <w:r>
-        <w:rPr>
-          <w:rFonts w:ascii="Helvetica" w:hAnsi="Helvetica" w:eastAsia="Helvetica"/>
-          <w:b w:val="0"/>
-          <w:i w:val="0"/>
-          <w:color w:val="333333"/>
-          <w:sz w:val="22"/>
-        </w:rPr>
-        <w:t>•</w:t>
-      </w:r>
-      <w:r>
-        <w:tab/>
-      </w:r>
-      <w:r>
-        <w:rPr>
-          <w:rFonts w:ascii="Helvetica" w:hAnsi="Helvetica" w:eastAsia="Helvetica"/>
-          <w:b/>
-          <w:i w:val="0"/>
-          <w:color w:val="333333"/>
-          <w:sz w:val="22"/>
-        </w:rPr>
-        <w:t>Geographical Constraints:</w:t>
-      </w:r>
-      <w:r>
-        <w:rPr>
-          <w:rFonts w:ascii="Helvetica" w:hAnsi="Helvetica" w:eastAsia="Helvetica"/>
-          <w:b w:val="0"/>
-          <w:i w:val="0"/>
-          <w:color w:val="333333"/>
-          <w:sz w:val="22"/>
-        </w:rPr>
-        <w:t xml:space="preserve"> The model is bound to the coordinate boundaries of the </w:t>
-      </w:r>
-      <w:r>
-        <w:tab/>
-      </w:r>
-      <w:r>
-        <w:rPr>
-          <w:rFonts w:ascii="Helvetica" w:hAnsi="Helvetica" w:eastAsia="Helvetica"/>
-          <w:b w:val="0"/>
-          <w:i w:val="0"/>
-          <w:color w:val="333333"/>
-          <w:sz w:val="22"/>
-        </w:rPr>
-        <w:t xml:space="preserve">training dataset. It cannot predict prices for properties outside these geographical </w:t>
-      </w:r>
-      <w:r>
-        <w:tab/>
-      </w:r>
-      <w:r>
-        <w:rPr>
-          <w:rFonts w:ascii="Helvetica" w:hAnsi="Helvetica" w:eastAsia="Helvetica"/>
-          <w:b w:val="0"/>
-          <w:i w:val="0"/>
-          <w:color w:val="333333"/>
-          <w:sz w:val="22"/>
-        </w:rPr>
-        <w:t>boundaries.</w:t>
-      </w:r>
-    </w:p>
-    <w:p>
-      <w:pPr>
-        <w:autoSpaceDN w:val="0"/>
-        <w:autoSpaceDE w:val="0"/>
-        <w:widowControl/>
-        <w:spacing w:line="332" w:lineRule="exact" w:before="816" w:after="0"/>
-        <w:ind w:left="0" w:right="0" w:firstLine="0"/>
-        <w:jc w:val="left"/>
-      </w:pPr>
-      <w:r>
-        <w:rPr>
-          <w:rFonts w:ascii="Helvetica" w:hAnsi="Helvetica" w:eastAsia="Helvetica"/>
-          <w:b/>
-          <w:i w:val="0"/>
-          <w:color w:val="1F3A52"/>
-          <w:sz w:val="24"/>
-        </w:rPr>
-        <w:t>4. Future Suggestions</w:t>
-      </w:r>
-    </w:p>
-    <w:p>
-      <w:pPr>
-        <w:autoSpaceDN w:val="0"/>
-        <w:tabs>
-          <w:tab w:pos="630" w:val="left"/>
-        </w:tabs>
-        <w:autoSpaceDE w:val="0"/>
-        <w:widowControl/>
-        <w:spacing w:line="352" w:lineRule="exact" w:before="170" w:after="0"/>
-        <w:ind w:left="300" w:right="144" w:firstLine="0"/>
-        <w:jc w:val="left"/>
-      </w:pPr>
-      <w:r>
-        <w:rPr>
-          <w:rFonts w:ascii="Helvetica" w:hAnsi="Helvetica" w:eastAsia="Helvetica"/>
-          <w:b w:val="0"/>
-          <w:i w:val="0"/>
-          <w:color w:val="333333"/>
-          <w:sz w:val="22"/>
-        </w:rPr>
-        <w:t>•</w:t>
-      </w:r>
-      <w:r>
-        <w:tab/>
-      </w:r>
-      <w:r>
-        <w:rPr>
-          <w:rFonts w:ascii="Helvetica" w:hAnsi="Helvetica" w:eastAsia="Helvetica"/>
-          <w:b w:val="0"/>
-          <w:i w:val="0"/>
-          <w:color w:val="333333"/>
-          <w:sz w:val="22"/>
-        </w:rPr>
-        <w:t xml:space="preserve">We successfully implemented XGBoost and improved the $R^2$ score to </w:t>
-      </w:r>
-      <w:r>
-        <w:rPr>
-          <w:rFonts w:ascii="Helvetica" w:hAnsi="Helvetica" w:eastAsia="Helvetica"/>
-          <w:b/>
-          <w:i w:val="0"/>
-          <w:color w:val="333333"/>
-          <w:sz w:val="22"/>
-        </w:rPr>
-        <w:t>0.8256</w:t>
-      </w:r>
-      <w:r>
-        <w:rPr>
-          <w:rFonts w:ascii="Helvetica" w:hAnsi="Helvetica" w:eastAsia="Helvetica"/>
-          <w:b w:val="0"/>
-          <w:i w:val="0"/>
-          <w:color w:val="333333"/>
-          <w:sz w:val="22"/>
-        </w:rPr>
-        <w:t xml:space="preserve">. Future </w:t>
-      </w:r>
-      <w:r>
-        <w:tab/>
-      </w:r>
-      <w:r>
-        <w:rPr>
-          <w:rFonts w:ascii="Helvetica" w:hAnsi="Helvetica" w:eastAsia="Helvetica"/>
-          <w:b w:val="0"/>
-          <w:i w:val="0"/>
-          <w:color w:val="333333"/>
-          <w:sz w:val="22"/>
-        </w:rPr>
-        <w:t>work could incorporate LightGBM to speed up training.</w:t>
-      </w:r>
-    </w:p>
-    <w:p>
-      <w:pPr>
-        <w:autoSpaceDN w:val="0"/>
-        <w:tabs>
-          <w:tab w:pos="630" w:val="left"/>
-        </w:tabs>
-        <w:autoSpaceDE w:val="0"/>
-        <w:widowControl/>
-        <w:spacing w:line="352" w:lineRule="exact" w:before="150" w:after="0"/>
-        <w:ind w:left="300" w:right="864" w:firstLine="0"/>
+        <w:ind w:left="300" w:right="720" w:firstLine="0"/>
         <w:jc w:val="left"/>
       </w:pPr>
       <w:r>
@@ -7658,7 +8644,7 @@
     </w:p>
     <w:sectPr>
       <w:pgSz w:w="11906" w:h="16838"/>
-      <w:pgMar w:top="676" w:right="1226" w:bottom="1440" w:left="1154" w:header="720" w:footer="720" w:gutter="0"/>
+      <w:pgMar w:top="680" w:right="1440" w:bottom="1440" w:left="1154" w:header="720" w:footer="720" w:gutter="0"/>
       <w:cols/>
       <w:docGrid w:linePitch="360"/>
     </w:sectPr>

--- a/assessment_report_no_references.docx
+++ b/assessment_report_no_references.docx
@@ -5511,7 +5511,7 @@
       <w:r>
         <w:drawing>
           <wp:inline xmlns:a="http://schemas.openxmlformats.org/drawingml/2006/main" xmlns:pic="http://schemas.openxmlformats.org/drawingml/2006/picture">
-            <wp:extent cx="6094730" cy="5551170"/>
+            <wp:extent cx="6094730" cy="5544820"/>
             <wp:docPr id="3" name="Picture 3"/>
             <wp:cNvGraphicFramePr>
               <a:graphicFrameLocks noChangeAspect="1"/>
@@ -5532,7 +5532,7 @@
                   <pic:spPr>
                     <a:xfrm>
                       <a:off x="0" y="0"/>
-                      <a:ext cx="6094730" cy="5551170"/>
+                      <a:ext cx="6094730" cy="5544820"/>
                     </a:xfrm>
                     <a:prstGeom prst="rect"/>
                   </pic:spPr>
@@ -5548,7 +5548,7 @@
         <w:autoSpaceDN w:val="0"/>
         <w:autoSpaceDE w:val="0"/>
         <w:widowControl/>
-        <w:spacing w:line="352" w:lineRule="exact" w:before="178" w:after="0"/>
+        <w:spacing w:line="352" w:lineRule="exact" w:before="176" w:after="0"/>
         <w:ind w:left="0" w:right="0" w:firstLine="0"/>
         <w:jc w:val="left"/>
       </w:pPr>
@@ -5804,7 +5804,7 @@
       <w:pPr>
         <w:sectPr>
           <w:pgSz w:w="11906" w:h="16838"/>
-          <w:pgMar w:top="680" w:right="1134" w:bottom="824" w:left="1154" w:header="720" w:footer="720" w:gutter="0"/>
+          <w:pgMar w:top="680" w:right="1134" w:bottom="830" w:left="1154" w:header="720" w:footer="720" w:gutter="0"/>
           <w:cols/>
           <w:docGrid w:linePitch="360"/>
         </w:sectPr>

--- a/assessment_report_no_references.docx
+++ b/assessment_report_no_references.docx
@@ -4704,17 +4704,17 @@
           <w:color w:val="333333"/>
           <w:sz w:val="22"/>
         </w:rPr>
-        <w:t xml:space="preserve">The distributions of numerical features were examined using histograms with KDE overlays to </w:t>
-      </w:r>
-      <w:r>
-        <w:rPr>
-          <w:rFonts w:ascii="Helvetica" w:hAnsi="Helvetica" w:eastAsia="Helvetica"/>
-          <w:b w:val="0"/>
-          <w:i w:val="0"/>
-          <w:color w:val="333333"/>
-          <w:sz w:val="22"/>
-        </w:rPr>
-        <w:t>identify skewness, outliers, and general trends (see Figure 1).</w:t>
+        <w:t xml:space="preserve">The distributions of numerical features were examined using Kernel Density Estimate (KDE) plot </w:t>
+      </w:r>
+      <w:r>
+        <w:rPr>
+          <w:rFonts w:ascii="Helvetica" w:hAnsi="Helvetica" w:eastAsia="Helvetica"/>
+          <w:b w:val="0"/>
+          <w:i w:val="0"/>
+          <w:color w:val="333333"/>
+          <w:sz w:val="22"/>
+        </w:rPr>
+        <w:t>curves to identify skewness, outliers, and general trends (see Figure 1).</w:t>
       </w:r>
     </w:p>
     <w:p>
@@ -4748,7 +4748,7 @@
       <w:r>
         <w:drawing>
           <wp:inline xmlns:a="http://schemas.openxmlformats.org/drawingml/2006/main" xmlns:pic="http://schemas.openxmlformats.org/drawingml/2006/picture">
-            <wp:extent cx="6094730" cy="4251959"/>
+            <wp:extent cx="6094730" cy="4249420"/>
             <wp:docPr id="1" name="Picture 1"/>
             <wp:cNvGraphicFramePr>
               <a:graphicFrameLocks noChangeAspect="1"/>
@@ -4769,7 +4769,7 @@
                   <pic:spPr>
                     <a:xfrm>
                       <a:off x="0" y="0"/>
-                      <a:ext cx="6094730" cy="4251959"/>
+                      <a:ext cx="6094730" cy="4249420"/>
                     </a:xfrm>
                     <a:prstGeom prst="rect"/>
                   </pic:spPr>
@@ -5111,7 +5111,7 @@
       <w:pPr>
         <w:sectPr>
           <w:pgSz w:w="11906" w:h="16838"/>
-          <w:pgMar w:top="720" w:right="1074" w:bottom="854" w:left="1124" w:header="720" w:footer="720" w:gutter="0"/>
+          <w:pgMar w:top="720" w:right="1074" w:bottom="856" w:left="1124" w:header="720" w:footer="720" w:gutter="0"/>
           <w:cols/>
           <w:docGrid w:linePitch="360"/>
         </w:sectPr>

--- a/assessment_report_no_references.docx
+++ b/assessment_report_no_references.docx
@@ -4684,7 +4684,7 @@
           <w:color w:val="1F3A52"/>
           <w:sz w:val="24"/>
         </w:rPr>
-        <w:t>3.2 Numerical Feature Distributions</w:t>
+        <w:t>3.2 Numerical Feature Distributions and Outlier Diagnostics</w:t>
       </w:r>
     </w:p>
     <w:p>
@@ -4693,8 +4693,8 @@
         <w:autoSpaceDE w:val="0"/>
         <w:widowControl/>
         <w:spacing w:line="352" w:lineRule="exact" w:before="270" w:after="0"/>
-        <w:ind w:left="30" w:right="0" w:firstLine="0"/>
-        <w:jc w:val="left"/>
+        <w:ind w:left="30" w:right="50" w:firstLine="0"/>
+        <w:jc w:val="both"/>
       </w:pPr>
       <w:r>
         <w:rPr>
@@ -4714,7 +4714,17 @@
           <w:color w:val="333333"/>
           <w:sz w:val="22"/>
         </w:rPr>
-        <w:t>curves to identify skewness, outliers, and general trends (see Figure 1).</w:t>
+        <w:t xml:space="preserve">curves to identify skewness and general trends (see Figure 1). To identify specific outlier points </w:t>
+      </w:r>
+      <w:r>
+        <w:rPr>
+          <w:rFonts w:ascii="Helvetica" w:hAnsi="Helvetica" w:eastAsia="Helvetica"/>
+          <w:b w:val="0"/>
+          <w:i w:val="0"/>
+          <w:color w:val="333333"/>
+          <w:sz w:val="22"/>
+        </w:rPr>
+        <w:t>and statistical boundaries, boxplots were compiled for all numerical attributes (see Figure 2).</w:t>
       </w:r>
     </w:p>
     <w:p>
@@ -4785,380 +4795,14 @@
         <w:autoSpaceDN w:val="0"/>
         <w:autoSpaceDE w:val="0"/>
         <w:widowControl/>
-        <w:spacing w:line="352" w:lineRule="exact" w:before="178" w:after="0"/>
-        <w:ind w:left="30" w:right="80" w:firstLine="0"/>
-        <w:jc w:val="both"/>
-      </w:pPr>
-      <w:r>
-        <w:rPr>
-          <w:rFonts w:ascii="Helvetica" w:hAnsi="Helvetica" w:eastAsia="Helvetica"/>
-          <w:b w:val="0"/>
-          <w:i w:val="0"/>
-          <w:color w:val="333333"/>
-          <w:sz w:val="22"/>
-        </w:rPr>
-        <w:t>Applicant area income (</w:t>
-      </w:r>
-      <w:r>
-        <w:rPr>
-          <w:shd w:val="clear" w:color="auto" w:fill="f4f4f4"/>
-          <w:rFonts w:ascii="Courier" w:hAnsi="Courier" w:eastAsia="Courier"/>
-          <w:b w:val="0"/>
-          <w:i w:val="0"/>
-          <w:color w:val="333333"/>
-          <w:sz w:val="19"/>
-        </w:rPr>
-        <w:t>IncomeLevel</w:t>
-      </w:r>
-      <w:r>
-        <w:rPr>
-          <w:rFonts w:ascii="Helvetica" w:hAnsi="Helvetica" w:eastAsia="Helvetica"/>
-          <w:b w:val="0"/>
-          <w:i w:val="0"/>
-          <w:color w:val="333333"/>
-          <w:sz w:val="22"/>
-        </w:rPr>
-        <w:t xml:space="preserve">) showed a right-skewed distribution, indicating that most </w:t>
-      </w:r>
-      <w:r>
-        <w:rPr>
-          <w:rFonts w:ascii="Helvetica" w:hAnsi="Helvetica" w:eastAsia="Helvetica"/>
-          <w:b w:val="0"/>
-          <w:i w:val="0"/>
-          <w:color w:val="333333"/>
-          <w:sz w:val="22"/>
-        </w:rPr>
-        <w:t xml:space="preserve">property neighborhoods belong to middle-income classes, while a few represent high-income </w:t>
-      </w:r>
-      <w:r>
-        <w:rPr>
-          <w:rFonts w:ascii="Helvetica" w:hAnsi="Helvetica" w:eastAsia="Helvetica"/>
-          <w:b w:val="0"/>
-          <w:i w:val="0"/>
-          <w:color w:val="333333"/>
-          <w:sz w:val="22"/>
-        </w:rPr>
-        <w:t>districts. Average occupancy (</w:t>
-      </w:r>
-      <w:r>
-        <w:rPr>
-          <w:shd w:val="clear" w:color="auto" w:fill="f4f4f4"/>
-          <w:rFonts w:ascii="Courier" w:hAnsi="Courier" w:eastAsia="Courier"/>
-          <w:b w:val="0"/>
-          <w:i w:val="0"/>
-          <w:color w:val="333333"/>
-          <w:sz w:val="19"/>
-        </w:rPr>
-        <w:t>AvgOccupancy</w:t>
-      </w:r>
-      <w:r>
-        <w:rPr>
-          <w:rFonts w:ascii="Helvetica" w:hAnsi="Helvetica" w:eastAsia="Helvetica"/>
-          <w:b w:val="0"/>
-          <w:i w:val="0"/>
-          <w:color w:val="333333"/>
-          <w:sz w:val="22"/>
-        </w:rPr>
-        <w:t>) and rooms per household (</w:t>
-      </w:r>
-      <w:r>
-        <w:rPr>
-          <w:shd w:val="clear" w:color="auto" w:fill="f4f4f4"/>
-          <w:rFonts w:ascii="Courier" w:hAnsi="Courier" w:eastAsia="Courier"/>
-          <w:b w:val="0"/>
-          <w:i w:val="0"/>
-          <w:color w:val="333333"/>
-          <w:sz w:val="19"/>
-        </w:rPr>
-        <w:t>RoomsPerHousehold</w:t>
-      </w:r>
-      <w:r>
-        <w:rPr>
-          <w:rFonts w:ascii="Helvetica" w:hAnsi="Helvetica" w:eastAsia="Helvetica"/>
-          <w:b w:val="0"/>
-          <w:i w:val="0"/>
-          <w:color w:val="333333"/>
-          <w:sz w:val="22"/>
-        </w:rPr>
-        <w:t xml:space="preserve">) </w:t>
-      </w:r>
-      <w:r>
-        <w:rPr>
-          <w:rFonts w:ascii="Helvetica" w:hAnsi="Helvetica" w:eastAsia="Helvetica"/>
-          <w:b w:val="0"/>
-          <w:i w:val="0"/>
-          <w:color w:val="333333"/>
-          <w:sz w:val="22"/>
-        </w:rPr>
-        <w:t xml:space="preserve">exhibited extreme right-skewed distributions with heavy outlier tails (e.g., maximum occupancy </w:t>
-      </w:r>
-      <w:r>
-        <w:rPr>
-          <w:rFonts w:ascii="Helvetica" w:hAnsi="Helvetica" w:eastAsia="Helvetica"/>
-          <w:b w:val="0"/>
-          <w:i w:val="0"/>
-          <w:color w:val="333333"/>
-          <w:sz w:val="22"/>
-        </w:rPr>
-        <w:t>values reaching 1,243 and rooms exceeding 50 per household).</w:t>
-      </w:r>
-    </w:p>
-    <w:p>
-      <w:pPr>
-        <w:autoSpaceDN w:val="0"/>
-        <w:autoSpaceDE w:val="0"/>
-        <w:widowControl/>
-        <w:spacing w:line="352" w:lineRule="exact" w:before="304" w:after="0"/>
-        <w:ind w:left="30" w:right="0" w:firstLine="0"/>
-        <w:jc w:val="left"/>
-      </w:pPr>
-      <w:r>
-        <w:rPr>
-          <w:rFonts w:ascii="Helvetica" w:hAnsi="Helvetica" w:eastAsia="Helvetica"/>
-          <w:b w:val="0"/>
-          <w:i w:val="0"/>
-          <w:color w:val="333333"/>
-          <w:sz w:val="22"/>
-        </w:rPr>
-        <w:t>Geographical coordinates (</w:t>
-      </w:r>
-      <w:r>
-        <w:rPr>
-          <w:shd w:val="clear" w:color="auto" w:fill="f4f4f4"/>
-          <w:rFonts w:ascii="Courier" w:hAnsi="Courier" w:eastAsia="Courier"/>
-          <w:b w:val="0"/>
-          <w:i w:val="0"/>
-          <w:color w:val="333333"/>
-          <w:sz w:val="19"/>
-        </w:rPr>
-        <w:t>Latitude</w:t>
-      </w:r>
-      <w:r>
-        <w:rPr>
-          <w:rFonts w:ascii="Helvetica" w:hAnsi="Helvetica" w:eastAsia="Helvetica"/>
-          <w:b w:val="0"/>
-          <w:i w:val="0"/>
-          <w:color w:val="333333"/>
-          <w:sz w:val="22"/>
-        </w:rPr>
-        <w:t xml:space="preserve"> and </w:t>
-      </w:r>
-      <w:r>
-        <w:rPr>
-          <w:shd w:val="clear" w:color="auto" w:fill="f4f4f4"/>
-          <w:rFonts w:ascii="Courier" w:hAnsi="Courier" w:eastAsia="Courier"/>
-          <w:b w:val="0"/>
-          <w:i w:val="0"/>
-          <w:color w:val="333333"/>
-          <w:sz w:val="19"/>
-        </w:rPr>
-        <w:t>Longitude</w:t>
-      </w:r>
-      <w:r>
-        <w:rPr>
-          <w:rFonts w:ascii="Helvetica" w:hAnsi="Helvetica" w:eastAsia="Helvetica"/>
-          <w:b w:val="0"/>
-          <w:i w:val="0"/>
-          <w:color w:val="333333"/>
-          <w:sz w:val="22"/>
-        </w:rPr>
-        <w:t xml:space="preserve">) displayed multi-modal spatial distributions, </w:t>
-      </w:r>
-      <w:r>
-        <w:rPr>
-          <w:rFonts w:ascii="Helvetica" w:hAnsi="Helvetica" w:eastAsia="Helvetica"/>
-          <w:b w:val="0"/>
-          <w:i w:val="0"/>
-          <w:color w:val="333333"/>
-          <w:sz w:val="22"/>
-        </w:rPr>
-        <w:t xml:space="preserve">representing major population and housing clusters (e.g., coastal and metropolitan hubs). </w:t>
-      </w:r>
-      <w:r>
-        <w:rPr>
-          <w:rFonts w:ascii="Helvetica" w:hAnsi="Helvetica" w:eastAsia="Helvetica"/>
-          <w:b w:val="0"/>
-          <w:i w:val="0"/>
-          <w:color w:val="333333"/>
-          <w:sz w:val="22"/>
-        </w:rPr>
-        <w:t xml:space="preserve">Because of these spatial and skewed patterns, standard linear scaling would be heavily distorted </w:t>
-      </w:r>
-      <w:r>
-        <w:rPr>
-          <w:rFonts w:ascii="Helvetica" w:hAnsi="Helvetica" w:eastAsia="Helvetica"/>
-          <w:b w:val="0"/>
-          <w:i w:val="0"/>
-          <w:color w:val="333333"/>
-          <w:sz w:val="22"/>
-        </w:rPr>
-        <w:t xml:space="preserve">by extreme outliers. This influenced the decision to use robust tree-based ensembles (XGBoost </w:t>
-      </w:r>
-      <w:r>
-        <w:rPr>
-          <w:rFonts w:ascii="Helvetica" w:hAnsi="Helvetica" w:eastAsia="Helvetica"/>
-          <w:b w:val="0"/>
-          <w:i w:val="0"/>
-          <w:color w:val="333333"/>
-          <w:sz w:val="22"/>
-        </w:rPr>
-        <w:t xml:space="preserve">and Random Forest) that are rank-based and invariant to monotonic scale transformations, </w:t>
-      </w:r>
-      <w:r>
-        <w:rPr>
-          <w:rFonts w:ascii="Helvetica" w:hAnsi="Helvetica" w:eastAsia="Helvetica"/>
-          <w:b w:val="0"/>
-          <w:i w:val="0"/>
-          <w:color w:val="333333"/>
-          <w:sz w:val="22"/>
-        </w:rPr>
-        <w:t>making them immune to outlier scaling bias.</w:t>
-      </w:r>
-    </w:p>
-    <w:p>
-      <w:pPr>
-        <w:autoSpaceDN w:val="0"/>
-        <w:autoSpaceDE w:val="0"/>
-        <w:widowControl/>
-        <w:spacing w:line="330" w:lineRule="exact" w:before="984" w:after="0"/>
-        <w:ind w:left="30" w:right="0" w:firstLine="0"/>
-        <w:jc w:val="left"/>
-      </w:pPr>
-      <w:r>
-        <w:rPr>
-          <w:rFonts w:ascii="Helvetica" w:hAnsi="Helvetica" w:eastAsia="Helvetica"/>
-          <w:b/>
-          <w:i w:val="0"/>
-          <w:color w:val="1F3A52"/>
-          <w:sz w:val="24"/>
-        </w:rPr>
-        <w:t>3.3 Categorical and Engineered Feature Analysis</w:t>
-      </w:r>
-    </w:p>
-    <w:p>
-      <w:pPr>
-        <w:autoSpaceDN w:val="0"/>
-        <w:autoSpaceDE w:val="0"/>
-        <w:widowControl/>
-        <w:spacing w:line="352" w:lineRule="exact" w:before="270" w:after="0"/>
-        <w:ind w:left="30" w:right="20" w:firstLine="0"/>
-        <w:jc w:val="both"/>
-      </w:pPr>
-      <w:r>
-        <w:rPr>
-          <w:rFonts w:ascii="Helvetica" w:hAnsi="Helvetica" w:eastAsia="Helvetica"/>
-          <w:b w:val="0"/>
-          <w:i w:val="0"/>
-          <w:color w:val="333333"/>
-          <w:sz w:val="22"/>
-        </w:rPr>
-        <w:t xml:space="preserve">To capture the non-linear depreciation of housing values over time, the numerical feature </w:t>
-      </w:r>
-      <w:r>
-        <w:rPr>
-          <w:shd w:val="clear" w:color="auto" w:fill="f4f4f4"/>
-          <w:rFonts w:ascii="Courier" w:hAnsi="Courier" w:eastAsia="Courier"/>
-          <w:b w:val="0"/>
-          <w:i w:val="0"/>
-          <w:color w:val="333333"/>
-          <w:sz w:val="19"/>
-        </w:rPr>
-        <w:t>PropertyAge</w:t>
-      </w:r>
-      <w:r>
-        <w:rPr>
-          <w:rFonts w:ascii="Helvetica" w:hAnsi="Helvetica" w:eastAsia="Helvetica"/>
-          <w:b w:val="0"/>
-          <w:i w:val="0"/>
-          <w:color w:val="333333"/>
-          <w:sz w:val="22"/>
-        </w:rPr>
-        <w:t xml:space="preserve"> was engineered into a categorical feature (</w:t>
-      </w:r>
-      <w:r>
-        <w:rPr>
-          <w:shd w:val="clear" w:color="auto" w:fill="f4f4f4"/>
-          <w:rFonts w:ascii="Courier" w:hAnsi="Courier" w:eastAsia="Courier"/>
-          <w:b w:val="0"/>
-          <w:i w:val="0"/>
-          <w:color w:val="333333"/>
-          <w:sz w:val="19"/>
-        </w:rPr>
-        <w:t>PropertyAge_bins</w:t>
-      </w:r>
-      <w:r>
-        <w:rPr>
-          <w:rFonts w:ascii="Helvetica" w:hAnsi="Helvetica" w:eastAsia="Helvetica"/>
-          <w:b w:val="0"/>
-          <w:i w:val="0"/>
-          <w:color w:val="333333"/>
-          <w:sz w:val="22"/>
-        </w:rPr>
-        <w:t xml:space="preserve">) using structural age </w:t>
-      </w:r>
-      <w:r>
-        <w:rPr>
-          <w:rFonts w:ascii="Helvetica" w:hAnsi="Helvetica" w:eastAsia="Helvetica"/>
-          <w:b w:val="0"/>
-          <w:i w:val="0"/>
-          <w:color w:val="333333"/>
-          <w:sz w:val="22"/>
-        </w:rPr>
-        <w:t>brackets: 'New' ($\le 15$ years), 'Moderate' ($16-35$ years), and 'Old' ($&gt;35$ years) (see Figure</w:t>
-      </w:r>
-    </w:p>
-    <w:p>
-      <w:pPr>
-        <w:sectPr>
-          <w:pgSz w:w="11906" w:h="16838"/>
-          <w:pgMar w:top="720" w:right="1074" w:bottom="856" w:left="1124" w:header="720" w:footer="720" w:gutter="0"/>
-          <w:cols/>
-          <w:docGrid w:linePitch="360"/>
-        </w:sectPr>
-      </w:pPr>
-    </w:p>
-    <w:p>
-      <w:pPr>
-        <w:autoSpaceDN w:val="0"/>
-        <w:autoSpaceDE w:val="0"/>
-        <w:widowControl/>
-        <w:spacing w:line="220" w:lineRule="exact" w:before="0" w:after="458"/>
-        <w:ind w:left="0" w:right="0"/>
-      </w:pPr>
-    </w:p>
-    <w:p>
-      <w:pPr>
-        <w:autoSpaceDN w:val="0"/>
-        <w:autoSpaceDE w:val="0"/>
-        <w:widowControl/>
-        <w:spacing w:line="304" w:lineRule="exact" w:before="0" w:after="0"/>
-        <w:ind w:left="30" w:right="0" w:firstLine="0"/>
-        <w:jc w:val="left"/>
-      </w:pPr>
-      <w:r>
-        <w:rPr>
-          <w:rFonts w:ascii="Helvetica" w:hAnsi="Helvetica" w:eastAsia="Helvetica"/>
-          <w:b w:val="0"/>
-          <w:i w:val="0"/>
-          <w:color w:val="333333"/>
-          <w:sz w:val="22"/>
-        </w:rPr>
-        <w:t>2).</w:t>
-      </w:r>
-    </w:p>
-    <w:p>
-      <w:pPr>
-        <w:autoSpaceDN w:val="0"/>
-        <w:autoSpaceDE w:val="0"/>
-        <w:widowControl/>
-        <w:spacing w:line="240" w:lineRule="auto" w:before="432" w:after="0"/>
+        <w:spacing w:line="240" w:lineRule="auto" w:before="306" w:after="0"/>
         <w:ind w:left="0" w:right="0" w:firstLine="0"/>
         <w:jc w:val="center"/>
       </w:pPr>
       <w:r>
         <w:drawing>
           <wp:inline xmlns:a="http://schemas.openxmlformats.org/drawingml/2006/main" xmlns:pic="http://schemas.openxmlformats.org/drawingml/2006/picture">
-            <wp:extent cx="6094730" cy="4547870"/>
+            <wp:extent cx="6094730" cy="4243070"/>
             <wp:docPr id="2" name="Picture 2"/>
             <wp:cNvGraphicFramePr>
               <a:graphicFrameLocks noChangeAspect="1"/>
@@ -5179,7 +4823,7 @@
                   <pic:spPr>
                     <a:xfrm>
                       <a:off x="0" y="0"/>
-                      <a:ext cx="6094730" cy="4547870"/>
+                      <a:ext cx="6094730" cy="4243070"/>
                     </a:xfrm>
                     <a:prstGeom prst="rect"/>
                   </pic:spPr>
@@ -5192,269 +4836,9 @@
     </w:p>
     <w:p>
       <w:pPr>
-        <w:autoSpaceDN w:val="0"/>
-        <w:autoSpaceDE w:val="0"/>
-        <w:widowControl/>
-        <w:spacing w:line="352" w:lineRule="exact" w:before="176" w:after="0"/>
-        <w:ind w:left="30" w:right="50" w:firstLine="0"/>
-        <w:jc w:val="both"/>
-      </w:pPr>
-      <w:r>
-        <w:rPr>
-          <w:rFonts w:ascii="Helvetica" w:hAnsi="Helvetica" w:eastAsia="Helvetica"/>
-          <w:b w:val="0"/>
-          <w:i w:val="0"/>
-          <w:color w:val="333333"/>
-          <w:sz w:val="22"/>
-        </w:rPr>
-        <w:t xml:space="preserve">To mathematically prove that these binned age groups represent statistically distinct house prices, </w:t>
-      </w:r>
-      <w:r>
-        <w:rPr>
-          <w:rFonts w:ascii="Helvetica" w:hAnsi="Helvetica" w:eastAsia="Helvetica"/>
-          <w:b w:val="0"/>
-          <w:i w:val="0"/>
-          <w:color w:val="333333"/>
-          <w:sz w:val="22"/>
-        </w:rPr>
-        <w:t xml:space="preserve">we conducted formal hypothesis testing: * </w:t>
-      </w:r>
-      <w:r>
-        <w:rPr>
-          <w:rFonts w:ascii="Helvetica" w:hAnsi="Helvetica" w:eastAsia="Helvetica"/>
-          <w:b/>
-          <w:i w:val="0"/>
-          <w:color w:val="333333"/>
-          <w:sz w:val="22"/>
-        </w:rPr>
-        <w:t>ANOVA F-Test:</w:t>
-      </w:r>
-      <w:r>
-        <w:rPr>
-          <w:rFonts w:ascii="Helvetica" w:hAnsi="Helvetica" w:eastAsia="Helvetica"/>
-          <w:b w:val="0"/>
-          <w:i w:val="0"/>
-          <w:color w:val="333333"/>
-          <w:sz w:val="22"/>
-        </w:rPr>
-        <w:t xml:space="preserve"> A one-way Analysis of Variance </w:t>
-      </w:r>
-      <w:r>
-        <w:rPr>
-          <w:rFonts w:ascii="Helvetica" w:hAnsi="Helvetica" w:eastAsia="Helvetica"/>
-          <w:b w:val="0"/>
-          <w:i w:val="0"/>
-          <w:color w:val="333333"/>
-          <w:sz w:val="22"/>
-        </w:rPr>
-        <w:t xml:space="preserve">(ANOVA) test across the three age categories resulted in a highly significant </w:t>
-      </w:r>
-      <w:r>
-        <w:rPr>
-          <w:rFonts w:ascii="Helvetica" w:hAnsi="Helvetica" w:eastAsia="Helvetica"/>
-          <w:b/>
-          <w:i w:val="0"/>
-          <w:color w:val="333333"/>
-          <w:sz w:val="22"/>
-        </w:rPr>
-        <w:t xml:space="preserve">F-statistic of 113.82 </w:t>
-      </w:r>
-      <w:r>
-        <w:rPr>
-          <w:rFonts w:ascii="Helvetica" w:hAnsi="Helvetica" w:eastAsia="Helvetica"/>
-          <w:b w:val="0"/>
-          <w:i w:val="0"/>
-          <w:color w:val="333333"/>
-          <w:sz w:val="22"/>
-        </w:rPr>
-        <w:t xml:space="preserve">and a </w:t>
-      </w:r>
-      <w:r>
-        <w:rPr>
-          <w:rFonts w:ascii="Helvetica" w:hAnsi="Helvetica" w:eastAsia="Helvetica"/>
-          <w:b/>
-          <w:i w:val="0"/>
-          <w:color w:val="333333"/>
-          <w:sz w:val="22"/>
-        </w:rPr>
-        <w:t>p-value of 0.0000</w:t>
-      </w:r>
-      <w:r>
-        <w:rPr>
-          <w:rFonts w:ascii="Helvetica" w:hAnsi="Helvetica" w:eastAsia="Helvetica"/>
-          <w:b w:val="0"/>
-          <w:i w:val="0"/>
-          <w:color w:val="333333"/>
-          <w:sz w:val="22"/>
-        </w:rPr>
-        <w:t xml:space="preserve"> ($p &lt; 0.05$). This statistically confirms that the mean housing prices </w:t>
-      </w:r>
-      <w:r>
-        <w:rPr>
-          <w:rFonts w:ascii="Helvetica" w:hAnsi="Helvetica" w:eastAsia="Helvetica"/>
-          <w:b w:val="0"/>
-          <w:i w:val="0"/>
-          <w:color w:val="333333"/>
-          <w:sz w:val="22"/>
-        </w:rPr>
-        <w:t xml:space="preserve">among 'New', 'Moderate', and 'Old' properties are significantly different. * </w:t>
-      </w:r>
-      <w:r>
-        <w:rPr>
-          <w:rFonts w:ascii="Helvetica" w:hAnsi="Helvetica" w:eastAsia="Helvetica"/>
-          <w:b/>
-          <w:i w:val="0"/>
-          <w:color w:val="333333"/>
-          <w:sz w:val="22"/>
-        </w:rPr>
-        <w:t>Student's T-Test:</w:t>
-      </w:r>
-      <w:r>
-        <w:rPr>
-          <w:rFonts w:ascii="Helvetica" w:hAnsi="Helvetica" w:eastAsia="Helvetica"/>
-          <w:b w:val="0"/>
-          <w:i w:val="0"/>
-          <w:color w:val="333333"/>
-          <w:sz w:val="22"/>
-        </w:rPr>
-        <w:t xml:space="preserve"> An </w:t>
-      </w:r>
-      <w:r>
-        <w:rPr>
-          <w:rFonts w:ascii="Helvetica" w:hAnsi="Helvetica" w:eastAsia="Helvetica"/>
-          <w:b w:val="0"/>
-          <w:i w:val="0"/>
-          <w:color w:val="333333"/>
-          <w:sz w:val="22"/>
-        </w:rPr>
-        <w:t xml:space="preserve">independent two-sample t-test between the 'New' and 'Old' property subsets yielded a </w:t>
-      </w:r>
-      <w:r>
-        <w:rPr>
-          <w:rFonts w:ascii="Helvetica" w:hAnsi="Helvetica" w:eastAsia="Helvetica"/>
-          <w:b/>
-          <w:i w:val="0"/>
-          <w:color w:val="333333"/>
-          <w:sz w:val="22"/>
-        </w:rPr>
-        <w:t xml:space="preserve">t-statistic </w:t>
-      </w:r>
-      <w:r>
-        <w:rPr>
-          <w:rFonts w:ascii="Helvetica" w:hAnsi="Helvetica" w:eastAsia="Helvetica"/>
-          <w:b/>
-          <w:i w:val="0"/>
-          <w:color w:val="333333"/>
-          <w:sz w:val="22"/>
-        </w:rPr>
-        <w:t>of 14.85</w:t>
-      </w:r>
-      <w:r>
-        <w:rPr>
-          <w:rFonts w:ascii="Helvetica" w:hAnsi="Helvetica" w:eastAsia="Helvetica"/>
-          <w:b w:val="0"/>
-          <w:i w:val="0"/>
-          <w:color w:val="333333"/>
-          <w:sz w:val="22"/>
-        </w:rPr>
-        <w:t xml:space="preserve"> and a </w:t>
-      </w:r>
-      <w:r>
-        <w:rPr>
-          <w:rFonts w:ascii="Helvetica" w:hAnsi="Helvetica" w:eastAsia="Helvetica"/>
-          <w:b/>
-          <w:i w:val="0"/>
-          <w:color w:val="333333"/>
-          <w:sz w:val="22"/>
-        </w:rPr>
-        <w:t>p-value of 0.0000</w:t>
-      </w:r>
-      <w:r>
-        <w:rPr>
-          <w:rFonts w:ascii="Helvetica" w:hAnsi="Helvetica" w:eastAsia="Helvetica"/>
-          <w:b w:val="0"/>
-          <w:i w:val="0"/>
-          <w:color w:val="333333"/>
-          <w:sz w:val="22"/>
-        </w:rPr>
-        <w:t xml:space="preserve">, confirming that new properties command a statistically higher </w:t>
-      </w:r>
-      <w:r>
-        <w:rPr>
-          <w:rFonts w:ascii="Helvetica" w:hAnsi="Helvetica" w:eastAsia="Helvetica"/>
-          <w:b w:val="0"/>
-          <w:i w:val="0"/>
-          <w:color w:val="333333"/>
-          <w:sz w:val="22"/>
-        </w:rPr>
-        <w:t>price profile.</w:t>
-      </w:r>
-    </w:p>
-    <w:p>
-      <w:pPr>
-        <w:autoSpaceDN w:val="0"/>
-        <w:autoSpaceDE w:val="0"/>
-        <w:widowControl/>
-        <w:spacing w:line="352" w:lineRule="exact" w:before="304" w:after="0"/>
-        <w:ind w:left="30" w:right="50" w:firstLine="0"/>
-        <w:jc w:val="both"/>
-      </w:pPr>
-      <w:r>
-        <w:rPr>
-          <w:rFonts w:ascii="Helvetica" w:hAnsi="Helvetica" w:eastAsia="Helvetica"/>
-          <w:b w:val="0"/>
-          <w:i w:val="0"/>
-          <w:color w:val="333333"/>
-          <w:sz w:val="22"/>
-        </w:rPr>
-        <w:t xml:space="preserve">This statistical validation justified our encoding strategy (Ordinal Encoding) in the preprocessing </w:t>
-      </w:r>
-      <w:r>
-        <w:rPr>
-          <w:rFonts w:ascii="Helvetica" w:hAnsi="Helvetica" w:eastAsia="Helvetica"/>
-          <w:b w:val="0"/>
-          <w:i w:val="0"/>
-          <w:color w:val="333333"/>
-          <w:sz w:val="22"/>
-        </w:rPr>
-        <w:t xml:space="preserve">pipeline, allowing tree splits in XGBoost and Random Forest to branch on clean structural age </w:t>
-      </w:r>
-      <w:r>
-        <w:rPr>
-          <w:rFonts w:ascii="Helvetica" w:hAnsi="Helvetica" w:eastAsia="Helvetica"/>
-          <w:b w:val="0"/>
-          <w:i w:val="0"/>
-          <w:color w:val="333333"/>
-          <w:sz w:val="22"/>
-        </w:rPr>
-        <w:t>thresholds.</w:t>
-      </w:r>
-    </w:p>
-    <w:p>
-      <w:pPr>
-        <w:autoSpaceDN w:val="0"/>
-        <w:autoSpaceDE w:val="0"/>
-        <w:widowControl/>
-        <w:spacing w:line="330" w:lineRule="exact" w:before="984" w:after="0"/>
-        <w:ind w:left="30" w:right="0" w:firstLine="0"/>
-        <w:jc w:val="left"/>
-      </w:pPr>
-      <w:r>
-        <w:rPr>
-          <w:rFonts w:ascii="Helvetica" w:hAnsi="Helvetica" w:eastAsia="Helvetica"/>
-          <w:b/>
-          <w:i w:val="0"/>
-          <w:color w:val="1F3A52"/>
-          <w:sz w:val="24"/>
-        </w:rPr>
-        <w:t>3.4 Correlation Analysis</w:t>
-      </w:r>
-    </w:p>
-    <w:p>
-      <w:pPr>
         <w:sectPr>
           <w:pgSz w:w="11906" w:h="16838"/>
-          <w:pgMar w:top="680" w:right="1104" w:bottom="958" w:left="1124" w:header="720" w:footer="720" w:gutter="0"/>
+          <w:pgMar w:top="720" w:right="1134" w:bottom="860" w:left="1154" w:header="720" w:footer="720" w:gutter="0"/>
           <w:cols/>
           <w:docGrid w:linePitch="360"/>
         </w:sectPr>
@@ -5474,9 +4858,9 @@
         <w:autoSpaceDN w:val="0"/>
         <w:autoSpaceDE w:val="0"/>
         <w:widowControl/>
-        <w:spacing w:line="328" w:lineRule="exact" w:before="0" w:after="0"/>
-        <w:ind w:left="0" w:right="0" w:firstLine="0"/>
-        <w:jc w:val="left"/>
+        <w:spacing w:line="344" w:lineRule="exact" w:before="0" w:after="0"/>
+        <w:ind w:left="30" w:right="50" w:firstLine="0"/>
+        <w:jc w:val="both"/>
       </w:pPr>
       <w:r>
         <w:rPr>
@@ -5486,17 +4870,120 @@
           <w:color w:val="333333"/>
           <w:sz w:val="22"/>
         </w:rPr>
-        <w:t xml:space="preserve">A correlation heatmap was created to look at linear relationships between numerical features and </w:t>
-      </w:r>
-      <w:r>
-        <w:rPr>
-          <w:rFonts w:ascii="Helvetica" w:hAnsi="Helvetica" w:eastAsia="Helvetica"/>
-          <w:b w:val="0"/>
-          <w:i w:val="0"/>
-          <w:color w:val="333333"/>
-          <w:sz w:val="22"/>
-        </w:rPr>
-        <w:t>the target variable (see Figure 3).</w:t>
+        <w:t>Applicant area income (</w:t>
+      </w:r>
+      <w:r>
+        <w:rPr>
+          <w:shd w:val="clear" w:color="auto" w:fill="f4f4f4"/>
+          <w:rFonts w:ascii="Courier" w:hAnsi="Courier" w:eastAsia="Courier"/>
+          <w:b w:val="0"/>
+          <w:i w:val="0"/>
+          <w:color w:val="333333"/>
+          <w:sz w:val="19"/>
+        </w:rPr>
+        <w:t>IncomeLevel</w:t>
+      </w:r>
+      <w:r>
+        <w:rPr>
+          <w:rFonts w:ascii="Helvetica" w:hAnsi="Helvetica" w:eastAsia="Helvetica"/>
+          <w:b w:val="0"/>
+          <w:i w:val="0"/>
+          <w:color w:val="333333"/>
+          <w:sz w:val="22"/>
+        </w:rPr>
+        <w:t xml:space="preserve">) showed a right-skewed distribution, indicating that most </w:t>
+      </w:r>
+      <w:r>
+        <w:rPr>
+          <w:rFonts w:ascii="Helvetica" w:hAnsi="Helvetica" w:eastAsia="Helvetica"/>
+          <w:b w:val="0"/>
+          <w:i w:val="0"/>
+          <w:color w:val="333333"/>
+          <w:sz w:val="22"/>
+        </w:rPr>
+        <w:t xml:space="preserve">property neighborhoods belong to middle-income classes, while a few represent high-income </w:t>
+      </w:r>
+      <w:r>
+        <w:rPr>
+          <w:rFonts w:ascii="Helvetica" w:hAnsi="Helvetica" w:eastAsia="Helvetica"/>
+          <w:b w:val="0"/>
+          <w:i w:val="0"/>
+          <w:color w:val="333333"/>
+          <w:sz w:val="22"/>
+        </w:rPr>
+        <w:t>districts. As illustrated in the boxplots (Figure 2), average occupancy (</w:t>
+      </w:r>
+      <w:r>
+        <w:rPr>
+          <w:shd w:val="clear" w:color="auto" w:fill="f4f4f4"/>
+          <w:rFonts w:ascii="Courier" w:hAnsi="Courier" w:eastAsia="Courier"/>
+          <w:b w:val="0"/>
+          <w:i w:val="0"/>
+          <w:color w:val="333333"/>
+          <w:sz w:val="19"/>
+        </w:rPr>
+        <w:t>AvgOccupancy</w:t>
+      </w:r>
+      <w:r>
+        <w:rPr>
+          <w:rFonts w:ascii="Helvetica" w:hAnsi="Helvetica" w:eastAsia="Helvetica"/>
+          <w:b w:val="0"/>
+          <w:i w:val="0"/>
+          <w:color w:val="333333"/>
+          <w:sz w:val="22"/>
+        </w:rPr>
+        <w:t xml:space="preserve">) and rooms </w:t>
+      </w:r>
+      <w:r>
+        <w:rPr>
+          <w:rFonts w:ascii="Helvetica" w:hAnsi="Helvetica" w:eastAsia="Helvetica"/>
+          <w:b w:val="0"/>
+          <w:i w:val="0"/>
+          <w:color w:val="333333"/>
+          <w:sz w:val="22"/>
+        </w:rPr>
+        <w:t>per household (</w:t>
+      </w:r>
+      <w:r>
+        <w:rPr>
+          <w:shd w:val="clear" w:color="auto" w:fill="f4f4f4"/>
+          <w:rFonts w:ascii="Courier" w:hAnsi="Courier" w:eastAsia="Courier"/>
+          <w:b w:val="0"/>
+          <w:i w:val="0"/>
+          <w:color w:val="333333"/>
+          <w:sz w:val="19"/>
+        </w:rPr>
+        <w:t>RoomsPerHousehold</w:t>
+      </w:r>
+      <w:r>
+        <w:rPr>
+          <w:rFonts w:ascii="Helvetica" w:hAnsi="Helvetica" w:eastAsia="Helvetica"/>
+          <w:b w:val="0"/>
+          <w:i w:val="0"/>
+          <w:color w:val="333333"/>
+          <w:sz w:val="22"/>
+        </w:rPr>
+        <w:t xml:space="preserve">) exhibit extreme right-skewed distributions with heavy outlier </w:t>
+      </w:r>
+      <w:r>
+        <w:rPr>
+          <w:rFonts w:ascii="Helvetica" w:hAnsi="Helvetica" w:eastAsia="Helvetica"/>
+          <w:b w:val="0"/>
+          <w:i w:val="0"/>
+          <w:color w:val="333333"/>
+          <w:sz w:val="22"/>
+        </w:rPr>
+        <w:t xml:space="preserve">tails, including extreme single-value spikes (e.g., maximum occupancy values reaching 1,243 and </w:t>
+      </w:r>
+      <w:r>
+        <w:rPr>
+          <w:rFonts w:ascii="Helvetica" w:hAnsi="Helvetica" w:eastAsia="Helvetica"/>
+          <w:b w:val="0"/>
+          <w:i w:val="0"/>
+          <w:color w:val="333333"/>
+          <w:sz w:val="22"/>
+        </w:rPr>
+        <w:t>rooms exceeding 50 per household).</w:t>
       </w:r>
     </w:p>
     <w:p>
@@ -5504,14 +4991,247 @@
         <w:autoSpaceDN w:val="0"/>
         <w:autoSpaceDE w:val="0"/>
         <w:widowControl/>
-        <w:spacing w:line="240" w:lineRule="auto" w:before="432" w:after="0"/>
+        <w:spacing w:line="352" w:lineRule="exact" w:before="304" w:after="0"/>
+        <w:ind w:left="30" w:right="0" w:firstLine="0"/>
+        <w:jc w:val="left"/>
+      </w:pPr>
+      <w:r>
+        <w:rPr>
+          <w:rFonts w:ascii="Helvetica" w:hAnsi="Helvetica" w:eastAsia="Helvetica"/>
+          <w:b w:val="0"/>
+          <w:i w:val="0"/>
+          <w:color w:val="333333"/>
+          <w:sz w:val="22"/>
+        </w:rPr>
+        <w:t>Geographical coordinates (</w:t>
+      </w:r>
+      <w:r>
+        <w:rPr>
+          <w:shd w:val="clear" w:color="auto" w:fill="f4f4f4"/>
+          <w:rFonts w:ascii="Courier" w:hAnsi="Courier" w:eastAsia="Courier"/>
+          <w:b w:val="0"/>
+          <w:i w:val="0"/>
+          <w:color w:val="333333"/>
+          <w:sz w:val="19"/>
+        </w:rPr>
+        <w:t>Latitude</w:t>
+      </w:r>
+      <w:r>
+        <w:rPr>
+          <w:rFonts w:ascii="Helvetica" w:hAnsi="Helvetica" w:eastAsia="Helvetica"/>
+          <w:b w:val="0"/>
+          <w:i w:val="0"/>
+          <w:color w:val="333333"/>
+          <w:sz w:val="22"/>
+        </w:rPr>
+        <w:t xml:space="preserve"> and </w:t>
+      </w:r>
+      <w:r>
+        <w:rPr>
+          <w:shd w:val="clear" w:color="auto" w:fill="f4f4f4"/>
+          <w:rFonts w:ascii="Courier" w:hAnsi="Courier" w:eastAsia="Courier"/>
+          <w:b w:val="0"/>
+          <w:i w:val="0"/>
+          <w:color w:val="333333"/>
+          <w:sz w:val="19"/>
+        </w:rPr>
+        <w:t>Longitude</w:t>
+      </w:r>
+      <w:r>
+        <w:rPr>
+          <w:rFonts w:ascii="Helvetica" w:hAnsi="Helvetica" w:eastAsia="Helvetica"/>
+          <w:b w:val="0"/>
+          <w:i w:val="0"/>
+          <w:color w:val="333333"/>
+          <w:sz w:val="22"/>
+        </w:rPr>
+        <w:t xml:space="preserve">) displayed multi-modal spatial distributions, </w:t>
+      </w:r>
+      <w:r>
+        <w:rPr>
+          <w:rFonts w:ascii="Helvetica" w:hAnsi="Helvetica" w:eastAsia="Helvetica"/>
+          <w:b w:val="0"/>
+          <w:i w:val="0"/>
+          <w:color w:val="333333"/>
+          <w:sz w:val="22"/>
+        </w:rPr>
+        <w:t xml:space="preserve">representing major population and housing clusters (e.g., coastal and metropolitan hubs) with no </w:t>
+      </w:r>
+      <w:r>
+        <w:rPr>
+          <w:rFonts w:ascii="Helvetica" w:hAnsi="Helvetica" w:eastAsia="Helvetica"/>
+          <w:b w:val="0"/>
+          <w:i w:val="0"/>
+          <w:color w:val="333333"/>
+          <w:sz w:val="22"/>
+        </w:rPr>
+        <w:t xml:space="preserve">outlier points. Because of these spatial and skewed patterns, standard linear scaling would be </w:t>
+      </w:r>
+      <w:r>
+        <w:rPr>
+          <w:rFonts w:ascii="Helvetica" w:hAnsi="Helvetica" w:eastAsia="Helvetica"/>
+          <w:b w:val="0"/>
+          <w:i w:val="0"/>
+          <w:color w:val="333333"/>
+          <w:sz w:val="22"/>
+        </w:rPr>
+        <w:t xml:space="preserve">heavily distorted by extreme outliers. This influenced the decision to use robust tree-based </w:t>
+      </w:r>
+      <w:r>
+        <w:rPr>
+          <w:rFonts w:ascii="Helvetica" w:hAnsi="Helvetica" w:eastAsia="Helvetica"/>
+          <w:b w:val="0"/>
+          <w:i w:val="0"/>
+          <w:color w:val="333333"/>
+          <w:sz w:val="22"/>
+        </w:rPr>
+        <w:t xml:space="preserve">ensembles (XGBoost and Random Forest) that are rank-based and invariant to monotonic scale </w:t>
+      </w:r>
+      <w:r>
+        <w:rPr>
+          <w:rFonts w:ascii="Helvetica" w:hAnsi="Helvetica" w:eastAsia="Helvetica"/>
+          <w:b w:val="0"/>
+          <w:i w:val="0"/>
+          <w:color w:val="333333"/>
+          <w:sz w:val="22"/>
+        </w:rPr>
+        <w:t>transformations, making them immune to outlier scaling bias.</w:t>
+      </w:r>
+    </w:p>
+    <w:p>
+      <w:pPr>
+        <w:autoSpaceDN w:val="0"/>
+        <w:autoSpaceDE w:val="0"/>
+        <w:widowControl/>
+        <w:spacing w:line="332" w:lineRule="exact" w:before="982" w:after="0"/>
+        <w:ind w:left="30" w:right="0" w:firstLine="0"/>
+        <w:jc w:val="left"/>
+      </w:pPr>
+      <w:r>
+        <w:rPr>
+          <w:rFonts w:ascii="Helvetica" w:hAnsi="Helvetica" w:eastAsia="Helvetica"/>
+          <w:b/>
+          <w:i w:val="0"/>
+          <w:color w:val="1F3A52"/>
+          <w:sz w:val="24"/>
+        </w:rPr>
+        <w:t>3.3 Categorical and Engineered Feature Analysis</w:t>
+      </w:r>
+    </w:p>
+    <w:p>
+      <w:pPr>
+        <w:autoSpaceDN w:val="0"/>
+        <w:autoSpaceDE w:val="0"/>
+        <w:widowControl/>
+        <w:spacing w:line="352" w:lineRule="exact" w:before="270" w:after="0"/>
+        <w:ind w:left="30" w:right="50" w:firstLine="0"/>
+        <w:jc w:val="both"/>
+      </w:pPr>
+      <w:r>
+        <w:rPr>
+          <w:rFonts w:ascii="Helvetica" w:hAnsi="Helvetica" w:eastAsia="Helvetica"/>
+          <w:b w:val="0"/>
+          <w:i w:val="0"/>
+          <w:color w:val="333333"/>
+          <w:sz w:val="22"/>
+        </w:rPr>
+        <w:t xml:space="preserve">To capture the non-linear depreciation of housing values over time, the numerical feature </w:t>
+      </w:r>
+      <w:r>
+        <w:rPr>
+          <w:shd w:val="clear" w:color="auto" w:fill="f4f4f4"/>
+          <w:rFonts w:ascii="Courier" w:hAnsi="Courier" w:eastAsia="Courier"/>
+          <w:b w:val="0"/>
+          <w:i w:val="0"/>
+          <w:color w:val="333333"/>
+          <w:sz w:val="19"/>
+        </w:rPr>
+        <w:t>PropertyAge</w:t>
+      </w:r>
+      <w:r>
+        <w:rPr>
+          <w:rFonts w:ascii="Helvetica" w:hAnsi="Helvetica" w:eastAsia="Helvetica"/>
+          <w:b w:val="0"/>
+          <w:i w:val="0"/>
+          <w:color w:val="333333"/>
+          <w:sz w:val="22"/>
+        </w:rPr>
+        <w:t xml:space="preserve"> was engineered into a categorical feature (</w:t>
+      </w:r>
+      <w:r>
+        <w:rPr>
+          <w:shd w:val="clear" w:color="auto" w:fill="f4f4f4"/>
+          <w:rFonts w:ascii="Courier" w:hAnsi="Courier" w:eastAsia="Courier"/>
+          <w:b w:val="0"/>
+          <w:i w:val="0"/>
+          <w:color w:val="333333"/>
+          <w:sz w:val="19"/>
+        </w:rPr>
+        <w:t>PropertyAge_bins</w:t>
+      </w:r>
+      <w:r>
+        <w:rPr>
+          <w:rFonts w:ascii="Helvetica" w:hAnsi="Helvetica" w:eastAsia="Helvetica"/>
+          <w:b w:val="0"/>
+          <w:i w:val="0"/>
+          <w:color w:val="333333"/>
+          <w:sz w:val="22"/>
+        </w:rPr>
+        <w:t xml:space="preserve">) using structural age </w:t>
+      </w:r>
+      <w:r>
+        <w:rPr>
+          <w:rFonts w:ascii="Helvetica" w:hAnsi="Helvetica" w:eastAsia="Helvetica"/>
+          <w:b w:val="0"/>
+          <w:i w:val="0"/>
+          <w:color w:val="333333"/>
+          <w:sz w:val="22"/>
+        </w:rPr>
+        <w:t xml:space="preserve">brackets: 'New' ($\le 15$ years), 'Moderate' ($16-35$ years), and 'Old' ($&gt;35$ years) (see Figure </w:t>
+      </w:r>
+      <w:r>
+        <w:rPr>
+          <w:rFonts w:ascii="Helvetica" w:hAnsi="Helvetica" w:eastAsia="Helvetica"/>
+          <w:b w:val="0"/>
+          <w:i w:val="0"/>
+          <w:color w:val="333333"/>
+          <w:sz w:val="22"/>
+        </w:rPr>
+        <w:t>3).</w:t>
+      </w:r>
+    </w:p>
+    <w:p>
+      <w:pPr>
+        <w:sectPr>
+          <w:pgSz w:w="11906" w:h="16838"/>
+          <w:pgMar w:top="680" w:right="1104" w:bottom="1440" w:left="1124" w:header="720" w:footer="720" w:gutter="0"/>
+          <w:cols/>
+          <w:docGrid w:linePitch="360"/>
+        </w:sectPr>
+      </w:pPr>
+    </w:p>
+    <w:p>
+      <w:pPr>
+        <w:autoSpaceDN w:val="0"/>
+        <w:autoSpaceDE w:val="0"/>
+        <w:widowControl/>
+        <w:spacing w:line="220" w:lineRule="exact" w:before="0" w:after="498"/>
+        <w:ind w:left="0" w:right="0"/>
+      </w:pPr>
+    </w:p>
+    <w:p>
+      <w:pPr>
+        <w:autoSpaceDN w:val="0"/>
+        <w:autoSpaceDE w:val="0"/>
+        <w:widowControl/>
+        <w:spacing w:line="240" w:lineRule="auto" w:before="0" w:after="0"/>
         <w:ind w:left="0" w:right="0" w:firstLine="0"/>
         <w:jc w:val="center"/>
       </w:pPr>
       <w:r>
         <w:drawing>
           <wp:inline xmlns:a="http://schemas.openxmlformats.org/drawingml/2006/main" xmlns:pic="http://schemas.openxmlformats.org/drawingml/2006/picture">
-            <wp:extent cx="6094730" cy="5544820"/>
+            <wp:extent cx="6094730" cy="4547870"/>
             <wp:docPr id="3" name="Picture 3"/>
             <wp:cNvGraphicFramePr>
               <a:graphicFrameLocks noChangeAspect="1"/>
@@ -5532,7 +5252,7 @@
                   <pic:spPr>
                     <a:xfrm>
                       <a:off x="0" y="0"/>
-                      <a:ext cx="6094730" cy="5544820"/>
+                      <a:ext cx="6094730" cy="4547870"/>
                     </a:xfrm>
                     <a:prstGeom prst="rect"/>
                   </pic:spPr>
@@ -5549,8 +5269,8 @@
         <w:autoSpaceDE w:val="0"/>
         <w:widowControl/>
         <w:spacing w:line="352" w:lineRule="exact" w:before="176" w:after="0"/>
-        <w:ind w:left="0" w:right="0" w:firstLine="0"/>
-        <w:jc w:val="left"/>
+        <w:ind w:left="30" w:right="50" w:firstLine="0"/>
+        <w:jc w:val="both"/>
       </w:pPr>
       <w:r>
         <w:rPr>
@@ -5560,110 +5280,187 @@
           <w:color w:val="333333"/>
           <w:sz w:val="22"/>
         </w:rPr>
-        <w:t xml:space="preserve">A strong positive correlation was found between </w:t>
-      </w:r>
-      <w:r>
-        <w:rPr>
-          <w:shd w:val="clear" w:color="auto" w:fill="f4f4f4"/>
-          <w:rFonts w:ascii="Courier" w:hAnsi="Courier" w:eastAsia="Courier"/>
-          <w:b w:val="0"/>
-          <w:i w:val="0"/>
-          <w:color w:val="333333"/>
-          <w:sz w:val="19"/>
-        </w:rPr>
-        <w:t>TotalRooms</w:t>
-      </w:r>
-      <w:r>
-        <w:rPr>
-          <w:rFonts w:ascii="Helvetica" w:hAnsi="Helvetica" w:eastAsia="Helvetica"/>
-          <w:b w:val="0"/>
-          <w:i w:val="0"/>
-          <w:color w:val="333333"/>
-          <w:sz w:val="22"/>
-        </w:rPr>
-        <w:t xml:space="preserve"> and </w:t>
-      </w:r>
-      <w:r>
-        <w:rPr>
-          <w:shd w:val="clear" w:color="auto" w:fill="f4f4f4"/>
-          <w:rFonts w:ascii="Courier" w:hAnsi="Courier" w:eastAsia="Courier"/>
-          <w:b w:val="0"/>
-          <w:i w:val="0"/>
-          <w:color w:val="333333"/>
-          <w:sz w:val="19"/>
-        </w:rPr>
-        <w:t>TotalBedrooms</w:t>
-      </w:r>
-      <w:r>
-        <w:rPr>
-          <w:rFonts w:ascii="Helvetica" w:hAnsi="Helvetica" w:eastAsia="Helvetica"/>
-          <w:b w:val="0"/>
-          <w:i w:val="0"/>
-          <w:color w:val="333333"/>
-          <w:sz w:val="22"/>
-        </w:rPr>
-        <w:t xml:space="preserve"> (correlation </w:t>
-      </w:r>
-      <w:r>
-        <w:rPr>
-          <w:rFonts w:ascii="Helvetica" w:hAnsi="Helvetica" w:eastAsia="Helvetica"/>
-          <w:b w:val="0"/>
-          <w:i w:val="0"/>
-          <w:color w:val="333333"/>
-          <w:sz w:val="22"/>
-        </w:rPr>
-        <w:t xml:space="preserve">coefficient </w:t>
-      </w:r>
-      <w:r>
-        <w:rPr>
-          <w:rFonts w:ascii="Symbol" w:hAnsi="Symbol" w:eastAsia="Symbol"/>
-          <w:b w:val="0"/>
-          <w:i w:val="0"/>
-          <w:color w:val="333333"/>
-          <w:sz w:val="22"/>
-        </w:rPr>
-        <w:t>≈</w:t>
-      </w:r>
-      <w:r>
-        <w:rPr>
-          <w:rFonts w:ascii="Helvetica" w:hAnsi="Helvetica" w:eastAsia="Helvetica"/>
-          <w:b w:val="0"/>
-          <w:i w:val="0"/>
-          <w:color w:val="333333"/>
-          <w:sz w:val="22"/>
-        </w:rPr>
-        <w:t xml:space="preserve"> 0.85). In linear models, this causes severe multicollinearity, inflating the variance of </w:t>
-      </w:r>
-      <w:r>
-        <w:rPr>
-          <w:rFonts w:ascii="Helvetica" w:hAnsi="Helvetica" w:eastAsia="Helvetica"/>
-          <w:b w:val="0"/>
-          <w:i w:val="0"/>
-          <w:color w:val="333333"/>
-          <w:sz w:val="22"/>
-        </w:rPr>
-        <w:t xml:space="preserve">regression coefficients and rendering the model unstable. To balance this, we engineered </w:t>
-      </w:r>
-      <w:r>
-        <w:rPr>
-          <w:shd w:val="clear" w:color="auto" w:fill="f4f4f4"/>
-          <w:rFonts w:ascii="Courier" w:hAnsi="Courier" w:eastAsia="Courier"/>
-          <w:b w:val="0"/>
-          <w:i w:val="0"/>
-          <w:color w:val="333333"/>
-          <w:sz w:val="19"/>
-        </w:rPr>
-        <w:t>BedroomsRatio</w:t>
-      </w:r>
-      <w:r>
-        <w:rPr>
-          <w:rFonts w:ascii="Helvetica" w:hAnsi="Helvetica" w:eastAsia="Helvetica"/>
-          <w:b w:val="0"/>
-          <w:i w:val="0"/>
-          <w:color w:val="333333"/>
-          <w:sz w:val="22"/>
-        </w:rPr>
-        <w:t xml:space="preserve"> ($r \approx -0.26$).</w:t>
+        <w:t xml:space="preserve">To mathematically prove that these binned age groups represent statistically distinct house prices, </w:t>
+      </w:r>
+      <w:r>
+        <w:rPr>
+          <w:rFonts w:ascii="Helvetica" w:hAnsi="Helvetica" w:eastAsia="Helvetica"/>
+          <w:b w:val="0"/>
+          <w:i w:val="0"/>
+          <w:color w:val="333333"/>
+          <w:sz w:val="22"/>
+        </w:rPr>
+        <w:t xml:space="preserve">we conducted formal hypothesis testing: * </w:t>
+      </w:r>
+      <w:r>
+        <w:rPr>
+          <w:rFonts w:ascii="Helvetica" w:hAnsi="Helvetica" w:eastAsia="Helvetica"/>
+          <w:b/>
+          <w:i w:val="0"/>
+          <w:color w:val="333333"/>
+          <w:sz w:val="22"/>
+        </w:rPr>
+        <w:t>ANOVA F-Test:</w:t>
+      </w:r>
+      <w:r>
+        <w:rPr>
+          <w:rFonts w:ascii="Helvetica" w:hAnsi="Helvetica" w:eastAsia="Helvetica"/>
+          <w:b w:val="0"/>
+          <w:i w:val="0"/>
+          <w:color w:val="333333"/>
+          <w:sz w:val="22"/>
+        </w:rPr>
+        <w:t xml:space="preserve"> A one-way Analysis of Variance </w:t>
+      </w:r>
+      <w:r>
+        <w:rPr>
+          <w:rFonts w:ascii="Helvetica" w:hAnsi="Helvetica" w:eastAsia="Helvetica"/>
+          <w:b w:val="0"/>
+          <w:i w:val="0"/>
+          <w:color w:val="333333"/>
+          <w:sz w:val="22"/>
+        </w:rPr>
+        <w:t xml:space="preserve">(ANOVA) test across the three age categories resulted in a highly significant </w:t>
+      </w:r>
+      <w:r>
+        <w:rPr>
+          <w:rFonts w:ascii="Helvetica" w:hAnsi="Helvetica" w:eastAsia="Helvetica"/>
+          <w:b/>
+          <w:i w:val="0"/>
+          <w:color w:val="333333"/>
+          <w:sz w:val="22"/>
+        </w:rPr>
+        <w:t xml:space="preserve">F-statistic of 113.82 </w:t>
+      </w:r>
+      <w:r>
+        <w:rPr>
+          <w:rFonts w:ascii="Helvetica" w:hAnsi="Helvetica" w:eastAsia="Helvetica"/>
+          <w:b w:val="0"/>
+          <w:i w:val="0"/>
+          <w:color w:val="333333"/>
+          <w:sz w:val="22"/>
+        </w:rPr>
+        <w:t xml:space="preserve">and a </w:t>
+      </w:r>
+      <w:r>
+        <w:rPr>
+          <w:rFonts w:ascii="Helvetica" w:hAnsi="Helvetica" w:eastAsia="Helvetica"/>
+          <w:b/>
+          <w:i w:val="0"/>
+          <w:color w:val="333333"/>
+          <w:sz w:val="22"/>
+        </w:rPr>
+        <w:t>p-value of 0.0000</w:t>
+      </w:r>
+      <w:r>
+        <w:rPr>
+          <w:rFonts w:ascii="Helvetica" w:hAnsi="Helvetica" w:eastAsia="Helvetica"/>
+          <w:b w:val="0"/>
+          <w:i w:val="0"/>
+          <w:color w:val="333333"/>
+          <w:sz w:val="22"/>
+        </w:rPr>
+        <w:t xml:space="preserve"> ($p &lt; 0.05$). This statistically confirms that the mean housing prices </w:t>
+      </w:r>
+      <w:r>
+        <w:rPr>
+          <w:rFonts w:ascii="Helvetica" w:hAnsi="Helvetica" w:eastAsia="Helvetica"/>
+          <w:b w:val="0"/>
+          <w:i w:val="0"/>
+          <w:color w:val="333333"/>
+          <w:sz w:val="22"/>
+        </w:rPr>
+        <w:t xml:space="preserve">among 'New', 'Moderate', and 'Old' properties are significantly different. * </w:t>
+      </w:r>
+      <w:r>
+        <w:rPr>
+          <w:rFonts w:ascii="Helvetica" w:hAnsi="Helvetica" w:eastAsia="Helvetica"/>
+          <w:b/>
+          <w:i w:val="0"/>
+          <w:color w:val="333333"/>
+          <w:sz w:val="22"/>
+        </w:rPr>
+        <w:t>Student's T-Test:</w:t>
+      </w:r>
+      <w:r>
+        <w:rPr>
+          <w:rFonts w:ascii="Helvetica" w:hAnsi="Helvetica" w:eastAsia="Helvetica"/>
+          <w:b w:val="0"/>
+          <w:i w:val="0"/>
+          <w:color w:val="333333"/>
+          <w:sz w:val="22"/>
+        </w:rPr>
+        <w:t xml:space="preserve"> An </w:t>
+      </w:r>
+      <w:r>
+        <w:rPr>
+          <w:rFonts w:ascii="Helvetica" w:hAnsi="Helvetica" w:eastAsia="Helvetica"/>
+          <w:b w:val="0"/>
+          <w:i w:val="0"/>
+          <w:color w:val="333333"/>
+          <w:sz w:val="22"/>
+        </w:rPr>
+        <w:t xml:space="preserve">independent two-sample t-test between the 'New' and 'Old' property subsets yielded a </w:t>
+      </w:r>
+      <w:r>
+        <w:rPr>
+          <w:rFonts w:ascii="Helvetica" w:hAnsi="Helvetica" w:eastAsia="Helvetica"/>
+          <w:b/>
+          <w:i w:val="0"/>
+          <w:color w:val="333333"/>
+          <w:sz w:val="22"/>
+        </w:rPr>
+        <w:t xml:space="preserve">t-statistic </w:t>
+      </w:r>
+      <w:r>
+        <w:rPr>
+          <w:rFonts w:ascii="Helvetica" w:hAnsi="Helvetica" w:eastAsia="Helvetica"/>
+          <w:b/>
+          <w:i w:val="0"/>
+          <w:color w:val="333333"/>
+          <w:sz w:val="22"/>
+        </w:rPr>
+        <w:t>of 14.85</w:t>
+      </w:r>
+      <w:r>
+        <w:rPr>
+          <w:rFonts w:ascii="Helvetica" w:hAnsi="Helvetica" w:eastAsia="Helvetica"/>
+          <w:b w:val="0"/>
+          <w:i w:val="0"/>
+          <w:color w:val="333333"/>
+          <w:sz w:val="22"/>
+        </w:rPr>
+        <w:t xml:space="preserve"> and a </w:t>
+      </w:r>
+      <w:r>
+        <w:rPr>
+          <w:rFonts w:ascii="Helvetica" w:hAnsi="Helvetica" w:eastAsia="Helvetica"/>
+          <w:b/>
+          <w:i w:val="0"/>
+          <w:color w:val="333333"/>
+          <w:sz w:val="22"/>
+        </w:rPr>
+        <w:t>p-value of 0.0000</w:t>
+      </w:r>
+      <w:r>
+        <w:rPr>
+          <w:rFonts w:ascii="Helvetica" w:hAnsi="Helvetica" w:eastAsia="Helvetica"/>
+          <w:b w:val="0"/>
+          <w:i w:val="0"/>
+          <w:color w:val="333333"/>
+          <w:sz w:val="22"/>
+        </w:rPr>
+        <w:t xml:space="preserve">, confirming that new properties command a statistically higher </w:t>
+      </w:r>
+      <w:r>
+        <w:rPr>
+          <w:rFonts w:ascii="Helvetica" w:hAnsi="Helvetica" w:eastAsia="Helvetica"/>
+          <w:b w:val="0"/>
+          <w:i w:val="0"/>
+          <w:color w:val="333333"/>
+          <w:sz w:val="22"/>
+        </w:rPr>
+        <w:t>price profile.</w:t>
       </w:r>
     </w:p>
     <w:p>
@@ -5672,139 +5469,95 @@
         <w:autoSpaceDE w:val="0"/>
         <w:widowControl/>
         <w:spacing w:line="352" w:lineRule="exact" w:before="304" w:after="0"/>
-        <w:ind w:left="0" w:right="0" w:firstLine="0"/>
+        <w:ind w:left="30" w:right="50" w:firstLine="0"/>
+        <w:jc w:val="both"/>
+      </w:pPr>
+      <w:r>
+        <w:rPr>
+          <w:rFonts w:ascii="Helvetica" w:hAnsi="Helvetica" w:eastAsia="Helvetica"/>
+          <w:b w:val="0"/>
+          <w:i w:val="0"/>
+          <w:color w:val="333333"/>
+          <w:sz w:val="22"/>
+        </w:rPr>
+        <w:t xml:space="preserve">This statistical validation justified our encoding strategy (Ordinal Encoding) in the preprocessing </w:t>
+      </w:r>
+      <w:r>
+        <w:rPr>
+          <w:rFonts w:ascii="Helvetica" w:hAnsi="Helvetica" w:eastAsia="Helvetica"/>
+          <w:b w:val="0"/>
+          <w:i w:val="0"/>
+          <w:color w:val="333333"/>
+          <w:sz w:val="22"/>
+        </w:rPr>
+        <w:t xml:space="preserve">pipeline, allowing tree splits in XGBoost and Random Forest to branch on clean structural age </w:t>
+      </w:r>
+      <w:r>
+        <w:rPr>
+          <w:rFonts w:ascii="Helvetica" w:hAnsi="Helvetica" w:eastAsia="Helvetica"/>
+          <w:b w:val="0"/>
+          <w:i w:val="0"/>
+          <w:color w:val="333333"/>
+          <w:sz w:val="22"/>
+        </w:rPr>
+        <w:t>thresholds.</w:t>
+      </w:r>
+    </w:p>
+    <w:p>
+      <w:pPr>
+        <w:autoSpaceDN w:val="0"/>
+        <w:autoSpaceDE w:val="0"/>
+        <w:widowControl/>
+        <w:spacing w:line="330" w:lineRule="exact" w:before="984" w:after="0"/>
+        <w:ind w:left="30" w:right="0" w:firstLine="0"/>
         <w:jc w:val="left"/>
       </w:pPr>
       <w:r>
         <w:rPr>
           <w:rFonts w:ascii="Helvetica" w:hAnsi="Helvetica" w:eastAsia="Helvetica"/>
-          <w:b w:val="0"/>
-          <w:i w:val="0"/>
-          <w:color w:val="333333"/>
-          <w:sz w:val="22"/>
-        </w:rPr>
-        <w:t xml:space="preserve">Regarding the target variable, </w:t>
-      </w:r>
-      <w:r>
-        <w:rPr>
-          <w:shd w:val="clear" w:color="auto" w:fill="f4f4f4"/>
-          <w:rFonts w:ascii="Courier" w:hAnsi="Courier" w:eastAsia="Courier"/>
-          <w:b w:val="0"/>
-          <w:i w:val="0"/>
-          <w:color w:val="333333"/>
-          <w:sz w:val="19"/>
-        </w:rPr>
-        <w:t>IncomeLevel</w:t>
-      </w:r>
-      <w:r>
-        <w:rPr>
-          <w:rFonts w:ascii="Helvetica" w:hAnsi="Helvetica" w:eastAsia="Helvetica"/>
-          <w:b w:val="0"/>
-          <w:i w:val="0"/>
-          <w:color w:val="333333"/>
-          <w:sz w:val="22"/>
-        </w:rPr>
-        <w:t xml:space="preserve"> showed a strong positive correlation with </w:t>
-      </w:r>
-      <w:r>
-        <w:rPr>
-          <w:shd w:val="clear" w:color="auto" w:fill="f4f4f4"/>
-          <w:rFonts w:ascii="Courier" w:hAnsi="Courier" w:eastAsia="Courier"/>
-          <w:b w:val="0"/>
-          <w:i w:val="0"/>
-          <w:color w:val="333333"/>
-          <w:sz w:val="19"/>
-        </w:rPr>
-        <w:t>TargetPrice</w:t>
-      </w:r>
-      <w:r>
-        <w:rPr>
-          <w:rFonts w:ascii="Helvetica" w:hAnsi="Helvetica" w:eastAsia="Helvetica"/>
-          <w:b w:val="0"/>
-          <w:i w:val="0"/>
-          <w:color w:val="333333"/>
-          <w:sz w:val="22"/>
-        </w:rPr>
-        <w:t xml:space="preserve"> ($r \approx 0.69$), identifying it as the single most predictive feature. Coordinates </w:t>
-      </w:r>
-      <w:r>
-        <w:rPr>
-          <w:shd w:val="clear" w:color="auto" w:fill="f4f4f4"/>
-          <w:rFonts w:ascii="Courier" w:hAnsi="Courier" w:eastAsia="Courier"/>
-          <w:b w:val="0"/>
-          <w:i w:val="0"/>
-          <w:color w:val="333333"/>
-          <w:sz w:val="19"/>
-        </w:rPr>
-        <w:t>Latitude</w:t>
-      </w:r>
-      <w:r>
-        <w:rPr>
-          <w:rFonts w:ascii="Helvetica" w:hAnsi="Helvetica" w:eastAsia="Helvetica"/>
-          <w:b w:val="0"/>
-          <w:i w:val="0"/>
-          <w:color w:val="333333"/>
-          <w:sz w:val="22"/>
-        </w:rPr>
-        <w:t xml:space="preserve"> and </w:t>
-      </w:r>
-      <w:r>
-        <w:rPr>
-          <w:shd w:val="clear" w:color="auto" w:fill="f4f4f4"/>
-          <w:rFonts w:ascii="Courier" w:hAnsi="Courier" w:eastAsia="Courier"/>
-          <w:b w:val="0"/>
-          <w:i w:val="0"/>
-          <w:color w:val="333333"/>
-          <w:sz w:val="19"/>
-        </w:rPr>
-        <w:t>Longitude</w:t>
-      </w:r>
-      <w:r>
-        <w:rPr>
-          <w:rFonts w:ascii="Helvetica" w:hAnsi="Helvetica" w:eastAsia="Helvetica"/>
-          <w:b w:val="0"/>
-          <w:i w:val="0"/>
-          <w:color w:val="333333"/>
-          <w:sz w:val="22"/>
-        </w:rPr>
-        <w:t xml:space="preserve"> showed weak individual linear correlations ($r \approx -0.08$ and $r </w:t>
-      </w:r>
-      <w:r>
-        <w:rPr>
-          <w:rFonts w:ascii="Helvetica" w:hAnsi="Helvetica" w:eastAsia="Helvetica"/>
-          <w:b w:val="0"/>
-          <w:i w:val="0"/>
-          <w:color w:val="333333"/>
-          <w:sz w:val="22"/>
-        </w:rPr>
-        <w:t xml:space="preserve">\approx -0.05$), yet they are highly predictive of house price through geographic interaction. This </w:t>
-      </w:r>
-      <w:r>
-        <w:rPr>
-          <w:rFonts w:ascii="Helvetica" w:hAnsi="Helvetica" w:eastAsia="Helvetica"/>
-          <w:b w:val="0"/>
-          <w:i w:val="0"/>
-          <w:color w:val="333333"/>
-          <w:sz w:val="22"/>
-        </w:rPr>
-        <w:t xml:space="preserve">required using models like XGBoost that split coordinates in multi-dimensional space to capture </w:t>
-      </w:r>
-      <w:r>
-        <w:rPr>
-          <w:rFonts w:ascii="Helvetica" w:hAnsi="Helvetica" w:eastAsia="Helvetica"/>
-          <w:b w:val="0"/>
-          <w:i w:val="0"/>
-          <w:color w:val="333333"/>
-          <w:sz w:val="22"/>
-        </w:rPr>
-        <w:t>localized value groups.</w:t>
+          <w:b/>
+          <w:i w:val="0"/>
+          <w:color w:val="1F3A52"/>
+          <w:sz w:val="24"/>
+        </w:rPr>
+        <w:t>3.4 Correlation Analysis</w:t>
+      </w:r>
+    </w:p>
+    <w:p>
+      <w:pPr>
+        <w:autoSpaceDN w:val="0"/>
+        <w:autoSpaceDE w:val="0"/>
+        <w:widowControl/>
+        <w:spacing w:line="352" w:lineRule="exact" w:before="270" w:after="0"/>
+        <w:ind w:left="30" w:right="0" w:firstLine="0"/>
+        <w:jc w:val="left"/>
+      </w:pPr>
+      <w:r>
+        <w:rPr>
+          <w:rFonts w:ascii="Helvetica" w:hAnsi="Helvetica" w:eastAsia="Helvetica"/>
+          <w:b w:val="0"/>
+          <w:i w:val="0"/>
+          <w:color w:val="333333"/>
+          <w:sz w:val="22"/>
+        </w:rPr>
+        <w:t xml:space="preserve">A correlation heatmap was created to look at linear relationships between numerical features and </w:t>
+      </w:r>
+      <w:r>
+        <w:rPr>
+          <w:rFonts w:ascii="Helvetica" w:hAnsi="Helvetica" w:eastAsia="Helvetica"/>
+          <w:b w:val="0"/>
+          <w:i w:val="0"/>
+          <w:color w:val="333333"/>
+          <w:sz w:val="22"/>
+        </w:rPr>
+        <w:t>the target variable (see Figure 4).</w:t>
       </w:r>
     </w:p>
     <w:p>
       <w:pPr>
         <w:sectPr>
           <w:pgSz w:w="11906" w:h="16838"/>
-          <w:pgMar w:top="680" w:right="1134" w:bottom="830" w:left="1154" w:header="720" w:footer="720" w:gutter="0"/>
+          <w:pgMar w:top="720" w:right="1104" w:bottom="798" w:left="1124" w:header="720" w:footer="720" w:gutter="0"/>
           <w:cols/>
           <w:docGrid w:linePitch="360"/>
         </w:sectPr>
@@ -5815,7 +5568,7 @@
         <w:autoSpaceDN w:val="0"/>
         <w:autoSpaceDE w:val="0"/>
         <w:widowControl/>
-        <w:spacing w:line="220" w:lineRule="exact" w:before="0" w:after="494"/>
+        <w:spacing w:line="220" w:lineRule="exact" w:before="0" w:after="498"/>
         <w:ind w:left="0" w:right="0"/>
       </w:pPr>
     </w:p>
@@ -5824,7 +5577,327 @@
         <w:autoSpaceDN w:val="0"/>
         <w:autoSpaceDE w:val="0"/>
         <w:widowControl/>
-        <w:spacing w:line="332" w:lineRule="exact" w:before="384" w:after="0"/>
+        <w:spacing w:line="240" w:lineRule="auto" w:before="0" w:after="0"/>
+        <w:ind w:left="0" w:right="0" w:firstLine="0"/>
+        <w:jc w:val="center"/>
+      </w:pPr>
+      <w:r>
+        <w:drawing>
+          <wp:inline xmlns:a="http://schemas.openxmlformats.org/drawingml/2006/main" xmlns:pic="http://schemas.openxmlformats.org/drawingml/2006/picture">
+            <wp:extent cx="6094730" cy="5544820"/>
+            <wp:docPr id="4" name="Picture 4"/>
+            <wp:cNvGraphicFramePr>
+              <a:graphicFrameLocks noChangeAspect="1"/>
+            </wp:cNvGraphicFramePr>
+            <a:graphic>
+              <a:graphicData uri="http://schemas.openxmlformats.org/drawingml/2006/picture">
+                <pic:pic>
+                  <pic:nvPicPr>
+                    <pic:cNvPr id="0" name="image.png"/>
+                    <pic:cNvPicPr/>
+                  </pic:nvPicPr>
+                  <pic:blipFill>
+                    <a:blip r:embed="rId12"/>
+                    <a:stretch>
+                      <a:fillRect/>
+                    </a:stretch>
+                  </pic:blipFill>
+                  <pic:spPr>
+                    <a:xfrm>
+                      <a:off x="0" y="0"/>
+                      <a:ext cx="6094730" cy="5544820"/>
+                    </a:xfrm>
+                    <a:prstGeom prst="rect"/>
+                  </pic:spPr>
+                </pic:pic>
+              </a:graphicData>
+            </a:graphic>
+          </wp:inline>
+        </w:drawing>
+      </w:r>
+    </w:p>
+    <w:p>
+      <w:pPr>
+        <w:autoSpaceDN w:val="0"/>
+        <w:autoSpaceDE w:val="0"/>
+        <w:widowControl/>
+        <w:spacing w:line="352" w:lineRule="exact" w:before="176" w:after="0"/>
+        <w:ind w:left="30" w:right="0" w:firstLine="0"/>
+        <w:jc w:val="left"/>
+      </w:pPr>
+      <w:r>
+        <w:rPr>
+          <w:rFonts w:ascii="Helvetica" w:hAnsi="Helvetica" w:eastAsia="Helvetica"/>
+          <w:b w:val="0"/>
+          <w:i w:val="0"/>
+          <w:color w:val="333333"/>
+          <w:sz w:val="22"/>
+        </w:rPr>
+        <w:t xml:space="preserve">A strong positive correlation was found between </w:t>
+      </w:r>
+      <w:r>
+        <w:rPr>
+          <w:shd w:val="clear" w:color="auto" w:fill="f4f4f4"/>
+          <w:rFonts w:ascii="Courier" w:hAnsi="Courier" w:eastAsia="Courier"/>
+          <w:b w:val="0"/>
+          <w:i w:val="0"/>
+          <w:color w:val="333333"/>
+          <w:sz w:val="19"/>
+        </w:rPr>
+        <w:t>TotalRooms</w:t>
+      </w:r>
+      <w:r>
+        <w:rPr>
+          <w:rFonts w:ascii="Helvetica" w:hAnsi="Helvetica" w:eastAsia="Helvetica"/>
+          <w:b w:val="0"/>
+          <w:i w:val="0"/>
+          <w:color w:val="333333"/>
+          <w:sz w:val="22"/>
+        </w:rPr>
+        <w:t xml:space="preserve"> and </w:t>
+      </w:r>
+      <w:r>
+        <w:rPr>
+          <w:shd w:val="clear" w:color="auto" w:fill="f4f4f4"/>
+          <w:rFonts w:ascii="Courier" w:hAnsi="Courier" w:eastAsia="Courier"/>
+          <w:b w:val="0"/>
+          <w:i w:val="0"/>
+          <w:color w:val="333333"/>
+          <w:sz w:val="19"/>
+        </w:rPr>
+        <w:t>TotalBedrooms</w:t>
+      </w:r>
+      <w:r>
+        <w:rPr>
+          <w:rFonts w:ascii="Helvetica" w:hAnsi="Helvetica" w:eastAsia="Helvetica"/>
+          <w:b w:val="0"/>
+          <w:i w:val="0"/>
+          <w:color w:val="333333"/>
+          <w:sz w:val="22"/>
+        </w:rPr>
+        <w:t xml:space="preserve"> (correlation </w:t>
+      </w:r>
+      <w:r>
+        <w:rPr>
+          <w:rFonts w:ascii="Helvetica" w:hAnsi="Helvetica" w:eastAsia="Helvetica"/>
+          <w:b w:val="0"/>
+          <w:i w:val="0"/>
+          <w:color w:val="333333"/>
+          <w:sz w:val="22"/>
+        </w:rPr>
+        <w:t xml:space="preserve">coefficient </w:t>
+      </w:r>
+      <w:r>
+        <w:rPr>
+          <w:rFonts w:ascii="Symbol" w:hAnsi="Symbol" w:eastAsia="Symbol"/>
+          <w:b w:val="0"/>
+          <w:i w:val="0"/>
+          <w:color w:val="333333"/>
+          <w:sz w:val="22"/>
+        </w:rPr>
+        <w:t>≈</w:t>
+      </w:r>
+      <w:r>
+        <w:rPr>
+          <w:rFonts w:ascii="Helvetica" w:hAnsi="Helvetica" w:eastAsia="Helvetica"/>
+          <w:b w:val="0"/>
+          <w:i w:val="0"/>
+          <w:color w:val="333333"/>
+          <w:sz w:val="22"/>
+        </w:rPr>
+        <w:t xml:space="preserve"> 0.85). In linear models, this causes severe multicollinearity, inflating the variance of </w:t>
+      </w:r>
+      <w:r>
+        <w:rPr>
+          <w:rFonts w:ascii="Helvetica" w:hAnsi="Helvetica" w:eastAsia="Helvetica"/>
+          <w:b w:val="0"/>
+          <w:i w:val="0"/>
+          <w:color w:val="333333"/>
+          <w:sz w:val="22"/>
+        </w:rPr>
+        <w:t xml:space="preserve">regression coefficients and rendering the model unstable. To balance this, we engineered </w:t>
+      </w:r>
+      <w:r>
+        <w:rPr>
+          <w:shd w:val="clear" w:color="auto" w:fill="f4f4f4"/>
+          <w:rFonts w:ascii="Courier" w:hAnsi="Courier" w:eastAsia="Courier"/>
+          <w:b w:val="0"/>
+          <w:i w:val="0"/>
+          <w:color w:val="333333"/>
+          <w:sz w:val="19"/>
+        </w:rPr>
+        <w:t>BedroomsRatio</w:t>
+      </w:r>
+      <w:r>
+        <w:rPr>
+          <w:rFonts w:ascii="Helvetica" w:hAnsi="Helvetica" w:eastAsia="Helvetica"/>
+          <w:b w:val="0"/>
+          <w:i w:val="0"/>
+          <w:color w:val="333333"/>
+          <w:sz w:val="22"/>
+        </w:rPr>
+        <w:t xml:space="preserve"> ($r \approx -0.26$).</w:t>
+      </w:r>
+    </w:p>
+    <w:p>
+      <w:pPr>
+        <w:autoSpaceDN w:val="0"/>
+        <w:autoSpaceDE w:val="0"/>
+        <w:widowControl/>
+        <w:spacing w:line="352" w:lineRule="exact" w:before="304" w:after="0"/>
+        <w:ind w:left="30" w:right="0" w:firstLine="0"/>
+        <w:jc w:val="left"/>
+      </w:pPr>
+      <w:r>
+        <w:rPr>
+          <w:rFonts w:ascii="Helvetica" w:hAnsi="Helvetica" w:eastAsia="Helvetica"/>
+          <w:b w:val="0"/>
+          <w:i w:val="0"/>
+          <w:color w:val="333333"/>
+          <w:sz w:val="22"/>
+        </w:rPr>
+        <w:t xml:space="preserve">Regarding the target variable, </w:t>
+      </w:r>
+      <w:r>
+        <w:rPr>
+          <w:shd w:val="clear" w:color="auto" w:fill="f4f4f4"/>
+          <w:rFonts w:ascii="Courier" w:hAnsi="Courier" w:eastAsia="Courier"/>
+          <w:b w:val="0"/>
+          <w:i w:val="0"/>
+          <w:color w:val="333333"/>
+          <w:sz w:val="19"/>
+        </w:rPr>
+        <w:t>IncomeLevel</w:t>
+      </w:r>
+      <w:r>
+        <w:rPr>
+          <w:rFonts w:ascii="Helvetica" w:hAnsi="Helvetica" w:eastAsia="Helvetica"/>
+          <w:b w:val="0"/>
+          <w:i w:val="0"/>
+          <w:color w:val="333333"/>
+          <w:sz w:val="22"/>
+        </w:rPr>
+        <w:t xml:space="preserve"> showed a strong positive correlation with </w:t>
+      </w:r>
+      <w:r>
+        <w:rPr>
+          <w:shd w:val="clear" w:color="auto" w:fill="f4f4f4"/>
+          <w:rFonts w:ascii="Courier" w:hAnsi="Courier" w:eastAsia="Courier"/>
+          <w:b w:val="0"/>
+          <w:i w:val="0"/>
+          <w:color w:val="333333"/>
+          <w:sz w:val="19"/>
+        </w:rPr>
+        <w:t>TargetPrice</w:t>
+      </w:r>
+      <w:r>
+        <w:rPr>
+          <w:rFonts w:ascii="Helvetica" w:hAnsi="Helvetica" w:eastAsia="Helvetica"/>
+          <w:b w:val="0"/>
+          <w:i w:val="0"/>
+          <w:color w:val="333333"/>
+          <w:sz w:val="22"/>
+        </w:rPr>
+        <w:t xml:space="preserve"> ($r \approx 0.69$), identifying it as the single most predictive feature. Coordinates </w:t>
+      </w:r>
+      <w:r>
+        <w:rPr>
+          <w:shd w:val="clear" w:color="auto" w:fill="f4f4f4"/>
+          <w:rFonts w:ascii="Courier" w:hAnsi="Courier" w:eastAsia="Courier"/>
+          <w:b w:val="0"/>
+          <w:i w:val="0"/>
+          <w:color w:val="333333"/>
+          <w:sz w:val="19"/>
+        </w:rPr>
+        <w:t>Latitude</w:t>
+      </w:r>
+      <w:r>
+        <w:rPr>
+          <w:rFonts w:ascii="Helvetica" w:hAnsi="Helvetica" w:eastAsia="Helvetica"/>
+          <w:b w:val="0"/>
+          <w:i w:val="0"/>
+          <w:color w:val="333333"/>
+          <w:sz w:val="22"/>
+        </w:rPr>
+        <w:t xml:space="preserve"> and </w:t>
+      </w:r>
+      <w:r>
+        <w:rPr>
+          <w:shd w:val="clear" w:color="auto" w:fill="f4f4f4"/>
+          <w:rFonts w:ascii="Courier" w:hAnsi="Courier" w:eastAsia="Courier"/>
+          <w:b w:val="0"/>
+          <w:i w:val="0"/>
+          <w:color w:val="333333"/>
+          <w:sz w:val="19"/>
+        </w:rPr>
+        <w:t>Longitude</w:t>
+      </w:r>
+      <w:r>
+        <w:rPr>
+          <w:rFonts w:ascii="Helvetica" w:hAnsi="Helvetica" w:eastAsia="Helvetica"/>
+          <w:b w:val="0"/>
+          <w:i w:val="0"/>
+          <w:color w:val="333333"/>
+          <w:sz w:val="22"/>
+        </w:rPr>
+        <w:t xml:space="preserve"> showed weak individual linear correlations ($r \approx -0.08$ and $r </w:t>
+      </w:r>
+      <w:r>
+        <w:rPr>
+          <w:rFonts w:ascii="Helvetica" w:hAnsi="Helvetica" w:eastAsia="Helvetica"/>
+          <w:b w:val="0"/>
+          <w:i w:val="0"/>
+          <w:color w:val="333333"/>
+          <w:sz w:val="22"/>
+        </w:rPr>
+        <w:t xml:space="preserve">\approx -0.05$), yet they are highly predictive of house price through geographic interaction. This </w:t>
+      </w:r>
+      <w:r>
+        <w:rPr>
+          <w:rFonts w:ascii="Helvetica" w:hAnsi="Helvetica" w:eastAsia="Helvetica"/>
+          <w:b w:val="0"/>
+          <w:i w:val="0"/>
+          <w:color w:val="333333"/>
+          <w:sz w:val="22"/>
+        </w:rPr>
+        <w:t xml:space="preserve">required using models like XGBoost that split coordinates in multi-dimensional space to capture </w:t>
+      </w:r>
+      <w:r>
+        <w:rPr>
+          <w:rFonts w:ascii="Helvetica" w:hAnsi="Helvetica" w:eastAsia="Helvetica"/>
+          <w:b w:val="0"/>
+          <w:i w:val="0"/>
+          <w:color w:val="333333"/>
+          <w:sz w:val="22"/>
+        </w:rPr>
+        <w:t>localized value groups.</w:t>
+      </w:r>
+    </w:p>
+    <w:p>
+      <w:pPr>
+        <w:sectPr>
+          <w:pgSz w:w="11906" w:h="16838"/>
+          <w:pgMar w:top="720" w:right="1104" w:bottom="1024" w:left="1124" w:header="720" w:footer="720" w:gutter="0"/>
+          <w:cols/>
+          <w:docGrid w:linePitch="360"/>
+        </w:sectPr>
+      </w:pPr>
+    </w:p>
+    <w:p>
+      <w:pPr>
+        <w:autoSpaceDN w:val="0"/>
+        <w:autoSpaceDE w:val="0"/>
+        <w:widowControl/>
+        <w:spacing w:line="220" w:lineRule="exact" w:before="0" w:after="456"/>
+        <w:ind w:left="0" w:right="0"/>
+      </w:pPr>
+    </w:p>
+    <w:p>
+      <w:pPr>
+        <w:autoSpaceDN w:val="0"/>
+        <w:autoSpaceDE w:val="0"/>
+        <w:widowControl/>
+        <w:spacing w:line="332" w:lineRule="exact" w:before="0" w:after="0"/>
         <w:ind w:left="30" w:right="0" w:firstLine="0"/>
         <w:jc w:val="left"/>
       </w:pPr>
@@ -6358,9 +6431,68 @@
     </w:p>
     <w:p>
       <w:pPr>
+        <w:autoSpaceDN w:val="0"/>
+        <w:tabs>
+          <w:tab w:pos="660" w:val="left"/>
+        </w:tabs>
+        <w:autoSpaceDE w:val="0"/>
+        <w:widowControl/>
+        <w:spacing w:line="352" w:lineRule="exact" w:before="150" w:after="0"/>
+        <w:ind w:left="330" w:right="0" w:firstLine="0"/>
+        <w:jc w:val="left"/>
+      </w:pPr>
+      <w:r>
+        <w:rPr>
+          <w:rFonts w:ascii="Helvetica" w:hAnsi="Helvetica" w:eastAsia="Helvetica"/>
+          <w:b w:val="0"/>
+          <w:i w:val="0"/>
+          <w:color w:val="333333"/>
+          <w:sz w:val="22"/>
+        </w:rPr>
+        <w:t>•</w:t>
+      </w:r>
+      <w:r>
+        <w:tab/>
+      </w:r>
+      <w:r>
+        <w:rPr>
+          <w:rFonts w:ascii="Helvetica" w:hAnsi="Helvetica" w:eastAsia="Helvetica"/>
+          <w:b/>
+          <w:i w:val="0"/>
+          <w:color w:val="333333"/>
+          <w:sz w:val="22"/>
+        </w:rPr>
+        <w:t>Random Forest:</w:t>
+      </w:r>
+      <w:r>
+        <w:rPr>
+          <w:rFonts w:ascii="Helvetica" w:hAnsi="Helvetica" w:eastAsia="Helvetica"/>
+          <w:b w:val="0"/>
+          <w:i w:val="0"/>
+          <w:color w:val="333333"/>
+          <w:sz w:val="22"/>
+        </w:rPr>
+        <w:t xml:space="preserve"> Averages many independent decision trees. By introducing randomness </w:t>
+      </w:r>
+      <w:r>
+        <w:tab/>
+      </w:r>
+      <w:r>
+        <w:rPr>
+          <w:rFonts w:ascii="Helvetica" w:hAnsi="Helvetica" w:eastAsia="Helvetica"/>
+          <w:b w:val="0"/>
+          <w:i w:val="0"/>
+          <w:color w:val="333333"/>
+          <w:sz w:val="22"/>
+        </w:rPr>
+        <w:t>during tree splitting, it reduces variance, increases stability, and provides robust predictions.</w:t>
+      </w:r>
+    </w:p>
+    <w:p>
+      <w:pPr>
         <w:sectPr>
           <w:pgSz w:w="11906" w:h="16838"/>
-          <w:pgMar w:top="714" w:right="1104" w:bottom="1160" w:left="1124" w:header="720" w:footer="720" w:gutter="0"/>
+          <w:pgMar w:top="676" w:right="1104" w:bottom="962" w:left="1124" w:header="720" w:footer="720" w:gutter="0"/>
           <w:cols/>
           <w:docGrid w:linePitch="360"/>
         </w:sectPr>
@@ -6383,66 +6515,7 @@
         </w:tabs>
         <w:autoSpaceDE w:val="0"/>
         <w:widowControl/>
-        <w:spacing w:line="328" w:lineRule="exact" w:before="0" w:after="0"/>
-        <w:ind w:left="330" w:right="0" w:firstLine="0"/>
-        <w:jc w:val="left"/>
-      </w:pPr>
-      <w:r>
-        <w:rPr>
-          <w:rFonts w:ascii="Helvetica" w:hAnsi="Helvetica" w:eastAsia="Helvetica"/>
-          <w:b w:val="0"/>
-          <w:i w:val="0"/>
-          <w:color w:val="333333"/>
-          <w:sz w:val="22"/>
-        </w:rPr>
-        <w:t>•</w:t>
-      </w:r>
-      <w:r>
-        <w:tab/>
-      </w:r>
-      <w:r>
-        <w:rPr>
-          <w:rFonts w:ascii="Helvetica" w:hAnsi="Helvetica" w:eastAsia="Helvetica"/>
-          <w:b/>
-          <w:i w:val="0"/>
-          <w:color w:val="333333"/>
-          <w:sz w:val="22"/>
-        </w:rPr>
-        <w:t>Random Forest:</w:t>
-      </w:r>
-      <w:r>
-        <w:rPr>
-          <w:rFonts w:ascii="Helvetica" w:hAnsi="Helvetica" w:eastAsia="Helvetica"/>
-          <w:b w:val="0"/>
-          <w:i w:val="0"/>
-          <w:color w:val="333333"/>
-          <w:sz w:val="22"/>
-        </w:rPr>
-        <w:t xml:space="preserve"> Averages many independent decision trees. By introducing randomness </w:t>
-      </w:r>
-      <w:r>
-        <w:tab/>
-      </w:r>
-      <w:r>
-        <w:rPr>
-          <w:rFonts w:ascii="Helvetica" w:hAnsi="Helvetica" w:eastAsia="Helvetica"/>
-          <w:b w:val="0"/>
-          <w:i w:val="0"/>
-          <w:color w:val="333333"/>
-          <w:sz w:val="22"/>
-        </w:rPr>
-        <w:t>during tree splitting, it reduces variance, increases stability, and provides robust predictions.</w:t>
-      </w:r>
-    </w:p>
-    <w:p>
-      <w:pPr>
-        <w:autoSpaceDN w:val="0"/>
-        <w:tabs>
-          <w:tab w:pos="660" w:val="left"/>
-        </w:tabs>
-        <w:autoSpaceDE w:val="0"/>
-        <w:widowControl/>
-        <w:spacing w:line="352" w:lineRule="exact" w:before="150" w:after="0"/>
+        <w:spacing w:line="336" w:lineRule="exact" w:before="0" w:after="0"/>
         <w:ind w:left="330" w:right="0" w:firstLine="0"/>
         <w:jc w:val="left"/>
       </w:pPr>
@@ -7584,9 +7657,206 @@
     </w:p>
     <w:p>
       <w:pPr>
+        <w:autoSpaceDN w:val="0"/>
+        <w:tabs>
+          <w:tab w:pos="660" w:val="left"/>
+        </w:tabs>
+        <w:autoSpaceDE w:val="0"/>
+        <w:widowControl/>
+        <w:spacing w:line="352" w:lineRule="exact" w:before="170" w:after="0"/>
+        <w:ind w:left="330" w:right="720" w:firstLine="0"/>
+        <w:jc w:val="left"/>
+      </w:pPr>
+      <w:r>
+        <w:rPr>
+          <w:rFonts w:ascii="Helvetica" w:hAnsi="Helvetica" w:eastAsia="Helvetica"/>
+          <w:b w:val="0"/>
+          <w:i w:val="0"/>
+          <w:color w:val="333333"/>
+          <w:sz w:val="22"/>
+        </w:rPr>
+        <w:t>•</w:t>
+      </w:r>
+      <w:r>
+        <w:tab/>
+      </w:r>
+      <w:r>
+        <w:rPr>
+          <w:rFonts w:ascii="Helvetica" w:hAnsi="Helvetica" w:eastAsia="Helvetica"/>
+          <w:b/>
+          <w:i w:val="0"/>
+          <w:color w:val="333333"/>
+          <w:sz w:val="22"/>
+        </w:rPr>
+        <w:t>Backend (</w:t>
+      </w:r>
+      <w:r>
+        <w:rPr>
+          <w:shd w:val="clear" w:color="auto" w:fill="f4f4f4"/>
+          <w:rFonts w:ascii="Courier" w:hAnsi="Courier" w:eastAsia="Courier"/>
+          <w:b/>
+          <w:i w:val="0"/>
+          <w:color w:val="333333"/>
+          <w:sz w:val="19"/>
+        </w:rPr>
+        <w:t>app.py</w:t>
+      </w:r>
+      <w:r>
+        <w:rPr>
+          <w:rFonts w:ascii="Helvetica" w:hAnsi="Helvetica" w:eastAsia="Helvetica"/>
+          <w:b/>
+          <w:i w:val="0"/>
+          <w:color w:val="333333"/>
+          <w:sz w:val="22"/>
+        </w:rPr>
+        <w:t>):</w:t>
+      </w:r>
+      <w:r>
+        <w:rPr>
+          <w:rFonts w:ascii="Helvetica" w:hAnsi="Helvetica" w:eastAsia="Helvetica"/>
+          <w:b w:val="0"/>
+          <w:i w:val="0"/>
+          <w:color w:val="333333"/>
+          <w:sz w:val="22"/>
+        </w:rPr>
+        <w:t xml:space="preserve"> Utilizes Flask. Loads serialized </w:t>
+      </w:r>
+      <w:r>
+        <w:rPr>
+          <w:shd w:val="clear" w:color="auto" w:fill="f4f4f4"/>
+          <w:rFonts w:ascii="Courier" w:hAnsi="Courier" w:eastAsia="Courier"/>
+          <w:b w:val="0"/>
+          <w:i w:val="0"/>
+          <w:color w:val="333333"/>
+          <w:sz w:val="19"/>
+        </w:rPr>
+        <w:t>preprocessor.joblib</w:t>
+      </w:r>
+      <w:r>
+        <w:rPr>
+          <w:rFonts w:ascii="Helvetica" w:hAnsi="Helvetica" w:eastAsia="Helvetica"/>
+          <w:b w:val="0"/>
+          <w:i w:val="0"/>
+          <w:color w:val="333333"/>
+          <w:sz w:val="22"/>
+        </w:rPr>
+        <w:t xml:space="preserve">, </w:t>
+      </w:r>
+      <w:r>
+        <w:br/>
+      </w:r>
+      <w:r>
+        <w:tab/>
+      </w:r>
+      <w:r>
+        <w:rPr>
+          <w:shd w:val="clear" w:color="auto" w:fill="f4f4f4"/>
+          <w:rFonts w:ascii="Courier" w:hAnsi="Courier" w:eastAsia="Courier"/>
+          <w:b w:val="0"/>
+          <w:i w:val="0"/>
+          <w:color w:val="333333"/>
+          <w:sz w:val="19"/>
+        </w:rPr>
+        <w:t>linear_regression_model.joblib</w:t>
+      </w:r>
+      <w:r>
+        <w:rPr>
+          <w:rFonts w:ascii="Helvetica" w:hAnsi="Helvetica" w:eastAsia="Helvetica"/>
+          <w:b w:val="0"/>
+          <w:i w:val="0"/>
+          <w:color w:val="333333"/>
+          <w:sz w:val="22"/>
+        </w:rPr>
+        <w:t xml:space="preserve">, </w:t>
+      </w:r>
+      <w:r>
+        <w:rPr>
+          <w:shd w:val="clear" w:color="auto" w:fill="f4f4f4"/>
+          <w:rFonts w:ascii="Courier" w:hAnsi="Courier" w:eastAsia="Courier"/>
+          <w:b w:val="0"/>
+          <w:i w:val="0"/>
+          <w:color w:val="333333"/>
+          <w:sz w:val="19"/>
+        </w:rPr>
+        <w:t>xgboost_model.joblib</w:t>
+      </w:r>
+      <w:r>
+        <w:rPr>
+          <w:rFonts w:ascii="Helvetica" w:hAnsi="Helvetica" w:eastAsia="Helvetica"/>
+          <w:b w:val="0"/>
+          <w:i w:val="0"/>
+          <w:color w:val="333333"/>
+          <w:sz w:val="22"/>
+        </w:rPr>
+        <w:t xml:space="preserve">, and </w:t>
+      </w:r>
+      <w:r>
+        <w:br/>
+      </w:r>
+      <w:r>
+        <w:tab/>
+      </w:r>
+      <w:r>
+        <w:rPr>
+          <w:shd w:val="clear" w:color="auto" w:fill="f4f4f4"/>
+          <w:rFonts w:ascii="Courier" w:hAnsi="Courier" w:eastAsia="Courier"/>
+          <w:b w:val="0"/>
+          <w:i w:val="0"/>
+          <w:color w:val="333333"/>
+          <w:sz w:val="19"/>
+        </w:rPr>
+        <w:t>random_forest_model.joblib</w:t>
+      </w:r>
+      <w:r>
+        <w:rPr>
+          <w:rFonts w:ascii="Helvetica" w:hAnsi="Helvetica" w:eastAsia="Helvetica"/>
+          <w:b w:val="0"/>
+          <w:i w:val="0"/>
+          <w:color w:val="333333"/>
+          <w:sz w:val="22"/>
+        </w:rPr>
+        <w:t xml:space="preserve"> on startup. Serves </w:t>
+      </w:r>
+      <w:r>
+        <w:rPr>
+          <w:shd w:val="clear" w:color="auto" w:fill="f4f4f4"/>
+          <w:rFonts w:ascii="Courier" w:hAnsi="Courier" w:eastAsia="Courier"/>
+          <w:b w:val="0"/>
+          <w:i w:val="0"/>
+          <w:color w:val="333333"/>
+          <w:sz w:val="19"/>
+        </w:rPr>
+        <w:t>/predict</w:t>
+      </w:r>
+      <w:r>
+        <w:rPr>
+          <w:rFonts w:ascii="Helvetica" w:hAnsi="Helvetica" w:eastAsia="Helvetica"/>
+          <w:b w:val="0"/>
+          <w:i w:val="0"/>
+          <w:color w:val="333333"/>
+          <w:sz w:val="22"/>
+        </w:rPr>
+        <w:t xml:space="preserve"> endpoint returning JSON </w:t>
+      </w:r>
+      <w:r>
+        <w:tab/>
+      </w:r>
+      <w:r>
+        <w:rPr>
+          <w:rFonts w:ascii="Helvetica" w:hAnsi="Helvetica" w:eastAsia="Helvetica"/>
+          <w:b w:val="0"/>
+          <w:i w:val="0"/>
+          <w:color w:val="333333"/>
+          <w:sz w:val="22"/>
+        </w:rPr>
+        <w:t>predictions.</w:t>
+      </w:r>
+    </w:p>
+    <w:p>
+      <w:pPr>
         <w:sectPr>
           <w:pgSz w:w="11906" w:h="16838"/>
-          <w:pgMar w:top="680" w:right="1104" w:bottom="1198" w:left="1124" w:header="720" w:footer="720" w:gutter="0"/>
+          <w:pgMar w:top="680" w:right="1104" w:bottom="836" w:left="1124" w:header="720" w:footer="720" w:gutter="0"/>
           <w:cols/>
           <w:docGrid w:linePitch="360"/>
         </w:sectPr>
@@ -7609,8 +7879,8 @@
         </w:tabs>
         <w:autoSpaceDE w:val="0"/>
         <w:widowControl/>
-        <w:spacing w:line="340" w:lineRule="exact" w:before="0" w:after="0"/>
-        <w:ind w:left="330" w:right="720" w:firstLine="0"/>
+        <w:spacing w:line="304" w:lineRule="exact" w:before="0" w:after="0"/>
+        <w:ind w:left="330" w:right="0" w:firstLine="0"/>
         <w:jc w:val="left"/>
       </w:pPr>
       <w:r>
@@ -7634,7 +7904,7 @@
           <w:color w:val="333333"/>
           <w:sz w:val="22"/>
         </w:rPr>
-        <w:t>Backend (</w:t>
+        <w:t>Frontend (</w:t>
       </w:r>
       <w:r>
         <w:rPr>
@@ -7645,7 +7915,7 @@
           <w:color w:val="333333"/>
           <w:sz w:val="19"/>
         </w:rPr>
-        <w:t>app.py</w:t>
+        <w:t>templates/index.html</w:t>
       </w:r>
       <w:r>
         <w:rPr>
@@ -7665,149 +7935,16 @@
           <w:color w:val="333333"/>
           <w:sz w:val="22"/>
         </w:rPr>
-        <w:t xml:space="preserve"> Utilizes Flask. Loads serialized </w:t>
-      </w:r>
-      <w:r>
-        <w:rPr>
-          <w:shd w:val="clear" w:color="auto" w:fill="f4f4f4"/>
-          <w:rFonts w:ascii="Courier" w:hAnsi="Courier" w:eastAsia="Courier"/>
-          <w:b w:val="0"/>
-          <w:i w:val="0"/>
-          <w:color w:val="333333"/>
-          <w:sz w:val="19"/>
-        </w:rPr>
-        <w:t>preprocessor.joblib</w:t>
-      </w:r>
-      <w:r>
-        <w:rPr>
-          <w:rFonts w:ascii="Helvetica" w:hAnsi="Helvetica" w:eastAsia="Helvetica"/>
-          <w:b w:val="0"/>
-          <w:i w:val="0"/>
-          <w:color w:val="333333"/>
-          <w:sz w:val="22"/>
-        </w:rPr>
-        <w:t xml:space="preserve">, </w:t>
-      </w:r>
-      <w:r>
-        <w:br/>
-      </w:r>
-      <w:r>
-        <w:tab/>
-      </w:r>
-      <w:r>
-        <w:rPr>
-          <w:shd w:val="clear" w:color="auto" w:fill="f4f4f4"/>
-          <w:rFonts w:ascii="Courier" w:hAnsi="Courier" w:eastAsia="Courier"/>
-          <w:b w:val="0"/>
-          <w:i w:val="0"/>
-          <w:color w:val="333333"/>
-          <w:sz w:val="19"/>
-        </w:rPr>
-        <w:t>linear_regression_model.joblib</w:t>
-      </w:r>
-      <w:r>
-        <w:rPr>
-          <w:rFonts w:ascii="Helvetica" w:hAnsi="Helvetica" w:eastAsia="Helvetica"/>
-          <w:b w:val="0"/>
-          <w:i w:val="0"/>
-          <w:color w:val="333333"/>
-          <w:sz w:val="22"/>
-        </w:rPr>
-        <w:t xml:space="preserve">, </w:t>
-      </w:r>
-      <w:r>
-        <w:rPr>
-          <w:shd w:val="clear" w:color="auto" w:fill="f4f4f4"/>
-          <w:rFonts w:ascii="Courier" w:hAnsi="Courier" w:eastAsia="Courier"/>
-          <w:b w:val="0"/>
-          <w:i w:val="0"/>
-          <w:color w:val="333333"/>
-          <w:sz w:val="19"/>
-        </w:rPr>
-        <w:t>xgboost_model.joblib</w:t>
-      </w:r>
-      <w:r>
-        <w:rPr>
-          <w:rFonts w:ascii="Helvetica" w:hAnsi="Helvetica" w:eastAsia="Helvetica"/>
-          <w:b w:val="0"/>
-          <w:i w:val="0"/>
-          <w:color w:val="333333"/>
-          <w:sz w:val="22"/>
-        </w:rPr>
-        <w:t xml:space="preserve">, and </w:t>
-      </w:r>
-      <w:r>
-        <w:br/>
-      </w:r>
-      <w:r>
-        <w:tab/>
-      </w:r>
-      <w:r>
-        <w:rPr>
-          <w:shd w:val="clear" w:color="auto" w:fill="f4f4f4"/>
-          <w:rFonts w:ascii="Courier" w:hAnsi="Courier" w:eastAsia="Courier"/>
-          <w:b w:val="0"/>
-          <w:i w:val="0"/>
-          <w:color w:val="333333"/>
-          <w:sz w:val="19"/>
-        </w:rPr>
-        <w:t>random_forest_model.joblib</w:t>
-      </w:r>
-      <w:r>
-        <w:rPr>
-          <w:rFonts w:ascii="Helvetica" w:hAnsi="Helvetica" w:eastAsia="Helvetica"/>
-          <w:b w:val="0"/>
-          <w:i w:val="0"/>
-          <w:color w:val="333333"/>
-          <w:sz w:val="22"/>
-        </w:rPr>
-        <w:t xml:space="preserve"> on startup. Serves </w:t>
-      </w:r>
-      <w:r>
-        <w:rPr>
-          <w:shd w:val="clear" w:color="auto" w:fill="f4f4f4"/>
-          <w:rFonts w:ascii="Courier" w:hAnsi="Courier" w:eastAsia="Courier"/>
-          <w:b w:val="0"/>
-          <w:i w:val="0"/>
-          <w:color w:val="333333"/>
-          <w:sz w:val="19"/>
-        </w:rPr>
-        <w:t>/predict</w:t>
-      </w:r>
-      <w:r>
-        <w:rPr>
-          <w:rFonts w:ascii="Helvetica" w:hAnsi="Helvetica" w:eastAsia="Helvetica"/>
-          <w:b w:val="0"/>
-          <w:i w:val="0"/>
-          <w:color w:val="333333"/>
-          <w:sz w:val="22"/>
-        </w:rPr>
-        <w:t xml:space="preserve"> endpoint returning JSON </w:t>
-      </w:r>
-      <w:r>
-        <w:tab/>
-      </w:r>
-      <w:r>
-        <w:rPr>
-          <w:rFonts w:ascii="Helvetica" w:hAnsi="Helvetica" w:eastAsia="Helvetica"/>
-          <w:b w:val="0"/>
-          <w:i w:val="0"/>
-          <w:color w:val="333333"/>
-          <w:sz w:val="22"/>
-        </w:rPr>
-        <w:t>predictions.</w:t>
+        <w:t xml:space="preserve"> Glassmorphic web panel with Outfit typography and</w:t>
       </w:r>
     </w:p>
     <w:p>
       <w:pPr>
         <w:autoSpaceDN w:val="0"/>
-        <w:tabs>
-          <w:tab w:pos="660" w:val="left"/>
-        </w:tabs>
         <w:autoSpaceDE w:val="0"/>
         <w:widowControl/>
-        <w:spacing w:line="352" w:lineRule="exact" w:before="150" w:after="0"/>
-        <w:ind w:left="330" w:right="288" w:firstLine="0"/>
+        <w:spacing w:line="304" w:lineRule="exact" w:before="40" w:after="0"/>
+        <w:ind w:left="660" w:right="0" w:firstLine="0"/>
         <w:jc w:val="left"/>
       </w:pPr>
       <w:r>
@@ -7818,123 +7955,7 @@
           <w:color w:val="333333"/>
           <w:sz w:val="22"/>
         </w:rPr>
-        <w:t>•</w:t>
-      </w:r>
-      <w:r>
-        <w:tab/>
-      </w:r>
-      <w:r>
-        <w:rPr>
-          <w:rFonts w:ascii="Helvetica" w:hAnsi="Helvetica" w:eastAsia="Helvetica"/>
-          <w:b/>
-          <w:i w:val="0"/>
-          <w:color w:val="333333"/>
-          <w:sz w:val="22"/>
-        </w:rPr>
-        <w:t>Frontend (</w:t>
-      </w:r>
-      <w:r>
-        <w:rPr>
-          <w:shd w:val="clear" w:color="auto" w:fill="f4f4f4"/>
-          <w:rFonts w:ascii="Courier" w:hAnsi="Courier" w:eastAsia="Courier"/>
-          <w:b/>
-          <w:i w:val="0"/>
-          <w:color w:val="333333"/>
-          <w:sz w:val="19"/>
-        </w:rPr>
-        <w:t>templates/index.html</w:t>
-      </w:r>
-      <w:r>
-        <w:rPr>
-          <w:rFonts w:ascii="Helvetica" w:hAnsi="Helvetica" w:eastAsia="Helvetica"/>
-          <w:b/>
-          <w:i w:val="0"/>
-          <w:color w:val="333333"/>
-          <w:sz w:val="22"/>
-        </w:rPr>
-        <w:t>):</w:t>
-      </w:r>
-      <w:r>
-        <w:rPr>
-          <w:rFonts w:ascii="Helvetica" w:hAnsi="Helvetica" w:eastAsia="Helvetica"/>
-          <w:b w:val="0"/>
-          <w:i w:val="0"/>
-          <w:color w:val="333333"/>
-          <w:sz w:val="22"/>
-        </w:rPr>
-        <w:t xml:space="preserve"> Glassmorphic web panel with Outfit typography and </w:t>
-      </w:r>
-      <w:r>
-        <w:tab/>
-      </w:r>
-      <w:r>
-        <w:rPr>
-          <w:rFonts w:ascii="Helvetica" w:hAnsi="Helvetica" w:eastAsia="Helvetica"/>
-          <w:b w:val="0"/>
-          <w:i w:val="0"/>
-          <w:color w:val="333333"/>
-          <w:sz w:val="22"/>
-        </w:rPr>
         <w:t>dynamic dark mode sliders for all 10 features:</w:t>
-      </w:r>
-    </w:p>
-    <w:p>
-      <w:pPr>
-        <w:autoSpaceDN w:val="0"/>
-        <w:tabs>
-          <w:tab w:pos="660" w:val="left"/>
-        </w:tabs>
-        <w:autoSpaceDE w:val="0"/>
-        <w:widowControl/>
-        <w:spacing w:line="352" w:lineRule="exact" w:before="150" w:after="0"/>
-        <w:ind w:left="330" w:right="432" w:firstLine="0"/>
-        <w:jc w:val="left"/>
-      </w:pPr>
-      <w:r>
-        <w:rPr>
-          <w:rFonts w:ascii="Helvetica" w:hAnsi="Helvetica" w:eastAsia="Helvetica"/>
-          <w:b w:val="0"/>
-          <w:i w:val="0"/>
-          <w:color w:val="333333"/>
-          <w:sz w:val="22"/>
-        </w:rPr>
-        <w:t>•</w:t>
-      </w:r>
-      <w:r>
-        <w:tab/>
-      </w:r>
-      <w:r>
-        <w:rPr>
-          <w:rFonts w:ascii="Helvetica" w:hAnsi="Helvetica" w:eastAsia="Helvetica"/>
-          <w:b w:val="0"/>
-          <w:i/>
-          <w:color w:val="333333"/>
-          <w:sz w:val="22"/>
-        </w:rPr>
-        <w:t>Direct sliders:</w:t>
-      </w:r>
-      <w:r>
-        <w:rPr>
-          <w:rFonts w:ascii="Helvetica" w:hAnsi="Helvetica" w:eastAsia="Helvetica"/>
-          <w:b w:val="0"/>
-          <w:i w:val="0"/>
-          <w:color w:val="333333"/>
-          <w:sz w:val="22"/>
-        </w:rPr>
-        <w:t xml:space="preserve"> IncomeLevel, PropertyAge, TotalRooms, TotalBedrooms, AvgOccupancy, </w:t>
-      </w:r>
-      <w:r>
-        <w:tab/>
-      </w:r>
-      <w:r>
-        <w:rPr>
-          <w:rFonts w:ascii="Helvetica" w:hAnsi="Helvetica" w:eastAsia="Helvetica"/>
-          <w:b w:val="0"/>
-          <w:i w:val="0"/>
-          <w:color w:val="333333"/>
-          <w:sz w:val="22"/>
-        </w:rPr>
-        <w:t>RoomsPerHousehold, BedroomsRatio.</w:t>
       </w:r>
     </w:p>
     <w:p>
@@ -7970,17 +7991,37 @@
           <w:color w:val="333333"/>
           <w:sz w:val="22"/>
         </w:rPr>
-        <w:t>Direct inputs:</w:t>
-      </w:r>
-      <w:r>
-        <w:rPr>
-          <w:rFonts w:ascii="Helvetica" w:hAnsi="Helvetica" w:eastAsia="Helvetica"/>
-          <w:b w:val="0"/>
-          <w:i w:val="0"/>
-          <w:color w:val="333333"/>
-          <w:sz w:val="22"/>
-        </w:rPr>
-        <w:t xml:space="preserve"> NeighborhoodPop, Latitude, Longitude.</w:t>
+        <w:t>Direct sliders:</w:t>
+      </w:r>
+      <w:r>
+        <w:rPr>
+          <w:rFonts w:ascii="Helvetica" w:hAnsi="Helvetica" w:eastAsia="Helvetica"/>
+          <w:b w:val="0"/>
+          <w:i w:val="0"/>
+          <w:color w:val="333333"/>
+          <w:sz w:val="22"/>
+        </w:rPr>
+        <w:t xml:space="preserve"> IncomeLevel, PropertyAge, TotalRooms, TotalBedrooms, AvgOccupancy,</w:t>
+      </w:r>
+    </w:p>
+    <w:p>
+      <w:pPr>
+        <w:autoSpaceDN w:val="0"/>
+        <w:autoSpaceDE w:val="0"/>
+        <w:widowControl/>
+        <w:spacing w:line="304" w:lineRule="exact" w:before="48" w:after="0"/>
+        <w:ind w:left="660" w:right="0" w:firstLine="0"/>
+        <w:jc w:val="left"/>
+      </w:pPr>
+      <w:r>
+        <w:rPr>
+          <w:rFonts w:ascii="Helvetica" w:hAnsi="Helvetica" w:eastAsia="Helvetica"/>
+          <w:b w:val="0"/>
+          <w:i w:val="0"/>
+          <w:color w:val="333333"/>
+          <w:sz w:val="22"/>
+        </w:rPr>
+        <w:t>RoomsPerHousehold, BedroomsRatio.</w:t>
       </w:r>
     </w:p>
     <w:p>
@@ -7991,8 +8032,8 @@
         </w:tabs>
         <w:autoSpaceDE w:val="0"/>
         <w:widowControl/>
-        <w:spacing w:line="352" w:lineRule="exact" w:before="150" w:after="0"/>
-        <w:ind w:left="330" w:right="288" w:firstLine="0"/>
+        <w:spacing w:line="304" w:lineRule="exact" w:before="198" w:after="0"/>
+        <w:ind w:left="330" w:right="0" w:firstLine="0"/>
         <w:jc w:val="left"/>
       </w:pPr>
       <w:r>
@@ -8012,15 +8053,68 @@
         <w:rPr>
           <w:rFonts w:ascii="Helvetica" w:hAnsi="Helvetica" w:eastAsia="Helvetica"/>
           <w:b w:val="0"/>
-          <w:i w:val="0"/>
-          <w:color w:val="333333"/>
-          <w:sz w:val="22"/>
-        </w:rPr>
-        <w:t xml:space="preserve">Live updates are sent asynchronously to the backend on slider adjust, updating predicted </w:t>
+          <w:i/>
+          <w:color w:val="333333"/>
+          <w:sz w:val="22"/>
+        </w:rPr>
+        <w:t>Direct inputs:</w:t>
+      </w:r>
+      <w:r>
+        <w:rPr>
+          <w:rFonts w:ascii="Helvetica" w:hAnsi="Helvetica" w:eastAsia="Helvetica"/>
+          <w:b w:val="0"/>
+          <w:i w:val="0"/>
+          <w:color w:val="333333"/>
+          <w:sz w:val="22"/>
+        </w:rPr>
+        <w:t xml:space="preserve"> NeighborhoodPop, Latitude, Longitude.</w:t>
+      </w:r>
+    </w:p>
+    <w:p>
+      <w:pPr>
+        <w:autoSpaceDN w:val="0"/>
+        <w:tabs>
+          <w:tab w:pos="660" w:val="left"/>
+        </w:tabs>
+        <w:autoSpaceDE w:val="0"/>
+        <w:widowControl/>
+        <w:spacing w:line="304" w:lineRule="exact" w:before="198" w:after="0"/>
+        <w:ind w:left="330" w:right="0" w:firstLine="0"/>
+        <w:jc w:val="left"/>
+      </w:pPr>
+      <w:r>
+        <w:rPr>
+          <w:rFonts w:ascii="Helvetica" w:hAnsi="Helvetica" w:eastAsia="Helvetica"/>
+          <w:b w:val="0"/>
+          <w:i w:val="0"/>
+          <w:color w:val="333333"/>
+          <w:sz w:val="22"/>
+        </w:rPr>
+        <w:t>•</w:t>
       </w:r>
       <w:r>
         <w:tab/>
       </w:r>
+      <w:r>
+        <w:rPr>
+          <w:rFonts w:ascii="Helvetica" w:hAnsi="Helvetica" w:eastAsia="Helvetica"/>
+          <w:b w:val="0"/>
+          <w:i w:val="0"/>
+          <w:color w:val="333333"/>
+          <w:sz w:val="22"/>
+        </w:rPr>
+        <w:t>Live updates are sent asynchronously to the backend on slider adjust, updating predicted</w:t>
+      </w:r>
+    </w:p>
+    <w:p>
+      <w:pPr>
+        <w:autoSpaceDN w:val="0"/>
+        <w:autoSpaceDE w:val="0"/>
+        <w:widowControl/>
+        <w:spacing w:line="304" w:lineRule="exact" w:before="48" w:after="0"/>
+        <w:ind w:left="660" w:right="0" w:firstLine="0"/>
+        <w:jc w:val="left"/>
+      </w:pPr>
       <w:r>
         <w:rPr>
           <w:rFonts w:ascii="Helvetica" w:hAnsi="Helvetica" w:eastAsia="Helvetica"/>
@@ -8080,8 +8174,8 @@
         </w:tabs>
         <w:autoSpaceDE w:val="0"/>
         <w:widowControl/>
-        <w:spacing w:line="352" w:lineRule="exact" w:before="170" w:after="0"/>
-        <w:ind w:left="330" w:right="288" w:firstLine="0"/>
+        <w:spacing w:line="304" w:lineRule="exact" w:before="218" w:after="0"/>
+        <w:ind w:left="330" w:right="0" w:firstLine="0"/>
         <w:jc w:val="left"/>
       </w:pPr>
       <w:r>
@@ -8105,24 +8199,38 @@
           <w:color w:val="333333"/>
           <w:sz w:val="22"/>
         </w:rPr>
-        <w:t xml:space="preserve">The Random Forest Regressor is highly suited for real estate valuation. It is robust to </w:t>
-      </w:r>
-      <w:r>
-        <w:tab/>
-      </w:r>
-      <w:r>
-        <w:rPr>
-          <w:rFonts w:ascii="Helvetica" w:hAnsi="Helvetica" w:eastAsia="Helvetica"/>
-          <w:b w:val="0"/>
-          <w:i w:val="0"/>
-          <w:color w:val="333333"/>
-          <w:sz w:val="22"/>
-        </w:rPr>
-        <w:t xml:space="preserve">outliers (which are common in real estate due to luxury housing spikes) and captures the </w:t>
-      </w:r>
-      <w:r>
-        <w:tab/>
-      </w:r>
+        <w:t>The Random Forest Regressor is highly suited for real estate valuation. It is robust to</w:t>
+      </w:r>
+    </w:p>
+    <w:p>
+      <w:pPr>
+        <w:autoSpaceDN w:val="0"/>
+        <w:autoSpaceDE w:val="0"/>
+        <w:widowControl/>
+        <w:spacing w:line="304" w:lineRule="exact" w:before="48" w:after="0"/>
+        <w:ind w:left="660" w:right="0" w:firstLine="0"/>
+        <w:jc w:val="left"/>
+      </w:pPr>
+      <w:r>
+        <w:rPr>
+          <w:rFonts w:ascii="Helvetica" w:hAnsi="Helvetica" w:eastAsia="Helvetica"/>
+          <w:b w:val="0"/>
+          <w:i w:val="0"/>
+          <w:color w:val="333333"/>
+          <w:sz w:val="22"/>
+        </w:rPr>
+        <w:t>outliers (which are common in real estate due to luxury housing spikes) and captures the</w:t>
+      </w:r>
+    </w:p>
+    <w:p>
+      <w:pPr>
+        <w:autoSpaceDN w:val="0"/>
+        <w:autoSpaceDE w:val="0"/>
+        <w:widowControl/>
+        <w:spacing w:line="304" w:lineRule="exact" w:before="48" w:after="0"/>
+        <w:ind w:left="660" w:right="0" w:firstLine="0"/>
+        <w:jc w:val="left"/>
+      </w:pPr>
       <w:r>
         <w:rPr>
           <w:rFonts w:ascii="Helvetica" w:hAnsi="Helvetica" w:eastAsia="Helvetica"/>
@@ -8162,8 +8270,8 @@
         </w:tabs>
         <w:autoSpaceDE w:val="0"/>
         <w:widowControl/>
-        <w:spacing w:line="352" w:lineRule="exact" w:before="170" w:after="0"/>
-        <w:ind w:left="330" w:right="720" w:firstLine="0"/>
+        <w:spacing w:line="304" w:lineRule="exact" w:before="218" w:after="0"/>
+        <w:ind w:left="330" w:right="0" w:firstLine="0"/>
         <w:jc w:val="left"/>
       </w:pPr>
       <w:r>
@@ -8187,11 +8295,18 @@
           <w:color w:val="333333"/>
           <w:sz w:val="22"/>
         </w:rPr>
-        <w:t xml:space="preserve">While Deep Learning (e.g. MLPs) can approximate the spatial price function, it is less </w:t>
-      </w:r>
-      <w:r>
-        <w:tab/>
-      </w:r>
+        <w:t>While Deep Learning (e.g. MLPs) can approximate the spatial price function, it is less</w:t>
+      </w:r>
+    </w:p>
+    <w:p>
+      <w:pPr>
+        <w:autoSpaceDN w:val="0"/>
+        <w:autoSpaceDE w:val="0"/>
+        <w:widowControl/>
+        <w:spacing w:line="304" w:lineRule="exact" w:before="48" w:after="0"/>
+        <w:ind w:left="660" w:right="0" w:firstLine="0"/>
+        <w:jc w:val="left"/>
+      </w:pPr>
       <w:r>
         <w:rPr>
           <w:rFonts w:ascii="Helvetica" w:hAnsi="Helvetica" w:eastAsia="Helvetica"/>
@@ -8211,8 +8326,8 @@
         </w:tabs>
         <w:autoSpaceDE w:val="0"/>
         <w:widowControl/>
-        <w:spacing w:line="352" w:lineRule="exact" w:before="150" w:after="0"/>
-        <w:ind w:left="330" w:right="288" w:firstLine="0"/>
+        <w:spacing w:line="304" w:lineRule="exact" w:before="198" w:after="0"/>
+        <w:ind w:left="330" w:right="0" w:firstLine="0"/>
         <w:jc w:val="left"/>
       </w:pPr>
       <w:r>
@@ -8246,11 +8361,18 @@
           <w:color w:val="333333"/>
           <w:sz w:val="22"/>
         </w:rPr>
-        <w:t xml:space="preserve"> Tabular dataset size (15k rows) is too small to train large network parameters </w:t>
-      </w:r>
-      <w:r>
-        <w:tab/>
-      </w:r>
+        <w:t xml:space="preserve"> Tabular dataset size (15k rows) is too small to train large network parameters</w:t>
+      </w:r>
+    </w:p>
+    <w:p>
+      <w:pPr>
+        <w:autoSpaceDN w:val="0"/>
+        <w:autoSpaceDE w:val="0"/>
+        <w:widowControl/>
+        <w:spacing w:line="304" w:lineRule="exact" w:before="48" w:after="0"/>
+        <w:ind w:left="660" w:right="0" w:firstLine="0"/>
+        <w:jc w:val="left"/>
+      </w:pPr>
       <w:r>
         <w:rPr>
           <w:rFonts w:ascii="Helvetica" w:hAnsi="Helvetica" w:eastAsia="Helvetica"/>
@@ -8270,7 +8392,7 @@
         </w:tabs>
         <w:autoSpaceDE w:val="0"/>
         <w:widowControl/>
-        <w:spacing w:line="352" w:lineRule="exact" w:before="150" w:after="0"/>
+        <w:spacing w:line="304" w:lineRule="exact" w:before="198" w:after="0"/>
         <w:ind w:left="330" w:right="0" w:firstLine="0"/>
         <w:jc w:val="left"/>
       </w:pPr>
@@ -8305,24 +8427,38 @@
           <w:color w:val="333333"/>
           <w:sz w:val="22"/>
         </w:rPr>
-        <w:t xml:space="preserve"> Real estate appraisers require structural rules (e.g., how the bedrooms ratio </w:t>
-      </w:r>
-      <w:r>
-        <w:tab/>
-      </w:r>
-      <w:r>
-        <w:rPr>
-          <w:rFonts w:ascii="Helvetica" w:hAnsi="Helvetica" w:eastAsia="Helvetica"/>
-          <w:b w:val="0"/>
-          <w:i w:val="0"/>
-          <w:color w:val="333333"/>
-          <w:sz w:val="22"/>
-        </w:rPr>
-        <w:t xml:space="preserve">impacts price) which are inspectable in tree splits but completely hidden in deep neural </w:t>
-      </w:r>
-      <w:r>
-        <w:tab/>
-      </w:r>
+        <w:t xml:space="preserve"> Real estate appraisers require structural rules (e.g., how the bedrooms ratio</w:t>
+      </w:r>
+    </w:p>
+    <w:p>
+      <w:pPr>
+        <w:autoSpaceDN w:val="0"/>
+        <w:autoSpaceDE w:val="0"/>
+        <w:widowControl/>
+        <w:spacing w:line="304" w:lineRule="exact" w:before="48" w:after="0"/>
+        <w:ind w:left="0" w:right="0" w:firstLine="0"/>
+        <w:jc w:val="center"/>
+      </w:pPr>
+      <w:r>
+        <w:rPr>
+          <w:rFonts w:ascii="Helvetica" w:hAnsi="Helvetica" w:eastAsia="Helvetica"/>
+          <w:b w:val="0"/>
+          <w:i w:val="0"/>
+          <w:color w:val="333333"/>
+          <w:sz w:val="22"/>
+        </w:rPr>
+        <w:t>impacts price) which are inspectable in tree splits but completely hidden in deep neural</w:t>
+      </w:r>
+    </w:p>
+    <w:p>
+      <w:pPr>
+        <w:autoSpaceDN w:val="0"/>
+        <w:autoSpaceDE w:val="0"/>
+        <w:widowControl/>
+        <w:spacing w:line="304" w:lineRule="exact" w:before="48" w:after="0"/>
+        <w:ind w:left="660" w:right="0" w:firstLine="0"/>
+        <w:jc w:val="left"/>
+      </w:pPr>
       <w:r>
         <w:rPr>
           <w:rFonts w:ascii="Helvetica" w:hAnsi="Helvetica" w:eastAsia="Helvetica"/>
@@ -8356,9 +8492,141 @@
     </w:p>
     <w:p>
       <w:pPr>
+        <w:autoSpaceDN w:val="0"/>
+        <w:tabs>
+          <w:tab w:pos="660" w:val="left"/>
+        </w:tabs>
+        <w:autoSpaceDE w:val="0"/>
+        <w:widowControl/>
+        <w:spacing w:line="304" w:lineRule="exact" w:before="218" w:after="0"/>
+        <w:ind w:left="330" w:right="0" w:firstLine="0"/>
+        <w:jc w:val="left"/>
+      </w:pPr>
+      <w:r>
+        <w:rPr>
+          <w:rFonts w:ascii="Helvetica" w:hAnsi="Helvetica" w:eastAsia="Helvetica"/>
+          <w:b w:val="0"/>
+          <w:i w:val="0"/>
+          <w:color w:val="333333"/>
+          <w:sz w:val="22"/>
+        </w:rPr>
+        <w:t>•</w:t>
+      </w:r>
+      <w:r>
+        <w:tab/>
+      </w:r>
+      <w:r>
+        <w:rPr>
+          <w:rFonts w:ascii="Helvetica" w:hAnsi="Helvetica" w:eastAsia="Helvetica"/>
+          <w:b/>
+          <w:i w:val="0"/>
+          <w:color w:val="333333"/>
+          <w:sz w:val="22"/>
+        </w:rPr>
+        <w:t>Temporal Shift:</w:t>
+      </w:r>
+      <w:r>
+        <w:rPr>
+          <w:rFonts w:ascii="Helvetica" w:hAnsi="Helvetica" w:eastAsia="Helvetica"/>
+          <w:b w:val="0"/>
+          <w:i w:val="0"/>
+          <w:color w:val="333333"/>
+          <w:sz w:val="22"/>
+        </w:rPr>
+        <w:t xml:space="preserve"> The model does not include time metrics. Inflation, interest rates, and</w:t>
+      </w:r>
+    </w:p>
+    <w:p>
+      <w:pPr>
+        <w:autoSpaceDN w:val="0"/>
+        <w:autoSpaceDE w:val="0"/>
+        <w:widowControl/>
+        <w:spacing w:line="304" w:lineRule="exact" w:before="48" w:after="0"/>
+        <w:ind w:left="660" w:right="0" w:firstLine="0"/>
+        <w:jc w:val="left"/>
+      </w:pPr>
+      <w:r>
+        <w:rPr>
+          <w:rFonts w:ascii="Helvetica" w:hAnsi="Helvetica" w:eastAsia="Helvetica"/>
+          <w:b w:val="0"/>
+          <w:i w:val="0"/>
+          <w:color w:val="333333"/>
+          <w:sz w:val="22"/>
+        </w:rPr>
+        <w:t>seasonal spikes are completely ignored.</w:t>
+      </w:r>
+    </w:p>
+    <w:p>
+      <w:pPr>
+        <w:autoSpaceDN w:val="0"/>
+        <w:tabs>
+          <w:tab w:pos="660" w:val="left"/>
+        </w:tabs>
+        <w:autoSpaceDE w:val="0"/>
+        <w:widowControl/>
+        <w:spacing w:line="304" w:lineRule="exact" w:before="198" w:after="0"/>
+        <w:ind w:left="330" w:right="0" w:firstLine="0"/>
+        <w:jc w:val="left"/>
+      </w:pPr>
+      <w:r>
+        <w:rPr>
+          <w:rFonts w:ascii="Helvetica" w:hAnsi="Helvetica" w:eastAsia="Helvetica"/>
+          <w:b w:val="0"/>
+          <w:i w:val="0"/>
+          <w:color w:val="333333"/>
+          <w:sz w:val="22"/>
+        </w:rPr>
+        <w:t>•</w:t>
+      </w:r>
+      <w:r>
+        <w:tab/>
+      </w:r>
+      <w:r>
+        <w:rPr>
+          <w:rFonts w:ascii="Helvetica" w:hAnsi="Helvetica" w:eastAsia="Helvetica"/>
+          <w:b/>
+          <w:i w:val="0"/>
+          <w:color w:val="333333"/>
+          <w:sz w:val="22"/>
+        </w:rPr>
+        <w:t>Geographical Constraints:</w:t>
+      </w:r>
+      <w:r>
+        <w:rPr>
+          <w:rFonts w:ascii="Helvetica" w:hAnsi="Helvetica" w:eastAsia="Helvetica"/>
+          <w:b w:val="0"/>
+          <w:i w:val="0"/>
+          <w:color w:val="333333"/>
+          <w:sz w:val="22"/>
+        </w:rPr>
+        <w:t xml:space="preserve"> The model is bound to the coordinate boundaries of the </w:t>
+      </w:r>
+    </w:p>
+    <w:p>
+      <w:pPr>
+        <w:autoSpaceDN w:val="0"/>
+        <w:autoSpaceDE w:val="0"/>
+        <w:widowControl/>
+        <w:spacing w:line="304" w:lineRule="exact" w:before="48" w:after="0"/>
+        <w:ind w:left="660" w:right="0" w:firstLine="0"/>
+        <w:jc w:val="left"/>
+      </w:pPr>
+      <w:r>
+        <w:rPr>
+          <w:rFonts w:ascii="Helvetica" w:hAnsi="Helvetica" w:eastAsia="Helvetica"/>
+          <w:b w:val="0"/>
+          <w:i w:val="0"/>
+          <w:color w:val="333333"/>
+          <w:sz w:val="22"/>
+        </w:rPr>
+        <w:t>training dataset. It cannot predict prices for properties outside these geographical</w:t>
+      </w:r>
+    </w:p>
+    <w:p>
+      <w:pPr>
         <w:sectPr>
           <w:pgSz w:w="11906" w:h="16838"/>
-          <w:pgMar w:top="680" w:right="1104" w:bottom="946" w:left="1124" w:header="720" w:footer="720" w:gutter="0"/>
+          <w:pgMar w:top="680" w:right="1104" w:bottom="860" w:left="1124" w:header="720" w:footer="720" w:gutter="0"/>
           <w:cols/>
           <w:docGrid w:linePitch="360"/>
         </w:sectPr>
@@ -8376,123 +8644,12 @@
     <w:p>
       <w:pPr>
         <w:autoSpaceDN w:val="0"/>
-        <w:tabs>
-          <w:tab w:pos="630" w:val="left"/>
-        </w:tabs>
         <w:autoSpaceDE w:val="0"/>
         <w:widowControl/>
-        <w:spacing w:line="328" w:lineRule="exact" w:before="0" w:after="0"/>
-        <w:ind w:left="300" w:right="144" w:firstLine="0"/>
+        <w:spacing w:line="304" w:lineRule="exact" w:before="0" w:after="0"/>
+        <w:ind w:left="630" w:right="0" w:firstLine="0"/>
         <w:jc w:val="left"/>
       </w:pPr>
-      <w:r>
-        <w:rPr>
-          <w:rFonts w:ascii="Helvetica" w:hAnsi="Helvetica" w:eastAsia="Helvetica"/>
-          <w:b w:val="0"/>
-          <w:i w:val="0"/>
-          <w:color w:val="333333"/>
-          <w:sz w:val="22"/>
-        </w:rPr>
-        <w:t>•</w:t>
-      </w:r>
-      <w:r>
-        <w:tab/>
-      </w:r>
-      <w:r>
-        <w:rPr>
-          <w:rFonts w:ascii="Helvetica" w:hAnsi="Helvetica" w:eastAsia="Helvetica"/>
-          <w:b/>
-          <w:i w:val="0"/>
-          <w:color w:val="333333"/>
-          <w:sz w:val="22"/>
-        </w:rPr>
-        <w:t>Temporal Shift:</w:t>
-      </w:r>
-      <w:r>
-        <w:rPr>
-          <w:rFonts w:ascii="Helvetica" w:hAnsi="Helvetica" w:eastAsia="Helvetica"/>
-          <w:b w:val="0"/>
-          <w:i w:val="0"/>
-          <w:color w:val="333333"/>
-          <w:sz w:val="22"/>
-        </w:rPr>
-        <w:t xml:space="preserve"> The model does not include time metrics. Inflation, interest rates, and </w:t>
-      </w:r>
-      <w:r>
-        <w:tab/>
-      </w:r>
-      <w:r>
-        <w:rPr>
-          <w:rFonts w:ascii="Helvetica" w:hAnsi="Helvetica" w:eastAsia="Helvetica"/>
-          <w:b w:val="0"/>
-          <w:i w:val="0"/>
-          <w:color w:val="333333"/>
-          <w:sz w:val="22"/>
-        </w:rPr>
-        <w:t>seasonal spikes are completely ignored.</w:t>
-      </w:r>
-    </w:p>
-    <w:p>
-      <w:pPr>
-        <w:autoSpaceDN w:val="0"/>
-        <w:tabs>
-          <w:tab w:pos="630" w:val="left"/>
-        </w:tabs>
-        <w:autoSpaceDE w:val="0"/>
-        <w:widowControl/>
-        <w:spacing w:line="352" w:lineRule="exact" w:before="150" w:after="0"/>
-        <w:ind w:left="300" w:right="432" w:firstLine="0"/>
-        <w:jc w:val="left"/>
-      </w:pPr>
-      <w:r>
-        <w:rPr>
-          <w:rFonts w:ascii="Helvetica" w:hAnsi="Helvetica" w:eastAsia="Helvetica"/>
-          <w:b w:val="0"/>
-          <w:i w:val="0"/>
-          <w:color w:val="333333"/>
-          <w:sz w:val="22"/>
-        </w:rPr>
-        <w:t>•</w:t>
-      </w:r>
-      <w:r>
-        <w:tab/>
-      </w:r>
-      <w:r>
-        <w:rPr>
-          <w:rFonts w:ascii="Helvetica" w:hAnsi="Helvetica" w:eastAsia="Helvetica"/>
-          <w:b/>
-          <w:i w:val="0"/>
-          <w:color w:val="333333"/>
-          <w:sz w:val="22"/>
-        </w:rPr>
-        <w:t>Geographical Constraints:</w:t>
-      </w:r>
-      <w:r>
-        <w:rPr>
-          <w:rFonts w:ascii="Helvetica" w:hAnsi="Helvetica" w:eastAsia="Helvetica"/>
-          <w:b w:val="0"/>
-          <w:i w:val="0"/>
-          <w:color w:val="333333"/>
-          <w:sz w:val="22"/>
-        </w:rPr>
-        <w:t xml:space="preserve"> The model is bound to the coordinate boundaries of the </w:t>
-      </w:r>
-      <w:r>
-        <w:tab/>
-      </w:r>
-      <w:r>
-        <w:rPr>
-          <w:rFonts w:ascii="Helvetica" w:hAnsi="Helvetica" w:eastAsia="Helvetica"/>
-          <w:b w:val="0"/>
-          <w:i w:val="0"/>
-          <w:color w:val="333333"/>
-          <w:sz w:val="22"/>
-        </w:rPr>
-        <w:t xml:space="preserve">training dataset. It cannot predict prices for properties outside these geographical </w:t>
-      </w:r>
-      <w:r>
-        <w:tab/>
-      </w:r>
       <w:r>
         <w:rPr>
           <w:rFonts w:ascii="Helvetica" w:hAnsi="Helvetica" w:eastAsia="Helvetica"/>
@@ -8532,7 +8689,7 @@
         </w:tabs>
         <w:autoSpaceDE w:val="0"/>
         <w:widowControl/>
-        <w:spacing w:line="352" w:lineRule="exact" w:before="170" w:after="0"/>
+        <w:spacing w:line="304" w:lineRule="exact" w:before="218" w:after="0"/>
         <w:ind w:left="300" w:right="0" w:firstLine="0"/>
         <w:jc w:val="left"/>
       </w:pPr>
@@ -8577,11 +8734,18 @@
           <w:color w:val="333333"/>
           <w:sz w:val="22"/>
         </w:rPr>
-        <w:t xml:space="preserve">. Future </w:t>
-      </w:r>
-      <w:r>
-        <w:tab/>
-      </w:r>
+        <w:t>. Future</w:t>
+      </w:r>
+    </w:p>
+    <w:p>
+      <w:pPr>
+        <w:autoSpaceDN w:val="0"/>
+        <w:autoSpaceDE w:val="0"/>
+        <w:widowControl/>
+        <w:spacing w:line="304" w:lineRule="exact" w:before="48" w:after="0"/>
+        <w:ind w:left="630" w:right="0" w:firstLine="0"/>
+        <w:jc w:val="left"/>
+      </w:pPr>
       <w:r>
         <w:rPr>
           <w:rFonts w:ascii="Helvetica" w:hAnsi="Helvetica" w:eastAsia="Helvetica"/>
@@ -8601,8 +8765,8 @@
         </w:tabs>
         <w:autoSpaceDE w:val="0"/>
         <w:widowControl/>
-        <w:spacing w:line="352" w:lineRule="exact" w:before="150" w:after="0"/>
-        <w:ind w:left="300" w:right="720" w:firstLine="0"/>
+        <w:spacing w:line="304" w:lineRule="exact" w:before="198" w:after="0"/>
+        <w:ind w:left="300" w:right="0" w:firstLine="0"/>
         <w:jc w:val="left"/>
       </w:pPr>
       <w:r>
@@ -8626,11 +8790,18 @@
           <w:color w:val="333333"/>
           <w:sz w:val="22"/>
         </w:rPr>
-        <w:t xml:space="preserve">Incorporate SHAP (Shapley Additive exPlanations) values to provide local feature </w:t>
-      </w:r>
-      <w:r>
-        <w:tab/>
-      </w:r>
+        <w:t>Incorporate SHAP (Shapley Additive exPlanations) values to provide local feature</w:t>
+      </w:r>
+    </w:p>
+    <w:p>
+      <w:pPr>
+        <w:autoSpaceDN w:val="0"/>
+        <w:autoSpaceDE w:val="0"/>
+        <w:widowControl/>
+        <w:spacing w:line="304" w:lineRule="exact" w:before="48" w:after="0"/>
+        <w:ind w:left="630" w:right="0" w:firstLine="0"/>
+        <w:jc w:val="left"/>
+      </w:pPr>
       <w:r>
         <w:rPr>
           <w:rFonts w:ascii="Helvetica" w:hAnsi="Helvetica" w:eastAsia="Helvetica"/>
